--- a/atlas/docs/decisions/counsel_packet/counsel_packet.docx
+++ b/atlas/docs/decisions/counsel_packet/counsel_packet.docx
@@ -2,15 +2,14 @@
 <file path=word/document.xml><?xml version="1.0" encoding="utf-8"?>
 <w:document xmlns:w="http://schemas.openxmlformats.org/wordprocessingml/2006/main" xmlns:m="http://schemas.openxmlformats.org/officeDocument/2006/math" xmlns:r="http://schemas.openxmlformats.org/officeDocument/2006/relationships" xmlns:o="urn:schemas-microsoft-com:office:office" xmlns:v="urn:schemas-microsoft-com:vml" xmlns:w10="urn:schemas-microsoft-com:office:word" xmlns:a="http://schemas.openxmlformats.org/drawingml/2006/main" xmlns:pic="http://schemas.openxmlformats.org/drawingml/2006/picture" xmlns:wp="http://schemas.openxmlformats.org/drawingml/2006/wordprocessingDrawing">
   <w:body>
+    <w:bookmarkStart w:id="14" w:name="X743b251f1e49cda7f47e29b353fb582de7b3ce9"/>
     <w:p>
       <w:pPr>
         <w:pStyle w:val="Heading1"/>
       </w:pPr>
-      <w:bookmarkStart w:id="20" w:name="X743b251f1e49cda7f47e29b353fb582de7b3ce9"/>
       <w:r>
         <w:t xml:space="preserve">Dating Stats Atlas — data licensing and publication review</w:t>
       </w:r>
-      <w:bookmarkEnd w:id="20"/>
     </w:p>
     <w:p>
       <w:pPr>
@@ -19,50 +18,113 @@
       <w:r>
         <w:rPr>
           <w:b/>
+          <w:bCs/>
         </w:rPr>
-        <w:t xml:space="preserve">Prepared for counsel · 12 September 2026 · Nathan, sole founder</w:t>
+        <w:t xml:space="preserve">Prepared for counsel · 24 September 2026 · Nathan, sole founder</w:t>
+      </w:r>
+    </w:p>
+    <w:bookmarkStart w:id="9" w:name="what-we-are-asking-for"/>
+    <w:p>
+      <w:pPr>
+        <w:pStyle w:val="Heading2"/>
+      </w:pPr>
+      <w:r>
+        <w:t xml:space="preserve">What we are asking for</w:t>
       </w:r>
     </w:p>
     <w:p>
       <w:pPr>
-        <w:pStyle w:val="Heading2"/>
-      </w:pPr>
-      <w:bookmarkStart w:id="21" w:name="what-we-are-asking-for"/>
-      <w:r>
-        <w:t xml:space="preserve">What we are asking for</w:t>
-      </w:r>
-      <w:bookmarkEnd w:id="21"/>
+        <w:pStyle w:val="FirstParagraph"/>
+      </w:pPr>
+      <w:r>
+        <w:t xml:space="preserve">A written memo covering (a) whether each data source listed in Part B may be used as</w:t>
+      </w:r>
+      <w:r>
+        <w:t xml:space="preserve"> </w:t>
+      </w:r>
+      <w:r>
+        <w:t xml:space="preserve">described, and on what conditions, and (b) the three analysis questions in Part C that we</w:t>
+      </w:r>
+      <w:r>
+        <w:t xml:space="preserve"> </w:t>
+      </w:r>
+      <w:r>
+        <w:t xml:space="preserve">cannot answer ourselves — our exposure on personalised rankings that use race and</w:t>
+      </w:r>
+      <w:r>
+        <w:t xml:space="preserve"> </w:t>
+      </w:r>
+      <w:r>
+        <w:t xml:space="preserve">ethnicity, both as an optional filter and inside the</w:t>
+      </w:r>
+      <w:r>
+        <w:t xml:space="preserve"> </w:t>
+      </w:r>
+      <w:r>
+        <w:t xml:space="preserve">“chances of matching”</w:t>
+      </w:r>
+      <w:r>
+        <w:t xml:space="preserve"> </w:t>
+      </w:r>
+      <w:r>
+        <w:t xml:space="preserve">figure described</w:t>
+      </w:r>
+      <w:r>
+        <w:t xml:space="preserve"> </w:t>
+      </w:r>
+      <w:r>
+        <w:t xml:space="preserve">in Part A; whether the distinction we draw between publishing a rendered page and</w:t>
+      </w:r>
+      <w:r>
+        <w:t xml:space="preserve"> </w:t>
+      </w:r>
+      <w:r>
+        <w:t xml:space="preserve">distributing data holds up; and what follows from a visitor’s own race or ethnicity, if</w:t>
+      </w:r>
+      <w:r>
+        <w:t xml:space="preserve"> </w:t>
+      </w:r>
+      <w:r>
+        <w:t xml:space="preserve">they choose to give it, travelling in the page address and in a cookie.</w:t>
+      </w:r>
     </w:p>
     <w:p>
       <w:pPr>
-        <w:pStyle w:val="FirstParagraph"/>
-      </w:pPr>
-      <w:r>
-        <w:t xml:space="preserve">A written memo covering (a) whether each data source listed in Part B may be used as</w:t>
-      </w:r>
-      <w:r>
-        <w:t xml:space="preserve"> </w:t>
-      </w:r>
-      <w:r>
-        <w:t xml:space="preserve">described, and on what conditions, and (b) the two analysis questions in Part C that we</w:t>
-      </w:r>
-      <w:r>
-        <w:t xml:space="preserve"> </w:t>
-      </w:r>
-      <w:r>
-        <w:t xml:space="preserve">cannot answer ourselves — our exposure on personalised rankings that include a</w:t>
-      </w:r>
-      <w:r>
-        <w:t xml:space="preserve"> </w:t>
-      </w:r>
-      <w:r>
-        <w:t xml:space="preserve">race/ethnicity filter, and whether the distinction we draw between publishing a rendered</w:t>
-      </w:r>
-      <w:r>
-        <w:t xml:space="preserve"> </w:t>
-      </w:r>
-      <w:r>
-        <w:t xml:space="preserve">page and distributing data holds up.</w:t>
+        <w:pStyle w:val="BodyText"/>
+      </w:pPr>
+      <w:r>
+        <w:t xml:space="preserve">A per-source table of</w:t>
+      </w:r>
+      <w:r>
+        <w:t xml:space="preserve"> </w:t>
+      </w:r>
+      <w:r>
+        <w:rPr>
+          <w:b/>
+          <w:bCs/>
+        </w:rPr>
+        <w:t xml:space="preserve">yes / no / yes-with-conditions</w:t>
+      </w:r>
+      <w:r>
+        <w:t xml:space="preserve">, plus required attribution or</w:t>
+      </w:r>
+      <w:r>
+        <w:t xml:space="preserve"> </w:t>
+      </w:r>
+      <w:r>
+        <w:t xml:space="preserve">disclaimer language, is the most useful form for us: our build system has a typed licence</w:t>
+      </w:r>
+      <w:r>
+        <w:t xml:space="preserve"> </w:t>
+      </w:r>
+      <w:r>
+        <w:t xml:space="preserve">field on every data source and refuses to ship if a source marked non-shippable reaches the</w:t>
+      </w:r>
+      <w:r>
+        <w:t xml:space="preserve"> </w:t>
+      </w:r>
+      <w:r>
+        <w:t xml:space="preserve">published artifact, so your answers get encoded and enforced automatically.</w:t>
       </w:r>
     </w:p>
     <w:p>
@@ -70,7 +132,7 @@
         <w:pStyle w:val="BodyText"/>
       </w:pPr>
       <w:r>
-        <w:t xml:space="preserve">A per-source table of</w:t>
+        <w:t xml:space="preserve">We are</w:t>
       </w:r>
       <w:r>
         <w:t xml:space="preserve"> </w:t>
@@ -78,29 +140,15 @@
       <w:r>
         <w:rPr>
           <w:b/>
+          <w:bCs/>
         </w:rPr>
-        <w:t xml:space="preserve">yes / no / yes-with-conditions</w:t>
-      </w:r>
-      <w:r>
-        <w:t xml:space="preserve">, plus required attribution or</w:t>
-      </w:r>
-      <w:r>
-        <w:t xml:space="preserve"> </w:t>
-      </w:r>
-      <w:r>
-        <w:t xml:space="preserve">disclaimer language, is the most useful form for us: our build system has a typed licence</w:t>
-      </w:r>
-      <w:r>
-        <w:t xml:space="preserve"> </w:t>
-      </w:r>
-      <w:r>
-        <w:t xml:space="preserve">field on every data source and refuses to ship if a source marked non-shippable reaches the</w:t>
-      </w:r>
-      <w:r>
-        <w:t xml:space="preserve"> </w:t>
-      </w:r>
-      <w:r>
-        <w:t xml:space="preserve">published artifact, so your answers get encoded and enforced automatically.</w:t>
+        <w:t xml:space="preserve">not</w:t>
+      </w:r>
+      <w:r>
+        <w:t xml:space="preserve"> </w:t>
+      </w:r>
+      <w:r>
+        <w:t xml:space="preserve">asking about corporate structure, employment, tax, or fundraising.</w:t>
       </w:r>
     </w:p>
     <w:p>
@@ -108,22 +156,89 @@
         <w:pStyle w:val="BodyText"/>
       </w:pPr>
       <w:r>
-        <w:t xml:space="preserve">We are</w:t>
-      </w:r>
-      <w:r>
-        <w:t xml:space="preserve"> </w:t>
-      </w:r>
+        <w:t xml:space="preserve">Attached: dated copies of each source’s licence or terms page, saved on the date shown in</w:t>
+      </w:r>
+      <w:r>
+        <w:t xml:space="preserve"> </w:t>
+      </w:r>
+      <w:r>
+        <w:t xml:space="preserve">each filename.</w:t>
+      </w:r>
+    </w:p>
+    <w:bookmarkEnd w:id="9"/>
+    <w:bookmarkStart w:id="10" w:name="part-a-the-product-in-one-page"/>
+    <w:p>
+      <w:pPr>
+        <w:pStyle w:val="Heading2"/>
+      </w:pPr>
+      <w:r>
+        <w:t xml:space="preserve">Part A — The product, in one page</w:t>
+      </w:r>
+    </w:p>
+    <w:p>
+      <w:pPr>
+        <w:pStyle w:val="FirstParagraph"/>
+      </w:pPr>
       <w:r>
         <w:rPr>
           <w:b/>
+          <w:bCs/>
         </w:rPr>
-        <w:t xml:space="preserve">not</w:t>
-      </w:r>
-      <w:r>
-        <w:t xml:space="preserve"> </w:t>
-      </w:r>
-      <w:r>
-        <w:t xml:space="preserve">asking about corporate structure, employment, tax, or fundraising.</w:t>
+        <w:t xml:space="preserve">What it is.</w:t>
+      </w:r>
+      <w:r>
+        <w:t xml:space="preserve"> </w:t>
+      </w:r>
+      <w:r>
+        <w:t xml:space="preserve">A pre-launch website that estimates, for one person’s stated preferences,</w:t>
+      </w:r>
+      <w:r>
+        <w:t xml:space="preserve"> </w:t>
+      </w:r>
+      <w:r>
+        <w:t xml:space="preserve">how many compatible potential partners live in each US metropolitan area, how closely those</w:t>
+      </w:r>
+      <w:r>
+        <w:t xml:space="preserve"> </w:t>
+      </w:r>
+      <w:r>
+        <w:t xml:space="preserve">people resemble the people who actually pair with someone like the visitor (the</w:t>
+      </w:r>
+      <w:r>
+        <w:t xml:space="preserve"> </w:t>
+      </w:r>
+      <w:r>
+        <w:t xml:space="preserve">“chances of</w:t>
+      </w:r>
+      <w:r>
+        <w:t xml:space="preserve"> </w:t>
+      </w:r>
+      <w:r>
+        <w:t xml:space="preserve">matching”</w:t>
+      </w:r>
+      <w:r>
+        <w:t xml:space="preserve"> </w:t>
+      </w:r>
+      <w:r>
+        <w:t xml:space="preserve">figure below), and what living there costs — then ranks the metro areas</w:t>
+      </w:r>
+      <w:r>
+        <w:t xml:space="preserve"> </w:t>
+      </w:r>
+      <w:r>
+        <w:t xml:space="preserve">accordingly. It also shows, for information and not as part of the ranking, the balance of</w:t>
+      </w:r>
+      <w:r>
+        <w:t xml:space="preserve"> </w:t>
+      </w:r>
+      <w:r>
+        <w:t xml:space="preserve">single men to single women at the visitor’s chosen ages. It is a statistical reference tool,</w:t>
+      </w:r>
+      <w:r>
+        <w:t xml:space="preserve"> </w:t>
+      </w:r>
+      <w:r>
+        <w:t xml:space="preserve">not a dating app: there are no profiles, no messaging, and no other users to meet.</w:t>
       </w:r>
     </w:p>
     <w:p>
@@ -131,64 +246,349 @@
         <w:pStyle w:val="BodyText"/>
       </w:pPr>
       <w:r>
-        <w:t xml:space="preserve">Attached: dated copies of each source’s licence or terms page, saved on the date shown in</w:t>
-      </w:r>
-      <w:r>
-        <w:t xml:space="preserve"> </w:t>
-      </w:r>
-      <w:r>
-        <w:t xml:space="preserve">each filename.</w:t>
+        <w:rPr>
+          <w:b/>
+          <w:bCs/>
+        </w:rPr>
+        <w:t xml:space="preserve">Where the numbers come from.</w:t>
+      </w:r>
+      <w:r>
+        <w:t xml:space="preserve"> </w:t>
+      </w:r>
+      <w:r>
+        <w:t xml:space="preserve">Almost entirely from US federal statistical agencies,</w:t>
+      </w:r>
+      <w:r>
+        <w:t xml:space="preserve"> </w:t>
+      </w:r>
+      <w:r>
+        <w:t xml:space="preserve">chiefly the Census Bureau’s American Community Survey public-use microdata — anonymised</w:t>
+      </w:r>
+      <w:r>
+        <w:t xml:space="preserve"> </w:t>
+      </w:r>
+      <w:r>
+        <w:t xml:space="preserve">individual survey records, published by the Bureau for exactly this kind of analysis, with</w:t>
+      </w:r>
+      <w:r>
+        <w:t xml:space="preserve"> </w:t>
+      </w:r>
+      <w:r>
+        <w:t xml:space="preserve">no names, addresses, or identifying detail. We aggregate those records to metropolitan-area</w:t>
+      </w:r>
+      <w:r>
+        <w:t xml:space="preserve"> </w:t>
+      </w:r>
+      <w:r>
+        <w:t xml:space="preserve">population estimates. Nothing we publish describes an identifiable person.</w:t>
       </w:r>
     </w:p>
     <w:p>
       <w:pPr>
-        <w:pStyle w:val="Heading2"/>
-      </w:pPr>
-      <w:bookmarkStart w:id="22" w:name="part-a-the-product-in-one-page"/>
-      <w:r>
-        <w:t xml:space="preserve">Part A — The product, in one page</w:t>
-      </w:r>
-      <w:bookmarkEnd w:id="22"/>
+        <w:pStyle w:val="BodyText"/>
+      </w:pPr>
+      <w:r>
+        <w:rPr>
+          <w:b/>
+          <w:bCs/>
+        </w:rPr>
+        <w:t xml:space="preserve">Chances of matching (added 23 September 2026; race and education combined since 24</w:t>
+      </w:r>
+      <w:r>
+        <w:rPr>
+          <w:b/>
+          <w:bCs/>
+        </w:rPr>
+        <w:t xml:space="preserve"> </w:t>
+      </w:r>
+      <w:r>
+        <w:rPr>
+          <w:b/>
+          <w:bCs/>
+        </w:rPr>
+        <w:t xml:space="preserve">September).</w:t>
+      </w:r>
+      <w:r>
+        <w:t xml:space="preserve"> </w:t>
+      </w:r>
+      <w:r>
+        <w:t xml:space="preserve">Beside the count of compatible people, each metro area now carries a second</w:t>
+      </w:r>
+      <w:r>
+        <w:t xml:space="preserve"> </w:t>
+      </w:r>
+      <w:r>
+        <w:t xml:space="preserve">figure,</w:t>
+      </w:r>
+      <w:r>
+        <w:t xml:space="preserve"> </w:t>
+      </w:r>
+      <w:r>
+        <w:t xml:space="preserve">“Chances of matching”</w:t>
+      </w:r>
+      <w:r>
+        <w:t xml:space="preserve">: how closely the people who match the visitor’s search</w:t>
+      </w:r>
+      <w:r>
+        <w:t xml:space="preserve"> </w:t>
+      </w:r>
+      <w:r>
+        <w:t xml:space="preserve">resemble the people who actually pair with someone like the visitor, where 100 is the US</w:t>
+      </w:r>
+      <w:r>
+        <w:t xml:space="preserve"> </w:t>
+      </w:r>
+      <w:r>
+        <w:t xml:space="preserve">average for that same search. The pattern behind it comes from real couples in the same</w:t>
+      </w:r>
+      <w:r>
+        <w:t xml:space="preserve"> </w:t>
+      </w:r>
+      <w:r>
+        <w:t xml:space="preserve">Census survey — the person answering the survey and their spouse or unmarried partner in the</w:t>
+      </w:r>
+      <w:r>
+        <w:t xml:space="preserve"> </w:t>
+      </w:r>
+      <w:r>
+        <w:t xml:space="preserve">household — across the whole country: how often each age gap, each education pairing and</w:t>
+      </w:r>
+      <w:r>
+        <w:t xml:space="preserve"> </w:t>
+      </w:r>
+      <w:r>
+        <w:t xml:space="preserve">each racial or ethnic pairing occurs among couples, compared with how often it would occur</w:t>
+      </w:r>
+      <w:r>
+        <w:t xml:space="preserve"> </w:t>
+      </w:r>
+      <w:r>
+        <w:t xml:space="preserve">if single people paired at random. That national pattern is adjusted a little for each</w:t>
+      </w:r>
+      <w:r>
+        <w:t xml:space="preserve"> </w:t>
+      </w:r>
+      <w:r>
+        <w:t xml:space="preserve">metro’s own couples and applied to the single people who match the search there. It</w:t>
+      </w:r>
+      <w:r>
+        <w:t xml:space="preserve"> </w:t>
+      </w:r>
+      <w:r>
+        <w:t xml:space="preserve">describes observed pairing patterns in aggregate. It is not a prediction about any person,</w:t>
+      </w:r>
+      <w:r>
+        <w:t xml:space="preserve"> </w:t>
+      </w:r>
+      <w:r>
+        <w:t xml:space="preserve">and the page says so in as many words (</w:t>
+      </w:r>
+      <w:r>
+        <w:t xml:space="preserve">“an aggregate pattern from recent unions, not a</w:t>
+      </w:r>
+      <w:r>
+        <w:t xml:space="preserve"> </w:t>
+      </w:r>
+      <w:r>
+        <w:t xml:space="preserve">prediction about any one person”</w:t>
+      </w:r>
+      <w:r>
+        <w:t xml:space="preserve">). A slider divides the people side of the score between</w:t>
+      </w:r>
+      <w:r>
+        <w:t xml:space="preserve"> </w:t>
+      </w:r>
+      <w:r>
+        <w:t xml:space="preserve">pool size and chances of matching; by default it sits a little towards pool size (pool size</w:t>
+      </w:r>
+      <w:r>
+        <w:t xml:space="preserve"> </w:t>
+      </w:r>
+      <w:r>
+        <w:t xml:space="preserve">carries 30% of the overall score and chances of matching 25%; cost, social life, weather</w:t>
+      </w:r>
+      <w:r>
+        <w:t xml:space="preserve"> </w:t>
+      </w:r>
+      <w:r>
+        <w:t xml:space="preserve">and students share the rest). The figure is displayed as a whole number against the US</w:t>
+      </w:r>
+      <w:r>
+        <w:t xml:space="preserve"> </w:t>
+      </w:r>
+      <w:r>
+        <w:t xml:space="preserve">average of 100 and is capped on the page at</w:t>
+      </w:r>
+      <w:r>
+        <w:t xml:space="preserve"> </w:t>
+      </w:r>
+      <w:r>
+        <w:t xml:space="preserve">“250+”</w:t>
+      </w:r>
+      <w:r>
+        <w:t xml:space="preserve">; the ranking behind the page uses the</w:t>
+      </w:r>
+      <w:r>
+        <w:t xml:space="preserve"> </w:t>
+      </w:r>
+      <w:r>
+        <w:t xml:space="preserve">uncapped figure. What the page tells the visitor about race is in three places, all in the</w:t>
+      </w:r>
+      <w:r>
+        <w:t xml:space="preserve"> </w:t>
+      </w:r>
+      <w:r>
+        <w:t xml:space="preserve">same register as age and education and with no separate caveat, by recorded decision: the</w:t>
+      </w:r>
+      <w:r>
+        <w:t xml:space="preserve"> </w:t>
+      </w:r>
+      <w:r>
+        <w:t xml:space="preserve">information box beside the figure says it compares the visitor’s matches against</w:t>
+      </w:r>
+      <w:r>
+        <w:t xml:space="preserve"> </w:t>
+      </w:r>
+      <w:r>
+        <w:t xml:space="preserve">“the</w:t>
+      </w:r>
+      <w:r>
+        <w:t xml:space="preserve"> </w:t>
+      </w:r>
+      <w:r>
+        <w:t xml:space="preserve">racial and ethnic pairings that occur”</w:t>
+      </w:r>
+      <w:r>
+        <w:t xml:space="preserve">; the</w:t>
+      </w:r>
+      <w:r>
+        <w:t xml:space="preserve"> </w:t>
+      </w:r>
+      <w:r>
+        <w:t xml:space="preserve">“How this is measured”</w:t>
+      </w:r>
+      <w:r>
+        <w:t xml:space="preserve"> </w:t>
+      </w:r>
+      <w:r>
+        <w:t xml:space="preserve">text names race or</w:t>
+      </w:r>
+      <w:r>
+        <w:t xml:space="preserve"> </w:t>
+      </w:r>
+      <w:r>
+        <w:t xml:space="preserve">ethnicity as one of the three inputs, says the pattern is measured against random pairing,</w:t>
+      </w:r>
+      <w:r>
+        <w:t xml:space="preserve"> </w:t>
+      </w:r>
+      <w:r>
+        <w:t xml:space="preserve">and carries the not-a-prediction sentence; and the optional</w:t>
+      </w:r>
+      <w:r>
+        <w:t xml:space="preserve"> </w:t>
+      </w:r>
+      <w:r>
+        <w:t xml:space="preserve">“about you”</w:t>
+      </w:r>
+      <w:r>
+        <w:t xml:space="preserve"> </w:t>
+      </w:r>
+      <w:r>
+        <w:t xml:space="preserve">controls carry a</w:t>
+      </w:r>
+      <w:r>
+        <w:t xml:space="preserve"> </w:t>
+      </w:r>
+      <w:r>
+        <w:t xml:space="preserve">note that the visitor’s own education and race or ethnicity feed only this figure, and that</w:t>
+      </w:r>
+      <w:r>
+        <w:t xml:space="preserve"> </w:t>
+      </w:r>
+      <w:r>
+        <w:t xml:space="preserve">the average for people of their age and sex is used if either is left unset.</w:t>
+      </w:r>
     </w:p>
     <w:p>
       <w:pPr>
-        <w:pStyle w:val="FirstParagraph"/>
+        <w:pStyle w:val="BodyText"/>
       </w:pPr>
       <w:r>
         <w:rPr>
           <w:b/>
+          <w:bCs/>
         </w:rPr>
-        <w:t xml:space="preserve">What it is.</w:t>
-      </w:r>
-      <w:r>
-        <w:t xml:space="preserve"> </w:t>
-      </w:r>
-      <w:r>
-        <w:t xml:space="preserve">A pre-launch website that estimates, for one person’s stated preferences,</w:t>
-      </w:r>
-      <w:r>
-        <w:t xml:space="preserve"> </w:t>
-      </w:r>
-      <w:r>
-        <w:t xml:space="preserve">how many compatible potential partners live in each US metropolitan area, how many other</w:t>
-      </w:r>
-      <w:r>
-        <w:t xml:space="preserve"> </w:t>
-      </w:r>
-      <w:r>
-        <w:t xml:space="preserve">people are competing for them, and what living there costs — then ranks the metro areas</w:t>
-      </w:r>
-      <w:r>
-        <w:t xml:space="preserve"> </w:t>
-      </w:r>
-      <w:r>
-        <w:t xml:space="preserve">accordingly. It is a statistical reference tool, not a dating app: there are no profiles, no</w:t>
-      </w:r>
-      <w:r>
-        <w:t xml:space="preserve"> </w:t>
-      </w:r>
-      <w:r>
-        <w:t xml:space="preserve">messaging, and no other users to meet.</w:t>
+        <w:t xml:space="preserve">What a visitor may tell the site, and what it does with it.</w:t>
+      </w:r>
+      <w:r>
+        <w:t xml:space="preserve"> </w:t>
+      </w:r>
+      <w:r>
+        <w:t xml:space="preserve">About themselves: their sex</w:t>
+      </w:r>
+      <w:r>
+        <w:t xml:space="preserve"> </w:t>
+      </w:r>
+      <w:r>
+        <w:t xml:space="preserve">and age (the panel always holds a value for both, starting from a stated default profile),</w:t>
+      </w:r>
+      <w:r>
+        <w:t xml:space="preserve"> </w:t>
+      </w:r>
+      <w:r>
+        <w:t xml:space="preserve">and optionally their education (four levels) and their race or ethnicity (the eight Census</w:t>
+      </w:r>
+      <w:r>
+        <w:t xml:space="preserve"> </w:t>
+      </w:r>
+      <w:r>
+        <w:t xml:space="preserve">categories, with</w:t>
+      </w:r>
+      <w:r>
+        <w:t xml:space="preserve"> </w:t>
+      </w:r>
+      <w:r>
+        <w:t xml:space="preserve">“Prefer not to say”</w:t>
+      </w:r>
+      <w:r>
+        <w:t xml:space="preserve">). About whom they are looking for: sex (defaults to the</w:t>
+      </w:r>
+      <w:r>
+        <w:t xml:space="preserve"> </w:t>
+      </w:r>
+      <w:r>
+        <w:t xml:space="preserve">opposite of their own), an age range, marital status (never married, previously married, or</w:t>
+      </w:r>
+      <w:r>
+        <w:t xml:space="preserve"> </w:t>
+      </w:r>
+      <w:r>
+        <w:t xml:space="preserve">both), a minimum education, a minimum income, and any of the eight race or ethnicity groups</w:t>
+      </w:r>
+      <w:r>
+        <w:t xml:space="preserve"> </w:t>
+      </w:r>
+      <w:r>
+        <w:t xml:space="preserve">as a filter. And how to weigh things: the slider, four</w:t>
+      </w:r>
+      <w:r>
+        <w:t xml:space="preserve"> </w:t>
+      </w:r>
+      <w:r>
+        <w:t xml:space="preserve">“how much this matters”</w:t>
+      </w:r>
+      <w:r>
+        <w:t xml:space="preserve"> </w:t>
+      </w:r>
+      <w:r>
+        <w:t xml:space="preserve">controls,</w:t>
+      </w:r>
+      <w:r>
+        <w:t xml:space="preserve"> </w:t>
+      </w:r>
+      <w:r>
+        <w:t xml:space="preserve">and a sort order. Everything after the visitor’s own sex and age is optional.</w:t>
       </w:r>
     </w:p>
     <w:p>
@@ -196,40 +596,289 @@
         <w:pStyle w:val="BodyText"/>
       </w:pPr>
       <w:r>
+        <w:t xml:space="preserve">A visitor’s own race or ethnicity, if given, changes their ranking in one way: the</w:t>
+      </w:r>
+      <w:r>
+        <w:t xml:space="preserve"> </w:t>
+      </w:r>
+      <w:r>
+        <w:t xml:space="preserve">chances-of-matching figure is then built from how often people of that group pair within</w:t>
+      </w:r>
+      <w:r>
+        <w:t xml:space="preserve"> </w:t>
+      </w:r>
+      <w:r>
+        <w:t xml:space="preserve">the group and with each of the other groups — measured nationally for each sex and adjusted</w:t>
+      </w:r>
+      <w:r>
+        <w:t xml:space="preserve"> </w:t>
+      </w:r>
+      <w:r>
+        <w:t xml:space="preserve">a little per metro — and, since 24 September, from how those rates differ by education. Two</w:t>
+      </w:r>
+      <w:r>
+        <w:t xml:space="preserve"> </w:t>
+      </w:r>
+      <w:r>
+        <w:t xml:space="preserve">visitors identical in every other respect can therefore see different figures and a</w:t>
+      </w:r>
+      <w:r>
+        <w:t xml:space="preserve"> </w:t>
+      </w:r>
+      <w:r>
+        <w:t xml:space="preserve">different order of cities for the same search; measured on the current build, the</w:t>
+      </w:r>
+      <w:r>
+        <w:t xml:space="preserve"> </w:t>
+      </w:r>
+      <w:r>
+        <w:t xml:space="preserve">difference is material, not cosmetic. A visitor who gives no race or ethnicity is not</w:t>
+      </w:r>
+      <w:r>
+        <w:t xml:space="preserve"> </w:t>
+      </w:r>
+      <w:r>
+        <w:t xml:space="preserve">outside those patterns: their figure uses the average of the patterns across all eight</w:t>
+      </w:r>
+      <w:r>
+        <w:t xml:space="preserve"> </w:t>
+      </w:r>
+      <w:r>
+        <w:t xml:space="preserve">groups, weighted by how common each group is among single people of their sex and age</w:t>
+      </w:r>
+      <w:r>
+        <w:t xml:space="preserve"> </w:t>
+      </w:r>
+      <w:r>
+        <w:t xml:space="preserve">nationally, so the observed rates at which groups pair with one another shape every</w:t>
+      </w:r>
+      <w:r>
+        <w:t xml:space="preserve"> </w:t>
+      </w:r>
+      <w:r>
+        <w:t xml:space="preserve">visitor’s ranking to some degree. The same holds for education. For a visitor seeking</w:t>
+      </w:r>
+      <w:r>
+        <w:t xml:space="preserve"> </w:t>
+      </w:r>
+      <w:r>
+        <w:t xml:space="preserve">their own sex, the age gaps and the education pairings come from same-sex couples in the</w:t>
+      </w:r>
+      <w:r>
+        <w:t xml:space="preserve"> </w:t>
+      </w:r>
+      <w:r>
+        <w:t xml:space="preserve">same survey; the racial and ethnic pairings are borrowed from opposite-sex couples, because</w:t>
+      </w:r>
+      <w:r>
+        <w:t xml:space="preserve"> </w:t>
+      </w:r>
+      <w:r>
+        <w:t xml:space="preserve">the survey’s same-sex couples are too few to measure them dependably for the smaller</w:t>
+      </w:r>
+      <w:r>
+        <w:t xml:space="preserve"> </w:t>
+      </w:r>
+      <w:r>
+        <w:t xml:space="preserve">groups. The page says this in one sentence on every row of a same-sex search and on the</w:t>
+      </w:r>
+      <w:r>
+        <w:t xml:space="preserve"> </w:t>
+      </w:r>
+      <w:r>
+        <w:t xml:space="preserve">methodology page.</w:t>
+      </w:r>
+    </w:p>
+    <w:p>
+      <w:pPr>
+        <w:pStyle w:val="BodyText"/>
+      </w:pPr>
+      <w:r>
         <w:rPr>
           <w:b/>
+          <w:bCs/>
         </w:rPr>
-        <w:t xml:space="preserve">Where the numbers come from.</w:t>
-      </w:r>
-      <w:r>
-        <w:t xml:space="preserve"> </w:t>
-      </w:r>
-      <w:r>
-        <w:t xml:space="preserve">Almost entirely from US federal statistical agencies,</w:t>
-      </w:r>
-      <w:r>
-        <w:t xml:space="preserve"> </w:t>
-      </w:r>
-      <w:r>
-        <w:t xml:space="preserve">chiefly the Census Bureau’s American Community Survey public-use microdata — anonymised</w:t>
-      </w:r>
-      <w:r>
-        <w:t xml:space="preserve"> </w:t>
-      </w:r>
-      <w:r>
-        <w:t xml:space="preserve">individual survey records, published by the Bureau for exactly this kind of analysis, with</w:t>
-      </w:r>
-      <w:r>
-        <w:t xml:space="preserve"> </w:t>
-      </w:r>
-      <w:r>
-        <w:t xml:space="preserve">no names, addresses, or identifying detail. We aggregate those records to metropolitan-area</w:t>
-      </w:r>
-      <w:r>
-        <w:t xml:space="preserve"> </w:t>
-      </w:r>
-      <w:r>
-        <w:t xml:space="preserve">population estimates. Nothing we publish describes an identifiable person.</w:t>
+        <w:t xml:space="preserve">What we collect from visitors.</w:t>
+      </w:r>
+      <w:r>
+        <w:t xml:space="preserve"> </w:t>
+      </w:r>
+      <w:r>
+        <w:t xml:space="preserve">At launch there are no accounts, no login, no analytics,</w:t>
+      </w:r>
+      <w:r>
+        <w:t xml:space="preserve"> </w:t>
+      </w:r>
+      <w:r>
+        <w:t xml:space="preserve">no third-party scripts (fonts and photographs are served from our own site) and no database</w:t>
+      </w:r>
+      <w:r>
+        <w:t xml:space="preserve"> </w:t>
+      </w:r>
+      <w:r>
+        <w:t xml:space="preserve">of visitors or searches; the ranking service holds nothing between requests and writes</w:t>
+      </w:r>
+      <w:r>
+        <w:t xml:space="preserve"> </w:t>
+      </w:r>
+      <w:r>
+        <w:t xml:space="preserve">nothing. A visitor’s search nevertheless lives in two places on their own device, and both</w:t>
+      </w:r>
+      <w:r>
+        <w:t xml:space="preserve"> </w:t>
+      </w:r>
+      <w:r>
+        <w:t xml:space="preserve">can carry the two optional items about the visitor themselves. First, the page address:</w:t>
+      </w:r>
+      <w:r>
+        <w:t xml:space="preserve"> </w:t>
+      </w:r>
+      <w:r>
+        <w:t xml:space="preserve">every setting above is a parameter in the URL of the results page (for example</w:t>
+      </w:r>
+      <w:r>
+        <w:t xml:space="preserve"> </w:t>
+      </w:r>
+      <w:r>
+        <w:rPr>
+          <w:rStyle w:val="VerbatimChar"/>
+        </w:rPr>
+        <w:t xml:space="preserve">self_race=</w:t>
+      </w:r>
+      <w:r>
+        <w:t xml:space="preserve"> </w:t>
+      </w:r>
+      <w:r>
+        <w:t xml:space="preserve">and</w:t>
+      </w:r>
+      <w:r>
+        <w:t xml:space="preserve"> </w:t>
+      </w:r>
+      <w:r>
+        <w:rPr>
+          <w:rStyle w:val="VerbatimChar"/>
+        </w:rPr>
+        <w:t xml:space="preserve">self_edu=</w:t>
+      </w:r>
+      <w:r>
+        <w:t xml:space="preserve"> </w:t>
+      </w:r>
+      <w:r>
+        <w:t xml:space="preserve">beside the filters), so it sits in the browser’s history and in any link the</w:t>
+      </w:r>
+      <w:r>
+        <w:t xml:space="preserve"> </w:t>
+      </w:r>
+      <w:r>
+        <w:t xml:space="preserve">visitor copies or shares; a</w:t>
+      </w:r>
+      <w:r>
+        <w:t xml:space="preserve"> </w:t>
+      </w:r>
+      <w:r>
+        <w:t xml:space="preserve">“permalink”</w:t>
+      </w:r>
+      <w:r>
+        <w:t xml:space="preserve"> </w:t>
+      </w:r>
+      <w:r>
+        <w:t xml:space="preserve">to a fixed edition of the results carries the same</w:t>
+      </w:r>
+      <w:r>
+        <w:t xml:space="preserve"> </w:t>
+      </w:r>
+      <w:r>
+        <w:t xml:space="preserve">settings encoded in its path. Second, a first-party cookie named</w:t>
+      </w:r>
+      <w:r>
+        <w:t xml:space="preserve"> </w:t>
+      </w:r>
+      <w:r>
+        <w:rPr>
+          <w:rStyle w:val="VerbatimChar"/>
+        </w:rPr>
+        <w:t xml:space="preserve">dsa_prefs</w:t>
+      </w:r>
+      <w:r>
+        <w:t xml:space="preserve">, written by</w:t>
+      </w:r>
+      <w:r>
+        <w:t xml:space="preserve"> </w:t>
+      </w:r>
+      <w:r>
+        <w:t xml:space="preserve">the page whenever the visitor changes their search so that the search follows them to the</w:t>
+      </w:r>
+      <w:r>
+        <w:t xml:space="preserve"> </w:t>
+      </w:r>
+      <w:r>
+        <w:t xml:space="preserve">site’s other pages: it holds the same parameters as the URL, is kept for about 180 days, is</w:t>
+      </w:r>
+      <w:r>
+        <w:t xml:space="preserve"> </w:t>
+      </w:r>
+      <w:r>
+        <w:t xml:space="preserve">restricted to our own site (SameSite=Lax) and is sent by the browser with every request to</w:t>
+      </w:r>
+      <w:r>
+        <w:t xml:space="preserve"> </w:t>
+      </w:r>
+      <w:r>
+        <w:t xml:space="preserve">our site; the site reads it only when a page is opened with no search parameters in the</w:t>
+      </w:r>
+      <w:r>
+        <w:t xml:space="preserve"> </w:t>
+      </w:r>
+      <w:r>
+        <w:t xml:space="preserve">URL. What our servers and the host keep: the ranking service’s standard request log records</w:t>
+      </w:r>
+      <w:r>
+        <w:t xml:space="preserve"> </w:t>
+      </w:r>
+      <w:r>
+        <w:t xml:space="preserve">the time, path and status of each ranking call made by our own web server — the search</w:t>
+      </w:r>
+      <w:r>
+        <w:t xml:space="preserve"> </w:t>
+      </w:r>
+      <w:r>
+        <w:t xml:space="preserve">itself travels in the body of that call and is not logged — and our web server writes no</w:t>
+      </w:r>
+      <w:r>
+        <w:t xml:space="preserve"> </w:t>
+      </w:r>
+      <w:r>
+        <w:t xml:space="preserve">per-request log of its own. The hosting provider in our committed but not yet deployed</w:t>
+      </w:r>
+      <w:r>
+        <w:t xml:space="preserve"> </w:t>
+      </w:r>
+      <w:r>
+        <w:t xml:space="preserve">configuration, Fly.io, terminates the visitor’s connection, so its edge sees every request</w:t>
+      </w:r>
+      <w:r>
+        <w:t xml:space="preserve"> </w:t>
+      </w:r>
+      <w:r>
+        <w:t xml:space="preserve">address and cookie in passing, and it retains both processes’ logs for its own standard</w:t>
+      </w:r>
+      <w:r>
+        <w:t xml:space="preserve"> </w:t>
+      </w:r>
+      <w:r>
+        <w:t xml:space="preserve">period; we have set up no log shipping and no other recording. In short: our servers store</w:t>
+      </w:r>
+      <w:r>
+        <w:t xml:space="preserve"> </w:t>
+      </w:r>
+      <w:r>
+        <w:t xml:space="preserve">no search; the visitor’s browser does, in the URL and the cookie. Questions 8 and 9 follow</w:t>
+      </w:r>
+      <w:r>
+        <w:t xml:space="preserve"> </w:t>
+      </w:r>
+      <w:r>
+        <w:t xml:space="preserve">from this.</w:t>
       </w:r>
     </w:p>
     <w:p>
@@ -239,20 +888,63 @@
       <w:r>
         <w:rPr>
           <w:b/>
+          <w:bCs/>
         </w:rPr>
-        <w:t xml:space="preserve">What we collect from visitors: nothing.</w:t>
-      </w:r>
-      <w:r>
-        <w:t xml:space="preserve"> </w:t>
-      </w:r>
-      <w:r>
-        <w:t xml:space="preserve">At launch there are no accounts, no login and no</w:t>
-      </w:r>
-      <w:r>
-        <w:t xml:space="preserve"> </w:t>
-      </w:r>
-      <w:r>
-        <w:t xml:space="preserve">personal information. A visitor’s preferences live in the page URL and are never stored.</w:t>
+        <w:t xml:space="preserve">Aggregate only, with suppression.</w:t>
+      </w:r>
+      <w:r>
+        <w:t xml:space="preserve"> </w:t>
+      </w:r>
+      <w:r>
+        <w:t xml:space="preserve">Every figure displayed is a population estimate for a</w:t>
+      </w:r>
+      <w:r>
+        <w:t xml:space="preserve"> </w:t>
+      </w:r>
+      <w:r>
+        <w:t xml:space="preserve">metro area of at least 250,000 people. Where the underlying sample is too small to support</w:t>
+      </w:r>
+      <w:r>
+        <w:t xml:space="preserve"> </w:t>
+      </w:r>
+      <w:r>
+        <w:t xml:space="preserve">an estimate — fewer than 100 survey respondents — we suppress the result and say so rather</w:t>
+      </w:r>
+      <w:r>
+        <w:t xml:space="preserve"> </w:t>
+      </w:r>
+      <w:r>
+        <w:t xml:space="preserve">than publishing a number; the chances-of-matching figure is suppressed on the same rule.</w:t>
+      </w:r>
+      <w:r>
+        <w:t xml:space="preserve"> </w:t>
+      </w:r>
+      <w:r>
+        <w:t xml:space="preserve">One disclosure decision a reviewer will otherwise ask about (Phase 2g, ADR 0008): the site</w:t>
+      </w:r>
+      <w:r>
+        <w:t xml:space="preserve"> </w:t>
+      </w:r>
+      <w:r>
+        <w:t xml:space="preserve">computes margins of error on every count and suppresses on them, but since the</w:t>
+      </w:r>
+      <w:r>
+        <w:t xml:space="preserve"> </w:t>
+      </w:r>
+      <w:r>
+        <w:t xml:space="preserve">methodology-page rewrite it no longer tells visitors anywhere that this uncertainty</w:t>
+      </w:r>
+      <w:r>
+        <w:t xml:space="preserve"> </w:t>
+      </w:r>
+      <w:r>
+        <w:t xml:space="preserve">machinery exists — the removal was deliberate, and the technical figures remain available</w:t>
+      </w:r>
+      <w:r>
+        <w:t xml:space="preserve"> </w:t>
+      </w:r>
+      <w:r>
+        <w:t xml:space="preserve">on request.</w:t>
       </w:r>
     </w:p>
     <w:p>
@@ -262,32 +954,66 @@
       <w:r>
         <w:rPr>
           <w:b/>
+          <w:bCs/>
         </w:rPr>
-        <w:t xml:space="preserve">Aggregate only, with suppression.</w:t>
-      </w:r>
-      <w:r>
-        <w:t xml:space="preserve"> </w:t>
-      </w:r>
-      <w:r>
-        <w:t xml:space="preserve">Every figure displayed is a population estimate for a</w:t>
-      </w:r>
-      <w:r>
-        <w:t xml:space="preserve"> </w:t>
-      </w:r>
-      <w:r>
-        <w:t xml:space="preserve">metro area of at least 250,000 people. Where the underlying sample is too small to support</w:t>
-      </w:r>
-      <w:r>
-        <w:t xml:space="preserve"> </w:t>
-      </w:r>
-      <w:r>
-        <w:t xml:space="preserve">an estimate — fewer than 100 survey respondents — we suppress the result and say so rather</w:t>
-      </w:r>
-      <w:r>
-        <w:t xml:space="preserve"> </w:t>
-      </w:r>
-      <w:r>
-        <w:t xml:space="preserve">than publishing a number.</w:t>
+        <w:t xml:space="preserve">Build time versus serve time.</w:t>
+      </w:r>
+      <w:r>
+        <w:t xml:space="preserve"> </w:t>
+      </w:r>
+      <w:r>
+        <w:t xml:space="preserve">A build process reads the source data and produces a</w:t>
+      </w:r>
+      <w:r>
+        <w:t xml:space="preserve"> </w:t>
+      </w:r>
+      <w:r>
+        <w:t xml:space="preserve">fixed, immutable data file. The website reads only that file. Some sources are read</w:t>
+      </w:r>
+      <w:r>
+        <w:t xml:space="preserve"> </w:t>
+      </w:r>
+      <w:r>
+        <w:rPr>
+          <w:b/>
+          <w:bCs/>
+        </w:rPr>
+        <w:t xml:space="preserve">only</w:t>
+      </w:r>
+      <w:r>
+        <w:rPr>
+          <w:b/>
+          <w:bCs/>
+        </w:rPr>
+        <w:t xml:space="preserve"> </w:t>
+      </w:r>
+      <w:r>
+        <w:rPr>
+          <w:b/>
+          <w:bCs/>
+        </w:rPr>
+        <w:t xml:space="preserve">during the build</w:t>
+      </w:r>
+      <w:r>
+        <w:t xml:space="preserve">, used as a quality check, and never contribute any value to the published</w:t>
+      </w:r>
+      <w:r>
+        <w:t xml:space="preserve"> </w:t>
+      </w:r>
+      <w:r>
+        <w:t xml:space="preserve">file; the Pew Research Center table in Part B, Group 3, is one today. This separation is</w:t>
+      </w:r>
+      <w:r>
+        <w:t xml:space="preserve"> </w:t>
+      </w:r>
+      <w:r>
+        <w:t xml:space="preserve">enforced by an automated assertion that fails the build, not by staff discipline (one</w:t>
+      </w:r>
+      <w:r>
+        <w:t xml:space="preserve"> </w:t>
+      </w:r>
+      <w:r>
+        <w:t xml:space="preserve">qualification, for that table, is stated in Group 3).</w:t>
       </w:r>
     </w:p>
     <w:p>
@@ -297,201 +1023,152 @@
       <w:r>
         <w:rPr>
           <w:b/>
+          <w:bCs/>
         </w:rPr>
-        <w:t xml:space="preserve">Build time versus serve time.</w:t>
-      </w:r>
-      <w:r>
-        <w:t xml:space="preserve"> </w:t>
-      </w:r>
-      <w:r>
-        <w:t xml:space="preserve">A build process reads the source data and produces a</w:t>
-      </w:r>
-      <w:r>
-        <w:t xml:space="preserve"> </w:t>
-      </w:r>
-      <w:r>
-        <w:t xml:space="preserve">fixed, immutable data file. The website reads only that file. Some sources are read</w:t>
-      </w:r>
-      <w:r>
-        <w:t xml:space="preserve"> </w:t>
-      </w:r>
+        <w:t xml:space="preserve">No public API.</w:t>
+      </w:r>
+      <w:r>
+        <w:t xml:space="preserve"> </w:t>
+      </w:r>
+      <w:r>
+        <w:t xml:space="preserve">The site renders pages. There is no data feed, no bulk download and no</w:t>
+      </w:r>
+      <w:r>
+        <w:t xml:space="preserve"> </w:t>
+      </w:r>
+      <w:r>
+        <w:t xml:space="preserve">documented public endpoint — the ranking endpoint is same-origin and undocumented. This is a</w:t>
+      </w:r>
+      <w:r>
+        <w:t xml:space="preserve"> </w:t>
+      </w:r>
+      <w:r>
+        <w:t xml:space="preserve">deliberate decision (see question 3).</w:t>
+      </w:r>
+    </w:p>
+    <w:p>
+      <w:pPr>
+        <w:pStyle w:val="BodyText"/>
+      </w:pPr>
       <w:r>
         <w:rPr>
           <w:b/>
+          <w:bCs/>
         </w:rPr>
-        <w:t xml:space="preserve">only</w:t>
-      </w:r>
+        <w:t xml:space="preserve">Identity filters.</w:t>
+      </w:r>
+      <w:r>
+        <w:t xml:space="preserve"> </w:t>
+      </w:r>
+      <w:r>
+        <w:t xml:space="preserve">A visitor may optionally filter by race and ethnicity, using the eight</w:t>
+      </w:r>
+      <w:r>
+        <w:t xml:space="preserve"> </w:t>
+      </w:r>
+      <w:r>
+        <w:t xml:space="preserve">standard categories derived from Census variables. Our own guardrails: the filter is off by</w:t>
+      </w:r>
+      <w:r>
+        <w:t xml:space="preserve"> </w:t>
+      </w:r>
+      <w:r>
+        <w:t xml:space="preserve">default; we publish no page or headline of the form</w:t>
+      </w:r>
+      <w:r>
+        <w:t xml:space="preserve"> </w:t>
+      </w:r>
+      <w:r>
+        <w:t xml:space="preserve">“best cities to meet [group] women”</w:t>
+      </w:r>
+      <w:r>
+        <w:t xml:space="preserve">;</w:t>
+      </w:r>
+      <w:r>
+        <w:t xml:space="preserve"> </w:t>
+      </w:r>
+      <w:r>
+        <w:t xml:space="preserve">metro pages describe population composition as demography; and whenever the filter is on we</w:t>
+      </w:r>
+      <w:r>
+        <w:t xml:space="preserve"> </w:t>
+      </w:r>
+      <w:r>
+        <w:t xml:space="preserve">display alongside it the observed rate at which people of that group partner outside it,</w:t>
+      </w:r>
+      <w:r>
+        <w:t xml:space="preserve"> </w:t>
+      </w:r>
+      <w:r>
+        <w:t xml:space="preserve">computed from the same public data, so the filter reads as the visitor’s own preference</w:t>
+      </w:r>
+      <w:r>
+        <w:t xml:space="preserve"> </w:t>
+      </w:r>
+      <w:r>
+        <w:t xml:space="preserve">rather than a boundary. The chances-of-matching figure uses race and ethnicity differently —</w:t>
+      </w:r>
+      <w:r>
+        <w:t xml:space="preserve"> </w:t>
+      </w:r>
+      <w:r>
+        <w:t xml:space="preserve">as observed pairing patterns rather than as a filter — and is described above; question 2</w:t>
+      </w:r>
+      <w:r>
+        <w:t xml:space="preserve"> </w:t>
+      </w:r>
+      <w:r>
+        <w:t xml:space="preserve">covers both. A later release will add a religion estimate, modelled from a public survey and</w:t>
+      </w:r>
+      <w:r>
+        <w:t xml:space="preserve"> </w:t>
+      </w:r>
+      <w:r>
+        <w:t xml:space="preserve">labelled as modelled with a wider stated uncertainty.</w:t>
+      </w:r>
+    </w:p>
+    <w:p>
+      <w:pPr>
+        <w:pStyle w:val="BodyText"/>
+      </w:pPr>
       <w:r>
         <w:rPr>
           <w:b/>
+          <w:bCs/>
         </w:rPr>
-        <w:t xml:space="preserve"> </w:t>
-      </w:r>
+        <w:t xml:space="preserve">Status and intent.</w:t>
+      </w:r>
+      <w:r>
+        <w:t xml:space="preserve"> </w:t>
+      </w:r>
+      <w:r>
+        <w:t xml:space="preserve">Pre-launch, no public URL, no revenue. Intended to become a</w:t>
+      </w:r>
+      <w:r>
+        <w:t xml:space="preserve"> </w:t>
+      </w:r>
+      <w:r>
+        <w:t xml:space="preserve">commercial product; business model not yet decided.</w:t>
+      </w:r>
+    </w:p>
+    <w:bookmarkEnd w:id="10"/>
+    <w:bookmarkStart w:id="11" w:name="part-b-data-sources"/>
+    <w:p>
+      <w:pPr>
+        <w:pStyle w:val="Heading2"/>
+      </w:pPr>
+      <w:r>
+        <w:t xml:space="preserve">Part B — Data sources</w:t>
+      </w:r>
+    </w:p>
+    <w:p>
+      <w:pPr>
+        <w:pStyle w:val="FirstParagraph"/>
+      </w:pPr>
       <w:r>
         <w:rPr>
           <w:b/>
-        </w:rPr>
-        <w:t xml:space="preserve">during the build</w:t>
-      </w:r>
-      <w:r>
-        <w:t xml:space="preserve">, used as a quality check, and never contribute any value to the published</w:t>
-      </w:r>
-      <w:r>
-        <w:t xml:space="preserve"> </w:t>
-      </w:r>
-      <w:r>
-        <w:t xml:space="preserve">file. This separation is enforced by an automated assertion that fails the build, not by</w:t>
-      </w:r>
-      <w:r>
-        <w:t xml:space="preserve"> </w:t>
-      </w:r>
-      <w:r>
-        <w:t xml:space="preserve">staff discipline.</w:t>
-      </w:r>
-    </w:p>
-    <w:p>
-      <w:pPr>
-        <w:pStyle w:val="BodyText"/>
-      </w:pPr>
-      <w:r>
-        <w:rPr>
-          <w:b/>
-        </w:rPr>
-        <w:t xml:space="preserve">No public API.</w:t>
-      </w:r>
-      <w:r>
-        <w:t xml:space="preserve"> </w:t>
-      </w:r>
-      <w:r>
-        <w:t xml:space="preserve">The site renders pages. There is no data feed, no bulk download and no</w:t>
-      </w:r>
-      <w:r>
-        <w:t xml:space="preserve"> </w:t>
-      </w:r>
-      <w:r>
-        <w:t xml:space="preserve">documented public endpoint — the ranking endpoint is same-origin and undocumented. This is a</w:t>
-      </w:r>
-      <w:r>
-        <w:t xml:space="preserve"> </w:t>
-      </w:r>
-      <w:r>
-        <w:t xml:space="preserve">deliberate decision (see question 3).</w:t>
-      </w:r>
-    </w:p>
-    <w:p>
-      <w:pPr>
-        <w:pStyle w:val="BodyText"/>
-      </w:pPr>
-      <w:r>
-        <w:rPr>
-          <w:b/>
-        </w:rPr>
-        <w:t xml:space="preserve">Identity filters.</w:t>
-      </w:r>
-      <w:r>
-        <w:t xml:space="preserve"> </w:t>
-      </w:r>
-      <w:r>
-        <w:t xml:space="preserve">A visitor may optionally filter by race and ethnicity, using the eight</w:t>
-      </w:r>
-      <w:r>
-        <w:t xml:space="preserve"> </w:t>
-      </w:r>
-      <w:r>
-        <w:t xml:space="preserve">standard categories derived from Census variables. Our own guardrails: the filter is off by</w:t>
-      </w:r>
-      <w:r>
-        <w:t xml:space="preserve"> </w:t>
-      </w:r>
-      <w:r>
-        <w:t xml:space="preserve">default; we publish no page or headline of the form</w:t>
-      </w:r>
-      <w:r>
-        <w:t xml:space="preserve"> </w:t>
-      </w:r>
-      <w:r>
-        <w:t xml:space="preserve">“</w:t>
-      </w:r>
-      <w:r>
-        <w:t xml:space="preserve">best cities to meet [group] women</w:t>
-      </w:r>
-      <w:r>
-        <w:t xml:space="preserve">”</w:t>
-      </w:r>
-      <w:r>
-        <w:t xml:space="preserve">;</w:t>
-      </w:r>
-      <w:r>
-        <w:t xml:space="preserve"> </w:t>
-      </w:r>
-      <w:r>
-        <w:t xml:space="preserve">metro pages describe population composition as demography; and whenever the filter is on we</w:t>
-      </w:r>
-      <w:r>
-        <w:t xml:space="preserve"> </w:t>
-      </w:r>
-      <w:r>
-        <w:t xml:space="preserve">display alongside it the observed rate at which people of that group partner outside it,</w:t>
-      </w:r>
-      <w:r>
-        <w:t xml:space="preserve"> </w:t>
-      </w:r>
-      <w:r>
-        <w:t xml:space="preserve">computed from the same public data, so the filter reads as the visitor’s own preference</w:t>
-      </w:r>
-      <w:r>
-        <w:t xml:space="preserve"> </w:t>
-      </w:r>
-      <w:r>
-        <w:t xml:space="preserve">rather than a boundary. A later release will add a religion estimate, modelled from a public</w:t>
-      </w:r>
-      <w:r>
-        <w:t xml:space="preserve"> </w:t>
-      </w:r>
-      <w:r>
-        <w:t xml:space="preserve">survey and labelled as modelled with a wider stated uncertainty.</w:t>
-      </w:r>
-    </w:p>
-    <w:p>
-      <w:pPr>
-        <w:pStyle w:val="BodyText"/>
-      </w:pPr>
-      <w:r>
-        <w:rPr>
-          <w:b/>
-        </w:rPr>
-        <w:t xml:space="preserve">Status and intent.</w:t>
-      </w:r>
-      <w:r>
-        <w:t xml:space="preserve"> </w:t>
-      </w:r>
-      <w:r>
-        <w:t xml:space="preserve">Pre-launch, no public URL, no revenue. Intended to become a</w:t>
-      </w:r>
-      <w:r>
-        <w:t xml:space="preserve"> </w:t>
-      </w:r>
-      <w:r>
-        <w:t xml:space="preserve">commercial product; business model not yet decided.</w:t>
-      </w:r>
-    </w:p>
-    <w:p>
-      <w:pPr>
-        <w:pStyle w:val="Heading2"/>
-      </w:pPr>
-      <w:bookmarkStart w:id="23" w:name="part-b-data-sources"/>
-      <w:r>
-        <w:t xml:space="preserve">Part B — Data sources</w:t>
-      </w:r>
-      <w:bookmarkEnd w:id="23"/>
-    </w:p>
-    <w:p>
-      <w:pPr>
-        <w:pStyle w:val="FirstParagraph"/>
-      </w:pPr>
-      <w:r>
-        <w:rPr>
-          <w:b/>
+          <w:bCs/>
         </w:rPr>
         <w:t xml:space="preserve">Group 1 — federal sources that will ship at launch.</w:t>
       </w:r>
@@ -517,8 +1194,9 @@
     <w:tbl>
       <w:tblPr>
         <w:tblStyle w:val="Table"/>
-        <w:tblW w:type="pct" w:w="5000.0"/>
-        <w:tblLook w:firstRow="1"/>
+        <w:tblW w:type="pct" w:w="5000"/>
+        <w:tblLayout w:type="fixed"/>
+        <w:tblLook w:firstRow="1" w:lastRow="0" w:firstColumn="0" w:lastColumn="0" w:noHBand="0" w:noVBand="0" w:val="0020"/>
       </w:tblPr>
       <w:tblGrid>
         <w:gridCol w:w="1584"/>
@@ -529,19 +1207,13 @@
       </w:tblGrid>
       <w:tr>
         <w:trPr>
-          <w:cnfStyle w:firstRow="1"/>
+          <w:tblHeader w:val="on"/>
         </w:trPr>
         <w:tc>
-          <w:tcPr>
-            <w:tcBorders>
-              <w:bottom w:val="single"/>
-            </w:tcBorders>
-            <w:vAlign w:val="bottom"/>
-          </w:tcPr>
-          <w:p>
-            <w:pPr>
-              <w:pStyle w:val="Compact"/>
-              <w:jc w:val="left"/>
+          <w:tcPr/>
+          <w:p>
+            <w:pPr>
+              <w:pStyle w:val="Compact"/>
             </w:pPr>
             <w:r>
               <w:t xml:space="preserve">Source</w:t>
@@ -549,16 +1221,10 @@
           </w:p>
         </w:tc>
         <w:tc>
-          <w:tcPr>
-            <w:tcBorders>
-              <w:bottom w:val="single"/>
-            </w:tcBorders>
-            <w:vAlign w:val="bottom"/>
-          </w:tcPr>
-          <w:p>
-            <w:pPr>
-              <w:pStyle w:val="Compact"/>
-              <w:jc w:val="left"/>
+          <w:tcPr/>
+          <w:p>
+            <w:pPr>
+              <w:pStyle w:val="Compact"/>
             </w:pPr>
             <w:r>
               <w:t xml:space="preserve">Publisher</w:t>
@@ -566,16 +1232,10 @@
           </w:p>
         </w:tc>
         <w:tc>
-          <w:tcPr>
-            <w:tcBorders>
-              <w:bottom w:val="single"/>
-            </w:tcBorders>
-            <w:vAlign w:val="bottom"/>
-          </w:tcPr>
-          <w:p>
-            <w:pPr>
-              <w:pStyle w:val="Compact"/>
-              <w:jc w:val="left"/>
+          <w:tcPr/>
+          <w:p>
+            <w:pPr>
+              <w:pStyle w:val="Compact"/>
             </w:pPr>
             <w:r>
               <w:t xml:space="preserve">Provides</w:t>
@@ -583,16 +1243,10 @@
           </w:p>
         </w:tc>
         <w:tc>
-          <w:tcPr>
-            <w:tcBorders>
-              <w:bottom w:val="single"/>
-            </w:tcBorders>
-            <w:vAlign w:val="bottom"/>
-          </w:tcPr>
-          <w:p>
-            <w:pPr>
-              <w:pStyle w:val="Compact"/>
-              <w:jc w:val="left"/>
+          <w:tcPr/>
+          <w:p>
+            <w:pPr>
+              <w:pStyle w:val="Compact"/>
             </w:pPr>
             <w:r>
               <w:t xml:space="preserve">How used</w:t>
@@ -600,16 +1254,10 @@
           </w:p>
         </w:tc>
         <w:tc>
-          <w:tcPr>
-            <w:tcBorders>
-              <w:bottom w:val="single"/>
-            </w:tcBorders>
-            <w:vAlign w:val="bottom"/>
-          </w:tcPr>
-          <w:p>
-            <w:pPr>
-              <w:pStyle w:val="Compact"/>
-              <w:jc w:val="left"/>
+          <w:tcPr/>
+          <w:p>
+            <w:pPr>
+              <w:pStyle w:val="Compact"/>
             </w:pPr>
             <w:r>
               <w:t xml:space="preserve">Reaches the site?</w:t>
@@ -619,10 +1267,10 @@
       </w:tr>
       <w:tr>
         <w:tc>
-          <w:p>
-            <w:pPr>
-              <w:pStyle w:val="Compact"/>
-              <w:jc w:val="left"/>
+          <w:tcPr/>
+          <w:p>
+            <w:pPr>
+              <w:pStyle w:val="Compact"/>
             </w:pPr>
             <w:r>
               <w:t xml:space="preserve">ACS 5-year public-use microdata (PUMS), 2020–2024</w:t>
@@ -630,10 +1278,10 @@
           </w:p>
         </w:tc>
         <w:tc>
-          <w:p>
-            <w:pPr>
-              <w:pStyle w:val="Compact"/>
-              <w:jc w:val="left"/>
+          <w:tcPr/>
+          <w:p>
+            <w:pPr>
+              <w:pStyle w:val="Compact"/>
             </w:pPr>
             <w:r>
               <w:t xml:space="preserve">Census Bureau</w:t>
@@ -641,32 +1289,32 @@
           </w:p>
         </w:tc>
         <w:tc>
-          <w:p>
-            <w:pPr>
-              <w:pStyle w:val="Compact"/>
-              <w:jc w:val="left"/>
-            </w:pPr>
-            <w:r>
-              <w:t xml:space="preserve">The core population estimates</w:t>
-            </w:r>
-          </w:p>
-        </w:tc>
-        <w:tc>
-          <w:p>
-            <w:pPr>
-              <w:pStyle w:val="Compact"/>
-              <w:jc w:val="left"/>
-            </w:pPr>
-            <w:r>
-              <w:t xml:space="preserve">Aggregated into our data file</w:t>
-            </w:r>
-          </w:p>
-        </w:tc>
-        <w:tc>
-          <w:p>
-            <w:pPr>
-              <w:pStyle w:val="Compact"/>
-              <w:jc w:val="left"/>
+          <w:tcPr/>
+          <w:p>
+            <w:pPr>
+              <w:pStyle w:val="Compact"/>
+            </w:pPr>
+            <w:r>
+              <w:t xml:space="preserve">The core population estimates; since September 2026 also the couples (spouses and unmarried partners in the same household) behind the chances-of-matching figure</w:t>
+            </w:r>
+          </w:p>
+        </w:tc>
+        <w:tc>
+          <w:tcPr/>
+          <w:p>
+            <w:pPr>
+              <w:pStyle w:val="Compact"/>
+            </w:pPr>
+            <w:r>
+              <w:t xml:space="preserve">Aggregated into our data file; the pairing pattern is fitted from the couple records and stored as national tables plus one small adjustment per metro</w:t>
+            </w:r>
+          </w:p>
+        </w:tc>
+        <w:tc>
+          <w:tcPr/>
+          <w:p>
+            <w:pPr>
+              <w:pStyle w:val="Compact"/>
             </w:pPr>
             <w:r>
               <w:t xml:space="preserve">Yes, as aggregates</w:t>
@@ -676,10 +1324,10 @@
       </w:tr>
       <w:tr>
         <w:tc>
-          <w:p>
-            <w:pPr>
-              <w:pStyle w:val="Compact"/>
-              <w:jc w:val="left"/>
+          <w:tcPr/>
+          <w:p>
+            <w:pPr>
+              <w:pStyle w:val="Compact"/>
             </w:pPr>
             <w:r>
               <w:t xml:space="preserve">ACS 5-year summary tables</w:t>
@@ -687,10 +1335,10 @@
           </w:p>
         </w:tc>
         <w:tc>
-          <w:p>
-            <w:pPr>
-              <w:pStyle w:val="Compact"/>
-              <w:jc w:val="left"/>
+          <w:tcPr/>
+          <w:p>
+            <w:pPr>
+              <w:pStyle w:val="Compact"/>
             </w:pPr>
             <w:r>
               <w:t xml:space="preserve">Census Bureau</w:t>
@@ -698,10 +1346,10 @@
           </w:p>
         </w:tc>
         <w:tc>
-          <w:p>
-            <w:pPr>
-              <w:pStyle w:val="Compact"/>
-              <w:jc w:val="left"/>
+          <w:tcPr/>
+          <w:p>
+            <w:pPr>
+              <w:pStyle w:val="Compact"/>
             </w:pPr>
             <w:r>
               <w:t xml:space="preserve">Median rent, group-quarters share, calibration totals</w:t>
@@ -709,10 +1357,10 @@
           </w:p>
         </w:tc>
         <w:tc>
-          <w:p>
-            <w:pPr>
-              <w:pStyle w:val="Compact"/>
-              <w:jc w:val="left"/>
+          <w:tcPr/>
+          <w:p>
+            <w:pPr>
+              <w:pStyle w:val="Compact"/>
             </w:pPr>
             <w:r>
               <w:t xml:space="preserve">Context features; accuracy checks</w:t>
@@ -720,10 +1368,10 @@
           </w:p>
         </w:tc>
         <w:tc>
-          <w:p>
-            <w:pPr>
-              <w:pStyle w:val="Compact"/>
-              <w:jc w:val="left"/>
+          <w:tcPr/>
+          <w:p>
+            <w:pPr>
+              <w:pStyle w:val="Compact"/>
             </w:pPr>
             <w:r>
               <w:t xml:space="preserve">Yes</w:t>
@@ -733,10 +1381,10 @@
       </w:tr>
       <w:tr>
         <w:tc>
-          <w:p>
-            <w:pPr>
-              <w:pStyle w:val="Compact"/>
-              <w:jc w:val="left"/>
+          <w:tcPr/>
+          <w:p>
+            <w:pPr>
+              <w:pStyle w:val="Compact"/>
             </w:pPr>
             <w:r>
               <w:t xml:space="preserve">2020 Census DHC (tables P1, P18)</w:t>
@@ -744,10 +1392,10 @@
           </w:p>
         </w:tc>
         <w:tc>
-          <w:p>
-            <w:pPr>
-              <w:pStyle w:val="Compact"/>
-              <w:jc w:val="left"/>
+          <w:tcPr/>
+          <w:p>
+            <w:pPr>
+              <w:pStyle w:val="Compact"/>
             </w:pPr>
             <w:r>
               <w:t xml:space="preserve">Census Bureau</w:t>
@@ -755,10 +1403,10 @@
           </w:p>
         </w:tc>
         <w:tc>
-          <w:p>
-            <w:pPr>
-              <w:pStyle w:val="Compact"/>
-              <w:jc w:val="left"/>
+          <w:tcPr/>
+          <w:p>
+            <w:pPr>
+              <w:pStyle w:val="Compact"/>
             </w:pPr>
             <w:r>
               <w:t xml:space="preserve">Tract-level population and group-quarters counts</w:t>
@@ -766,10 +1414,10 @@
           </w:p>
         </w:tc>
         <w:tc>
-          <w:p>
-            <w:pPr>
-              <w:pStyle w:val="Compact"/>
-              <w:jc w:val="left"/>
+          <w:tcPr/>
+          <w:p>
+            <w:pPr>
+              <w:pStyle w:val="Compact"/>
             </w:pPr>
             <w:r>
               <w:t xml:space="preserve">Geographic allocation weights</w:t>
@@ -777,10 +1425,10 @@
           </w:p>
         </w:tc>
         <w:tc>
-          <w:p>
-            <w:pPr>
-              <w:pStyle w:val="Compact"/>
-              <w:jc w:val="left"/>
+          <w:tcPr/>
+          <w:p>
+            <w:pPr>
+              <w:pStyle w:val="Compact"/>
             </w:pPr>
             <w:r>
               <w:t xml:space="preserve">Indirectly, via weights</w:t>
@@ -790,21 +1438,21 @@
       </w:tr>
       <w:tr>
         <w:tc>
-          <w:p>
-            <w:pPr>
-              <w:pStyle w:val="Compact"/>
-              <w:jc w:val="left"/>
-            </w:pPr>
-            <w:r>
-              <w:t xml:space="preserve">2020 Census tract-to-PUMA relationship file</w:t>
-            </w:r>
-          </w:p>
-        </w:tc>
-        <w:tc>
-          <w:p>
-            <w:pPr>
-              <w:pStyle w:val="Compact"/>
-              <w:jc w:val="left"/>
+          <w:tcPr/>
+          <w:p>
+            <w:pPr>
+              <w:pStyle w:val="Compact"/>
+            </w:pPr>
+            <w:r>
+              <w:t xml:space="preserve">Census geographic relationship files (2020 tract-to-PUMA, 2010 tract-to-PUMA, 2020↔2010 tract crosswalk)</w:t>
+            </w:r>
+          </w:p>
+        </w:tc>
+        <w:tc>
+          <w:tcPr/>
+          <w:p>
+            <w:pPr>
+              <w:pStyle w:val="Compact"/>
             </w:pPr>
             <w:r>
               <w:t xml:space="preserve">Census Bureau</w:t>
@@ -812,21 +1460,21 @@
           </w:p>
         </w:tc>
         <w:tc>
-          <w:p>
-            <w:pPr>
-              <w:pStyle w:val="Compact"/>
-              <w:jc w:val="left"/>
-            </w:pPr>
-            <w:r>
-              <w:t xml:space="preserve">Geographic crosswalk</w:t>
-            </w:r>
-          </w:p>
-        </w:tc>
-        <w:tc>
-          <w:p>
-            <w:pPr>
-              <w:pStyle w:val="Compact"/>
-              <w:jc w:val="left"/>
+          <w:tcPr/>
+          <w:p>
+            <w:pPr>
+              <w:pStyle w:val="Compact"/>
+            </w:pPr>
+            <w:r>
+              <w:t xml:space="preserve">Geographic crosswalks</w:t>
+            </w:r>
+          </w:p>
+        </w:tc>
+        <w:tc>
+          <w:tcPr/>
+          <w:p>
+            <w:pPr>
+              <w:pStyle w:val="Compact"/>
             </w:pPr>
             <w:r>
               <w:t xml:space="preserve">Geographic allocation</w:t>
@@ -834,10 +1482,10 @@
           </w:p>
         </w:tc>
         <w:tc>
-          <w:p>
-            <w:pPr>
-              <w:pStyle w:val="Compact"/>
-              <w:jc w:val="left"/>
+          <w:tcPr/>
+          <w:p>
+            <w:pPr>
+              <w:pStyle w:val="Compact"/>
             </w:pPr>
             <w:r>
               <w:t xml:space="preserve">Indirectly</w:t>
@@ -847,157 +1495,157 @@
       </w:tr>
       <w:tr>
         <w:tc>
-          <w:p>
-            <w:pPr>
-              <w:pStyle w:val="Compact"/>
-              <w:jc w:val="left"/>
-            </w:pPr>
-            <w:r>
-              <w:t xml:space="preserve">OMB Bulletin 23-01 metro delineation</w:t>
-            </w:r>
-          </w:p>
-        </w:tc>
-        <w:tc>
-          <w:p>
-            <w:pPr>
-              <w:pStyle w:val="Compact"/>
-              <w:jc w:val="left"/>
-            </w:pPr>
-            <w:r>
-              <w:t xml:space="preserve">OMB</w:t>
-            </w:r>
-          </w:p>
-        </w:tc>
-        <w:tc>
-          <w:p>
-            <w:pPr>
-              <w:pStyle w:val="Compact"/>
-              <w:jc w:val="left"/>
-            </w:pPr>
-            <w:r>
-              <w:t xml:space="preserve">Which counties form each metro area</w:t>
-            </w:r>
-          </w:p>
-        </w:tc>
-        <w:tc>
-          <w:p>
-            <w:pPr>
-              <w:pStyle w:val="Compact"/>
-              <w:jc w:val="left"/>
-            </w:pPr>
-            <w:r>
-              <w:t xml:space="preserve">Defines the geography</w:t>
-            </w:r>
-          </w:p>
-        </w:tc>
-        <w:tc>
-          <w:p>
-            <w:pPr>
-              <w:pStyle w:val="Compact"/>
-              <w:jc w:val="left"/>
-            </w:pPr>
-            <w:r>
-              <w:t xml:space="preserve">Yes, as names</w:t>
+          <w:tcPr/>
+          <w:p>
+            <w:pPr>
+              <w:pStyle w:val="Compact"/>
+            </w:pPr>
+            <w:r>
+              <w:t xml:space="preserve">TIGERweb map services</w:t>
+            </w:r>
+          </w:p>
+        </w:tc>
+        <w:tc>
+          <w:tcPr/>
+          <w:p>
+            <w:pPr>
+              <w:pStyle w:val="Compact"/>
+            </w:pPr>
+            <w:r>
+              <w:t xml:space="preserve">Census Bureau</w:t>
+            </w:r>
+          </w:p>
+        </w:tc>
+        <w:tc>
+          <w:tcPr/>
+          <w:p>
+            <w:pPr>
+              <w:pStyle w:val="Compact"/>
+            </w:pPr>
+            <w:r>
+              <w:t xml:space="preserve">Centre points for counties and places</w:t>
+            </w:r>
+          </w:p>
+        </w:tc>
+        <w:tc>
+          <w:tcPr/>
+          <w:p>
+            <w:pPr>
+              <w:pStyle w:val="Compact"/>
+            </w:pPr>
+            <w:r>
+              <w:t xml:space="preserve">Metro display names, the dots on the locator map, and the joins from metros to weather stations and police agencies</w:t>
+            </w:r>
+          </w:p>
+        </w:tc>
+        <w:tc>
+          <w:tcPr/>
+          <w:p>
+            <w:pPr>
+              <w:pStyle w:val="Compact"/>
+            </w:pPr>
+            <w:r>
+              <w:t xml:space="preserve">Yes, as names and map positions</w:t>
             </w:r>
           </w:p>
         </w:tc>
       </w:tr>
       <w:tr>
         <w:tc>
-          <w:p>
-            <w:pPr>
-              <w:pStyle w:val="Compact"/>
-              <w:jc w:val="left"/>
-            </w:pPr>
-            <w:r>
-              <w:t xml:space="preserve">Regional Price Parities</w:t>
-            </w:r>
-          </w:p>
-        </w:tc>
-        <w:tc>
-          <w:p>
-            <w:pPr>
-              <w:pStyle w:val="Compact"/>
-              <w:jc w:val="left"/>
-            </w:pPr>
-            <w:r>
-              <w:t xml:space="preserve">Bureau of Economic Analysis</w:t>
-            </w:r>
-          </w:p>
-        </w:tc>
-        <w:tc>
-          <w:p>
-            <w:pPr>
-              <w:pStyle w:val="Compact"/>
-              <w:jc w:val="left"/>
-            </w:pPr>
-            <w:r>
-              <w:t xml:space="preserve">Cost-of-living deflator</w:t>
-            </w:r>
-          </w:p>
-        </w:tc>
-        <w:tc>
-          <w:p>
-            <w:pPr>
-              <w:pStyle w:val="Compact"/>
-              <w:jc w:val="left"/>
-            </w:pPr>
-            <w:r>
-              <w:t xml:space="preserve">A scored feature</w:t>
-            </w:r>
-          </w:p>
-        </w:tc>
-        <w:tc>
-          <w:p>
-            <w:pPr>
-              <w:pStyle w:val="Compact"/>
-              <w:jc w:val="left"/>
-            </w:pPr>
-            <w:r>
-              <w:t xml:space="preserve">Yes</w:t>
+          <w:tcPr/>
+          <w:p>
+            <w:pPr>
+              <w:pStyle w:val="Compact"/>
+            </w:pPr>
+            <w:r>
+              <w:t xml:space="preserve">OMB Bulletin 23-01 metro delineation</w:t>
+            </w:r>
+          </w:p>
+        </w:tc>
+        <w:tc>
+          <w:tcPr/>
+          <w:p>
+            <w:pPr>
+              <w:pStyle w:val="Compact"/>
+            </w:pPr>
+            <w:r>
+              <w:t xml:space="preserve">OMB</w:t>
+            </w:r>
+          </w:p>
+        </w:tc>
+        <w:tc>
+          <w:tcPr/>
+          <w:p>
+            <w:pPr>
+              <w:pStyle w:val="Compact"/>
+            </w:pPr>
+            <w:r>
+              <w:t xml:space="preserve">Which counties form each metro area</w:t>
+            </w:r>
+          </w:p>
+        </w:tc>
+        <w:tc>
+          <w:tcPr/>
+          <w:p>
+            <w:pPr>
+              <w:pStyle w:val="Compact"/>
+            </w:pPr>
+            <w:r>
+              <w:t xml:space="preserve">Defines the geography</w:t>
+            </w:r>
+          </w:p>
+        </w:tc>
+        <w:tc>
+          <w:tcPr/>
+          <w:p>
+            <w:pPr>
+              <w:pStyle w:val="Compact"/>
+            </w:pPr>
+            <w:r>
+              <w:t xml:space="preserve">Yes, as names</w:t>
             </w:r>
           </w:p>
         </w:tc>
       </w:tr>
       <w:tr>
         <w:tc>
-          <w:p>
-            <w:pPr>
-              <w:pStyle w:val="Compact"/>
-              <w:jc w:val="left"/>
-            </w:pPr>
-            <w:r>
-              <w:t xml:space="preserve">County Business Patterns</w:t>
-            </w:r>
-          </w:p>
-        </w:tc>
-        <w:tc>
-          <w:p>
-            <w:pPr>
-              <w:pStyle w:val="Compact"/>
-              <w:jc w:val="left"/>
-            </w:pPr>
-            <w:r>
-              <w:t xml:space="preserve">Census Bureau</w:t>
-            </w:r>
-          </w:p>
-        </w:tc>
-        <w:tc>
-          <w:p>
-            <w:pPr>
-              <w:pStyle w:val="Compact"/>
-              <w:jc w:val="left"/>
-            </w:pPr>
-            <w:r>
-              <w:t xml:space="preserve">Venue and establishment counts by industry</w:t>
-            </w:r>
-          </w:p>
-        </w:tc>
-        <w:tc>
-          <w:p>
-            <w:pPr>
-              <w:pStyle w:val="Compact"/>
-              <w:jc w:val="left"/>
+          <w:tcPr/>
+          <w:p>
+            <w:pPr>
+              <w:pStyle w:val="Compact"/>
+            </w:pPr>
+            <w:r>
+              <w:t xml:space="preserve">Regional Price Parities</w:t>
+            </w:r>
+          </w:p>
+        </w:tc>
+        <w:tc>
+          <w:tcPr/>
+          <w:p>
+            <w:pPr>
+              <w:pStyle w:val="Compact"/>
+            </w:pPr>
+            <w:r>
+              <w:t xml:space="preserve">Bureau of Economic Analysis</w:t>
+            </w:r>
+          </w:p>
+        </w:tc>
+        <w:tc>
+          <w:tcPr/>
+          <w:p>
+            <w:pPr>
+              <w:pStyle w:val="Compact"/>
+            </w:pPr>
+            <w:r>
+              <w:t xml:space="preserve">Cost-of-living deflator</w:t>
+            </w:r>
+          </w:p>
+        </w:tc>
+        <w:tc>
+          <w:tcPr/>
+          <w:p>
+            <w:pPr>
+              <w:pStyle w:val="Compact"/>
             </w:pPr>
             <w:r>
               <w:t xml:space="preserve">A scored feature</w:t>
@@ -1005,10 +1653,10 @@
           </w:p>
         </w:tc>
         <w:tc>
-          <w:p>
-            <w:pPr>
-              <w:pStyle w:val="Compact"/>
-              <w:jc w:val="left"/>
+          <w:tcPr/>
+          <w:p>
+            <w:pPr>
+              <w:pStyle w:val="Compact"/>
             </w:pPr>
             <w:r>
               <w:t xml:space="preserve">Yes</w:t>
@@ -1018,157 +1666,157 @@
       </w:tr>
       <w:tr>
         <w:tc>
-          <w:p>
-            <w:pPr>
-              <w:pStyle w:val="Compact"/>
-              <w:jc w:val="left"/>
-            </w:pPr>
-            <w:r>
-              <w:t xml:space="preserve">Quarterly Census of Employment and Wages</w:t>
-            </w:r>
-          </w:p>
-        </w:tc>
-        <w:tc>
-          <w:p>
-            <w:pPr>
-              <w:pStyle w:val="Compact"/>
-              <w:jc w:val="left"/>
-            </w:pPr>
-            <w:r>
-              <w:t xml:space="preserve">Bureau of Labor Statistics</w:t>
-            </w:r>
-          </w:p>
-        </w:tc>
-        <w:tc>
-          <w:p>
-            <w:pPr>
-              <w:pStyle w:val="Compact"/>
-              <w:jc w:val="left"/>
-            </w:pPr>
-            <w:r>
-              <w:t xml:space="preserve">Cross-check on the above</w:t>
-            </w:r>
-          </w:p>
-        </w:tc>
-        <w:tc>
-          <w:p>
-            <w:pPr>
-              <w:pStyle w:val="Compact"/>
-              <w:jc w:val="left"/>
-            </w:pPr>
-            <w:r>
-              <w:t xml:space="preserve">Accuracy check</w:t>
-            </w:r>
-          </w:p>
-        </w:tc>
-        <w:tc>
-          <w:p>
-            <w:pPr>
-              <w:pStyle w:val="Compact"/>
-              <w:jc w:val="left"/>
-            </w:pPr>
-            <w:r>
-              <w:t xml:space="preserve">No — check only</w:t>
+          <w:tcPr/>
+          <w:p>
+            <w:pPr>
+              <w:pStyle w:val="Compact"/>
+            </w:pPr>
+            <w:r>
+              <w:t xml:space="preserve">County Business Patterns</w:t>
+            </w:r>
+          </w:p>
+        </w:tc>
+        <w:tc>
+          <w:tcPr/>
+          <w:p>
+            <w:pPr>
+              <w:pStyle w:val="Compact"/>
+            </w:pPr>
+            <w:r>
+              <w:t xml:space="preserve">Census Bureau</w:t>
+            </w:r>
+          </w:p>
+        </w:tc>
+        <w:tc>
+          <w:tcPr/>
+          <w:p>
+            <w:pPr>
+              <w:pStyle w:val="Compact"/>
+            </w:pPr>
+            <w:r>
+              <w:t xml:space="preserve">Venue and establishment counts by industry</w:t>
+            </w:r>
+          </w:p>
+        </w:tc>
+        <w:tc>
+          <w:tcPr/>
+          <w:p>
+            <w:pPr>
+              <w:pStyle w:val="Compact"/>
+            </w:pPr>
+            <w:r>
+              <w:t xml:space="preserve">A scored feature</w:t>
+            </w:r>
+          </w:p>
+        </w:tc>
+        <w:tc>
+          <w:tcPr/>
+          <w:p>
+            <w:pPr>
+              <w:pStyle w:val="Compact"/>
+            </w:pPr>
+            <w:r>
+              <w:t xml:space="preserve">Yes</w:t>
             </w:r>
           </w:p>
         </w:tc>
       </w:tr>
       <w:tr>
         <w:tc>
-          <w:p>
-            <w:pPr>
-              <w:pStyle w:val="Compact"/>
-              <w:jc w:val="left"/>
-            </w:pPr>
-            <w:r>
-              <w:t xml:space="preserve">Smart Location Database v3.0</w:t>
-            </w:r>
-          </w:p>
-        </w:tc>
-        <w:tc>
-          <w:p>
-            <w:pPr>
-              <w:pStyle w:val="Compact"/>
-              <w:jc w:val="left"/>
-            </w:pPr>
-            <w:r>
-              <w:t xml:space="preserve">EPA</w:t>
-            </w:r>
-          </w:p>
-        </w:tc>
-        <w:tc>
-          <w:p>
-            <w:pPr>
-              <w:pStyle w:val="Compact"/>
-              <w:jc w:val="left"/>
-            </w:pPr>
-            <w:r>
-              <w:t xml:space="preserve">Street-network walkability measures</w:t>
-            </w:r>
-          </w:p>
-        </w:tc>
-        <w:tc>
-          <w:p>
-            <w:pPr>
-              <w:pStyle w:val="Compact"/>
-              <w:jc w:val="left"/>
-            </w:pPr>
-            <w:r>
-              <w:t xml:space="preserve">A scored feature</w:t>
-            </w:r>
-          </w:p>
-        </w:tc>
-        <w:tc>
-          <w:p>
-            <w:pPr>
-              <w:pStyle w:val="Compact"/>
-              <w:jc w:val="left"/>
-            </w:pPr>
-            <w:r>
-              <w:t xml:space="preserve">Yes</w:t>
+          <w:tcPr/>
+          <w:p>
+            <w:pPr>
+              <w:pStyle w:val="Compact"/>
+            </w:pPr>
+            <w:r>
+              <w:t xml:space="preserve">Quarterly Census of Employment and Wages</w:t>
+            </w:r>
+          </w:p>
+        </w:tc>
+        <w:tc>
+          <w:tcPr/>
+          <w:p>
+            <w:pPr>
+              <w:pStyle w:val="Compact"/>
+            </w:pPr>
+            <w:r>
+              <w:t xml:space="preserve">Bureau of Labor Statistics</w:t>
+            </w:r>
+          </w:p>
+        </w:tc>
+        <w:tc>
+          <w:tcPr/>
+          <w:p>
+            <w:pPr>
+              <w:pStyle w:val="Compact"/>
+            </w:pPr>
+            <w:r>
+              <w:t xml:space="preserve">Cross-check on the above</w:t>
+            </w:r>
+          </w:p>
+        </w:tc>
+        <w:tc>
+          <w:tcPr/>
+          <w:p>
+            <w:pPr>
+              <w:pStyle w:val="Compact"/>
+            </w:pPr>
+            <w:r>
+              <w:t xml:space="preserve">Accuracy check</w:t>
+            </w:r>
+          </w:p>
+        </w:tc>
+        <w:tc>
+          <w:tcPr/>
+          <w:p>
+            <w:pPr>
+              <w:pStyle w:val="Compact"/>
+            </w:pPr>
+            <w:r>
+              <w:t xml:space="preserve">No — check only</w:t>
             </w:r>
           </w:p>
         </w:tc>
       </w:tr>
       <w:tr>
         <w:tc>
-          <w:p>
-            <w:pPr>
-              <w:pStyle w:val="Compact"/>
-              <w:jc w:val="left"/>
-            </w:pPr>
-            <w:r>
-              <w:t xml:space="preserve">Climate Normals 1991–2020</w:t>
-            </w:r>
-          </w:p>
-        </w:tc>
-        <w:tc>
-          <w:p>
-            <w:pPr>
-              <w:pStyle w:val="Compact"/>
-              <w:jc w:val="left"/>
-            </w:pPr>
-            <w:r>
-              <w:t xml:space="preserve">NOAA</w:t>
-            </w:r>
-          </w:p>
-        </w:tc>
-        <w:tc>
-          <w:p>
-            <w:pPr>
-              <w:pStyle w:val="Compact"/>
-              <w:jc w:val="left"/>
-            </w:pPr>
-            <w:r>
-              <w:t xml:space="preserve">Pleasant-day counts</w:t>
-            </w:r>
-          </w:p>
-        </w:tc>
-        <w:tc>
-          <w:p>
-            <w:pPr>
-              <w:pStyle w:val="Compact"/>
-              <w:jc w:val="left"/>
+          <w:tcPr/>
+          <w:p>
+            <w:pPr>
+              <w:pStyle w:val="Compact"/>
+            </w:pPr>
+            <w:r>
+              <w:t xml:space="preserve">Smart Location Database v3.0</w:t>
+            </w:r>
+          </w:p>
+        </w:tc>
+        <w:tc>
+          <w:tcPr/>
+          <w:p>
+            <w:pPr>
+              <w:pStyle w:val="Compact"/>
+            </w:pPr>
+            <w:r>
+              <w:t xml:space="preserve">EPA</w:t>
+            </w:r>
+          </w:p>
+        </w:tc>
+        <w:tc>
+          <w:tcPr/>
+          <w:p>
+            <w:pPr>
+              <w:pStyle w:val="Compact"/>
+            </w:pPr>
+            <w:r>
+              <w:t xml:space="preserve">Street-network walkability measures</w:t>
+            </w:r>
+          </w:p>
+        </w:tc>
+        <w:tc>
+          <w:tcPr/>
+          <w:p>
+            <w:pPr>
+              <w:pStyle w:val="Compact"/>
             </w:pPr>
             <w:r>
               <w:t xml:space="preserve">A scored feature</w:t>
@@ -1176,10 +1824,10 @@
           </w:p>
         </w:tc>
         <w:tc>
-          <w:p>
-            <w:pPr>
-              <w:pStyle w:val="Compact"/>
-              <w:jc w:val="left"/>
+          <w:tcPr/>
+          <w:p>
+            <w:pPr>
+              <w:pStyle w:val="Compact"/>
             </w:pPr>
             <w:r>
               <w:t xml:space="preserve">Yes</w:t>
@@ -1189,43 +1837,43 @@
       </w:tr>
       <w:tr>
         <w:tc>
-          <w:p>
-            <w:pPr>
-              <w:pStyle w:val="Compact"/>
-              <w:jc w:val="left"/>
-            </w:pPr>
-            <w:r>
-              <w:t xml:space="preserve">IPEDS 2024–25</w:t>
-            </w:r>
-          </w:p>
-        </w:tc>
-        <w:tc>
-          <w:p>
-            <w:pPr>
-              <w:pStyle w:val="Compact"/>
-              <w:jc w:val="left"/>
-            </w:pPr>
-            <w:r>
-              <w:t xml:space="preserve">NCES / Dept. of Education</w:t>
-            </w:r>
-          </w:p>
-        </w:tc>
-        <w:tc>
-          <w:p>
-            <w:pPr>
-              <w:pStyle w:val="Compact"/>
-              <w:jc w:val="left"/>
-            </w:pPr>
-            <w:r>
-              <w:t xml:space="preserve">Student population by metro</w:t>
-            </w:r>
-          </w:p>
-        </w:tc>
-        <w:tc>
-          <w:p>
-            <w:pPr>
-              <w:pStyle w:val="Compact"/>
-              <w:jc w:val="left"/>
+          <w:tcPr/>
+          <w:p>
+            <w:pPr>
+              <w:pStyle w:val="Compact"/>
+            </w:pPr>
+            <w:r>
+              <w:t xml:space="preserve">GHCN-Daily observations 1991–2020</w:t>
+            </w:r>
+          </w:p>
+        </w:tc>
+        <w:tc>
+          <w:tcPr/>
+          <w:p>
+            <w:pPr>
+              <w:pStyle w:val="Compact"/>
+            </w:pPr>
+            <w:r>
+              <w:t xml:space="preserve">NOAA</w:t>
+            </w:r>
+          </w:p>
+        </w:tc>
+        <w:tc>
+          <w:tcPr/>
+          <w:p>
+            <w:pPr>
+              <w:pStyle w:val="Compact"/>
+            </w:pPr>
+            <w:r>
+              <w:t xml:space="preserve">Pleasant-day counts (replaced Climate Normals in Phase 2d)</w:t>
+            </w:r>
+          </w:p>
+        </w:tc>
+        <w:tc>
+          <w:tcPr/>
+          <w:p>
+            <w:pPr>
+              <w:pStyle w:val="Compact"/>
             </w:pPr>
             <w:r>
               <w:t xml:space="preserve">A scored feature</w:t>
@@ -1233,10 +1881,10 @@
           </w:p>
         </w:tc>
         <w:tc>
-          <w:p>
-            <w:pPr>
-              <w:pStyle w:val="Compact"/>
-              <w:jc w:val="left"/>
+          <w:tcPr/>
+          <w:p>
+            <w:pPr>
+              <w:pStyle w:val="Compact"/>
             </w:pPr>
             <w:r>
               <w:t xml:space="preserve">Yes</w:t>
@@ -1246,10 +1894,124 @@
       </w:tr>
       <w:tr>
         <w:tc>
-          <w:p>
-            <w:pPr>
-              <w:pStyle w:val="Compact"/>
-              <w:jc w:val="left"/>
+          <w:tcPr/>
+          <w:p>
+            <w:pPr>
+              <w:pStyle w:val="Compact"/>
+            </w:pPr>
+            <w:r>
+              <w:t xml:space="preserve">50th Percentile Rent Estimates, FY2027</w:t>
+            </w:r>
+          </w:p>
+        </w:tc>
+        <w:tc>
+          <w:tcPr/>
+          <w:p>
+            <w:pPr>
+              <w:pStyle w:val="Compact"/>
+            </w:pPr>
+            <w:r>
+              <w:t xml:space="preserve">HUD</w:t>
+            </w:r>
+          </w:p>
+        </w:tc>
+        <w:tc>
+          <w:tcPr/>
+          <w:p>
+            <w:pPr>
+              <w:pStyle w:val="Compact"/>
+            </w:pPr>
+            <w:r>
+              <w:t xml:space="preserve">The rent statistic (replaced ACS B25031 in Phase 2g); county file aggregated to metros with ACS renter-household weights</w:t>
+            </w:r>
+          </w:p>
+        </w:tc>
+        <w:tc>
+          <w:tcPr/>
+          <w:p>
+            <w:pPr>
+              <w:pStyle w:val="Compact"/>
+            </w:pPr>
+            <w:r>
+              <w:t xml:space="preserve">A scored feature; a work of the US government like the rows above</w:t>
+            </w:r>
+          </w:p>
+        </w:tc>
+        <w:tc>
+          <w:tcPr/>
+          <w:p>
+            <w:pPr>
+              <w:pStyle w:val="Compact"/>
+            </w:pPr>
+            <w:r>
+              <w:t xml:space="preserve">Yes</w:t>
+            </w:r>
+          </w:p>
+        </w:tc>
+      </w:tr>
+      <w:tr>
+        <w:tc>
+          <w:tcPr/>
+          <w:p>
+            <w:pPr>
+              <w:pStyle w:val="Compact"/>
+            </w:pPr>
+            <w:r>
+              <w:t xml:space="preserve">IPEDS 2024–25</w:t>
+            </w:r>
+          </w:p>
+        </w:tc>
+        <w:tc>
+          <w:tcPr/>
+          <w:p>
+            <w:pPr>
+              <w:pStyle w:val="Compact"/>
+            </w:pPr>
+            <w:r>
+              <w:t xml:space="preserve">NCES / Dept. of Education</w:t>
+            </w:r>
+          </w:p>
+        </w:tc>
+        <w:tc>
+          <w:tcPr/>
+          <w:p>
+            <w:pPr>
+              <w:pStyle w:val="Compact"/>
+            </w:pPr>
+            <w:r>
+              <w:t xml:space="preserve">Student population by metro</w:t>
+            </w:r>
+          </w:p>
+        </w:tc>
+        <w:tc>
+          <w:tcPr/>
+          <w:p>
+            <w:pPr>
+              <w:pStyle w:val="Compact"/>
+            </w:pPr>
+            <w:r>
+              <w:t xml:space="preserve">A scored feature</w:t>
+            </w:r>
+          </w:p>
+        </w:tc>
+        <w:tc>
+          <w:tcPr/>
+          <w:p>
+            <w:pPr>
+              <w:pStyle w:val="Compact"/>
+            </w:pPr>
+            <w:r>
+              <w:t xml:space="preserve">Yes</w:t>
+            </w:r>
+          </w:p>
+        </w:tc>
+      </w:tr>
+      <w:tr>
+        <w:tc>
+          <w:tcPr/>
+          <w:p>
+            <w:pPr>
+              <w:pStyle w:val="Compact"/>
             </w:pPr>
             <w:r>
               <w:t xml:space="preserve">Crime Data Explorer</w:t>
@@ -1257,10 +2019,10 @@
           </w:p>
         </w:tc>
         <w:tc>
-          <w:p>
-            <w:pPr>
-              <w:pStyle w:val="Compact"/>
-              <w:jc w:val="left"/>
+          <w:tcPr/>
+          <w:p>
+            <w:pPr>
+              <w:pStyle w:val="Compact"/>
             </w:pPr>
             <w:r>
               <w:t xml:space="preserve">FBI</w:t>
@@ -1268,21 +2030,21 @@
           </w:p>
         </w:tc>
         <w:tc>
-          <w:p>
-            <w:pPr>
-              <w:pStyle w:val="Compact"/>
-              <w:jc w:val="left"/>
-            </w:pPr>
-            <w:r>
-              <w:t xml:space="preserve">Offence rates</w:t>
-            </w:r>
-          </w:p>
-        </w:tc>
-        <w:tc>
-          <w:p>
-            <w:pPr>
-              <w:pStyle w:val="Compact"/>
-              <w:jc w:val="left"/>
+          <w:tcPr/>
+          <w:p>
+            <w:pPr>
+              <w:pStyle w:val="Compact"/>
+            </w:pPr>
+            <w:r>
+              <w:t xml:space="preserve">Offence rates and reporting coverage</w:t>
+            </w:r>
+          </w:p>
+        </w:tc>
+        <w:tc>
+          <w:tcPr/>
+          <w:p>
+            <w:pPr>
+              <w:pStyle w:val="Compact"/>
             </w:pPr>
             <w:r>
               <w:t xml:space="preserve">Displayed on metro pages with the FBI’s own comparability caveat;</w:t>
@@ -1293,6 +2055,7 @@
             <w:r>
               <w:rPr>
                 <w:b/>
+                <w:bCs/>
               </w:rPr>
               <w:t xml:space="preserve">never</w:t>
             </w:r>
@@ -1305,13 +2068,256 @@
           </w:p>
         </w:tc>
         <w:tc>
-          <w:p>
-            <w:pPr>
-              <w:pStyle w:val="Compact"/>
-              <w:jc w:val="left"/>
+          <w:tcPr/>
+          <w:p>
+            <w:pPr>
+              <w:pStyle w:val="Compact"/>
             </w:pPr>
             <w:r>
               <w:t xml:space="preserve">Yes, as context</w:t>
+            </w:r>
+          </w:p>
+        </w:tc>
+      </w:tr>
+      <w:tr>
+        <w:tc>
+          <w:tcPr/>
+          <w:p>
+            <w:pPr>
+              <w:pStyle w:val="Compact"/>
+            </w:pPr>
+            <w:r>
+              <w:t xml:space="preserve">Cartographic boundary file (state, 1:20M)</w:t>
+            </w:r>
+          </w:p>
+        </w:tc>
+        <w:tc>
+          <w:tcPr/>
+          <w:p>
+            <w:pPr>
+              <w:pStyle w:val="Compact"/>
+            </w:pPr>
+            <w:r>
+              <w:t xml:space="preserve">Census Bureau</w:t>
+            </w:r>
+          </w:p>
+        </w:tc>
+        <w:tc>
+          <w:tcPr/>
+          <w:p>
+            <w:pPr>
+              <w:pStyle w:val="Compact"/>
+            </w:pPr>
+            <w:r>
+              <w:t xml:space="preserve">State outlines for the locator map</w:t>
+            </w:r>
+          </w:p>
+        </w:tc>
+        <w:tc>
+          <w:tcPr/>
+          <w:p>
+            <w:pPr>
+              <w:pStyle w:val="Compact"/>
+            </w:pPr>
+            <w:r>
+              <w:t xml:space="preserve">Projected at build time into static geometry</w:t>
+            </w:r>
+          </w:p>
+        </w:tc>
+        <w:tc>
+          <w:tcPr/>
+          <w:p>
+            <w:pPr>
+              <w:pStyle w:val="Compact"/>
+            </w:pPr>
+            <w:r>
+              <w:t xml:space="preserve">Yes, as drawings</w:t>
+            </w:r>
+          </w:p>
+        </w:tc>
+      </w:tr>
+      <w:tr>
+        <w:tc>
+          <w:tcPr/>
+          <w:p>
+            <w:pPr>
+              <w:pStyle w:val="Compact"/>
+            </w:pPr>
+            <w:r>
+              <w:rPr>
+                <w:b/>
+                <w:bCs/>
+              </w:rPr>
+              <w:t xml:space="preserve">City and stat-page photographs</w:t>
+            </w:r>
+          </w:p>
+        </w:tc>
+        <w:tc>
+          <w:tcPr/>
+          <w:p>
+            <w:pPr>
+              <w:pStyle w:val="Compact"/>
+            </w:pPr>
+            <w:r>
+              <w:t xml:space="preserve">Wikipedia / Wikimedia Commons contributors</w:t>
+            </w:r>
+          </w:p>
+        </w:tc>
+        <w:tc>
+          <w:tcPr/>
+          <w:p>
+            <w:pPr>
+              <w:pStyle w:val="Compact"/>
+            </w:pPr>
+            <w:r>
+              <w:t xml:space="preserve">One lead photograph per city page and per stat page</w:t>
+            </w:r>
+          </w:p>
+        </w:tc>
+        <w:tc>
+          <w:tcPr/>
+          <w:p>
+            <w:pPr>
+              <w:pStyle w:val="Compact"/>
+            </w:pPr>
+            <w:r>
+              <w:t xml:space="preserve">Displayed unmodified with per-image attribution; licences read from the Commons API and restricted to public domain, CC0, CC-BY and CC-BY-SA; per-image manifest (source, author, licence, deed link, retrieval date, hash) at</w:t>
+            </w:r>
+            <w:r>
+              <w:t xml:space="preserve"> </w:t>
+            </w:r>
+            <w:r>
+              <w:rPr>
+                <w:rStyle w:val="VerbatimChar"/>
+              </w:rPr>
+              <w:t xml:space="preserve">results/phase2e/city_images.csv</w:t>
+            </w:r>
+          </w:p>
+        </w:tc>
+        <w:tc>
+          <w:tcPr/>
+          <w:p>
+            <w:pPr>
+              <w:pStyle w:val="Compact"/>
+            </w:pPr>
+            <w:r>
+              <w:t xml:space="preserve">Yes —</w:t>
+            </w:r>
+            <w:r>
+              <w:t xml:space="preserve"> </w:t>
+            </w:r>
+            <w:r>
+              <w:rPr>
+                <w:b/>
+                <w:bCs/>
+              </w:rPr>
+              <w:t xml:space="preserve">the site’s first third-party shipped assets; needs counsel’s read before launch</w:t>
+            </w:r>
+          </w:p>
+        </w:tc>
+      </w:tr>
+      <w:tr>
+        <w:tc>
+          <w:tcPr/>
+          <w:p>
+            <w:pPr>
+              <w:pStyle w:val="Compact"/>
+            </w:pPr>
+            <w:r>
+              <w:rPr>
+                <w:b/>
+                <w:bCs/>
+              </w:rPr>
+              <w:t xml:space="preserve">Home-page hero photograph</w:t>
+            </w:r>
+          </w:p>
+        </w:tc>
+        <w:tc>
+          <w:tcPr/>
+          <w:p>
+            <w:pPr>
+              <w:pStyle w:val="Compact"/>
+            </w:pPr>
+            <w:r>
+              <w:t xml:space="preserve">Wikimedia Commons (Carol M. Highsmith,</w:t>
+            </w:r>
+            <w:r>
+              <w:t xml:space="preserve"> </w:t>
+            </w:r>
+            <w:r>
+              <w:rPr>
+                <w:i/>
+                <w:iCs/>
+              </w:rPr>
+              <w:t xml:space="preserve">View of the Burlington Marketplace</w:t>
+            </w:r>
+            <w:r>
+              <w:t xml:space="preserve">, 2017)</w:t>
+            </w:r>
+          </w:p>
+        </w:tc>
+        <w:tc>
+          <w:tcPr/>
+          <w:p>
+            <w:pPr>
+              <w:pStyle w:val="Compact"/>
+            </w:pPr>
+            <w:r>
+              <w:t xml:space="preserve">The one photograph on the home page</w:t>
+            </w:r>
+          </w:p>
+        </w:tc>
+        <w:tc>
+          <w:tcPr/>
+          <w:p>
+            <w:pPr>
+              <w:pStyle w:val="Compact"/>
+            </w:pPr>
+            <w:r>
+              <w:t xml:space="preserve">Sourced through the same pipeline and licence gate as the city photographs but held to a stricter bar:</w:t>
+            </w:r>
+            <w:r>
+              <w:t xml:space="preserve"> </w:t>
+            </w:r>
+            <w:r>
+              <w:rPr>
+                <w:b/>
+                <w:bCs/>
+              </w:rPr>
+              <w:t xml:space="preserve">public domain / CC0 only</w:t>
+            </w:r>
+            <w:r>
+              <w:t xml:space="preserve">, because the hero renders as a cropped band and a crop of a CC-BY-SA image would be an adaptation carrying ShareAlike. Licence read live from the Commons API (public domain — the photographer’s Library of Congress dedication); attribution rendered beneath the band and bound to the file by SHA-256, so a swapped image cannot wear this credit; manifest row at</w:t>
+            </w:r>
+            <w:r>
+              <w:t xml:space="preserve"> </w:t>
+            </w:r>
+            <w:r>
+              <w:rPr>
+                <w:rStyle w:val="VerbatimChar"/>
+              </w:rPr>
+              <w:t xml:space="preserve">results/phase2f/hero_image.csv</w:t>
+            </w:r>
+          </w:p>
+        </w:tc>
+        <w:tc>
+          <w:tcPr/>
+          <w:p>
+            <w:pPr>
+              <w:pStyle w:val="Compact"/>
+            </w:pPr>
+            <w:r>
+              <w:t xml:space="preserve">Yes — same posture as the city photographs;</w:t>
+            </w:r>
+            <w:r>
+              <w:t xml:space="preserve"> </w:t>
+            </w:r>
+            <w:r>
+              <w:rPr>
+                <w:b/>
+                <w:bCs/>
+              </w:rPr>
+              <w:t xml:space="preserve">include in counsel’s read</w:t>
             </w:r>
           </w:p>
         </w:tc>
@@ -1344,6 +2350,7 @@
       <w:r>
         <w:rPr>
           <w:b/>
+          <w:bCs/>
         </w:rPr>
         <w:t xml:space="preserve">Group 2 — planned for a later release.</w:t>
       </w:r>
@@ -1351,8 +2358,9 @@
     <w:tbl>
       <w:tblPr>
         <w:tblStyle w:val="Table"/>
-        <w:tblW w:type="pct" w:w="5000.0"/>
-        <w:tblLook w:firstRow="1"/>
+        <w:tblW w:type="pct" w:w="5000"/>
+        <w:tblLayout w:type="fixed"/>
+        <w:tblLook w:firstRow="1" w:lastRow="0" w:firstColumn="0" w:lastColumn="0" w:noHBand="0" w:noVBand="0" w:val="0020"/>
       </w:tblPr>
       <w:tblGrid>
         <w:gridCol w:w="1980"/>
@@ -1362,19 +2370,13 @@
       </w:tblGrid>
       <w:tr>
         <w:trPr>
-          <w:cnfStyle w:firstRow="1"/>
+          <w:tblHeader w:val="on"/>
         </w:trPr>
         <w:tc>
-          <w:tcPr>
-            <w:tcBorders>
-              <w:bottom w:val="single"/>
-            </w:tcBorders>
-            <w:vAlign w:val="bottom"/>
-          </w:tcPr>
-          <w:p>
-            <w:pPr>
-              <w:pStyle w:val="Compact"/>
-              <w:jc w:val="left"/>
+          <w:tcPr/>
+          <w:p>
+            <w:pPr>
+              <w:pStyle w:val="Compact"/>
             </w:pPr>
             <w:r>
               <w:t xml:space="preserve">Source</w:t>
@@ -1382,16 +2384,10 @@
           </w:p>
         </w:tc>
         <w:tc>
-          <w:tcPr>
-            <w:tcBorders>
-              <w:bottom w:val="single"/>
-            </w:tcBorders>
-            <w:vAlign w:val="bottom"/>
-          </w:tcPr>
-          <w:p>
-            <w:pPr>
-              <w:pStyle w:val="Compact"/>
-              <w:jc w:val="left"/>
+          <w:tcPr/>
+          <w:p>
+            <w:pPr>
+              <w:pStyle w:val="Compact"/>
             </w:pPr>
             <w:r>
               <w:t xml:space="preserve">Publisher</w:t>
@@ -1399,16 +2395,10 @@
           </w:p>
         </w:tc>
         <w:tc>
-          <w:tcPr>
-            <w:tcBorders>
-              <w:bottom w:val="single"/>
-            </w:tcBorders>
-            <w:vAlign w:val="bottom"/>
-          </w:tcPr>
-          <w:p>
-            <w:pPr>
-              <w:pStyle w:val="Compact"/>
-              <w:jc w:val="left"/>
+          <w:tcPr/>
+          <w:p>
+            <w:pPr>
+              <w:pStyle w:val="Compact"/>
             </w:pPr>
             <w:r>
               <w:t xml:space="preserve">Licence as we read it</w:t>
@@ -1416,16 +2406,10 @@
           </w:p>
         </w:tc>
         <w:tc>
-          <w:tcPr>
-            <w:tcBorders>
-              <w:bottom w:val="single"/>
-            </w:tcBorders>
-            <w:vAlign w:val="bottom"/>
-          </w:tcPr>
-          <w:p>
-            <w:pPr>
-              <w:pStyle w:val="Compact"/>
-              <w:jc w:val="left"/>
+          <w:tcPr/>
+          <w:p>
+            <w:pPr>
+              <w:pStyle w:val="Compact"/>
             </w:pPr>
             <w:r>
               <w:t xml:space="preserve">Intended use</w:t>
@@ -1435,10 +2419,10 @@
       </w:tr>
       <w:tr>
         <w:tc>
-          <w:p>
-            <w:pPr>
-              <w:pStyle w:val="Compact"/>
-              <w:jc w:val="left"/>
+          <w:tcPr/>
+          <w:p>
+            <w:pPr>
+              <w:pStyle w:val="Compact"/>
             </w:pPr>
             <w:r>
               <w:t xml:space="preserve">Overture Places</w:t>
@@ -1446,10 +2430,10 @@
           </w:p>
         </w:tc>
         <w:tc>
-          <w:p>
-            <w:pPr>
-              <w:pStyle w:val="Compact"/>
-              <w:jc w:val="left"/>
+          <w:tcPr/>
+          <w:p>
+            <w:pPr>
+              <w:pStyle w:val="Compact"/>
             </w:pPr>
             <w:r>
               <w:t xml:space="preserve">Overture Maps Foundation</w:t>
@@ -1457,10 +2441,10 @@
           </w:p>
         </w:tc>
         <w:tc>
-          <w:p>
-            <w:pPr>
-              <w:pStyle w:val="Compact"/>
-              <w:jc w:val="left"/>
+          <w:tcPr/>
+          <w:p>
+            <w:pPr>
+              <w:pStyle w:val="Compact"/>
             </w:pPr>
             <w:r>
               <w:t xml:space="preserve">Permissive, attribution required</w:t>
@@ -1468,10 +2452,10 @@
           </w:p>
         </w:tc>
         <w:tc>
-          <w:p>
-            <w:pPr>
-              <w:pStyle w:val="Compact"/>
-              <w:jc w:val="left"/>
+          <w:tcPr/>
+          <w:p>
+            <w:pPr>
+              <w:pStyle w:val="Compact"/>
             </w:pPr>
             <w:r>
               <w:t xml:space="preserve">Venue counts</w:t>
@@ -1481,10 +2465,10 @@
       </w:tr>
       <w:tr>
         <w:tc>
-          <w:p>
-            <w:pPr>
-              <w:pStyle w:val="Compact"/>
-              <w:jc w:val="left"/>
+          <w:tcPr/>
+          <w:p>
+            <w:pPr>
+              <w:pStyle w:val="Compact"/>
             </w:pPr>
             <w:r>
               <w:t xml:space="preserve">Foursquare OS Places</w:t>
@@ -1492,10 +2476,10 @@
           </w:p>
         </w:tc>
         <w:tc>
-          <w:p>
-            <w:pPr>
-              <w:pStyle w:val="Compact"/>
-              <w:jc w:val="left"/>
+          <w:tcPr/>
+          <w:p>
+            <w:pPr>
+              <w:pStyle w:val="Compact"/>
             </w:pPr>
             <w:r>
               <w:t xml:space="preserve">Foursquare</w:t>
@@ -1503,10 +2487,10 @@
           </w:p>
         </w:tc>
         <w:tc>
-          <w:p>
-            <w:pPr>
-              <w:pStyle w:val="Compact"/>
-              <w:jc w:val="left"/>
+          <w:tcPr/>
+          <w:p>
+            <w:pPr>
+              <w:pStyle w:val="Compact"/>
             </w:pPr>
             <w:r>
               <w:t xml:space="preserve">Apache 2.0, NOTICE must be preserved</w:t>
@@ -1514,10 +2498,10 @@
           </w:p>
         </w:tc>
         <w:tc>
-          <w:p>
-            <w:pPr>
-              <w:pStyle w:val="Compact"/>
-              <w:jc w:val="left"/>
+          <w:tcPr/>
+          <w:p>
+            <w:pPr>
+              <w:pStyle w:val="Compact"/>
             </w:pPr>
             <w:r>
               <w:t xml:space="preserve">Venue counts, merged with the above</w:t>
@@ -1527,10 +2511,10 @@
       </w:tr>
       <w:tr>
         <w:tc>
-          <w:p>
-            <w:pPr>
-              <w:pStyle w:val="Compact"/>
-              <w:jc w:val="left"/>
+          <w:tcPr/>
+          <w:p>
+            <w:pPr>
+              <w:pStyle w:val="Compact"/>
             </w:pPr>
             <w:r>
               <w:t xml:space="preserve">Cooperative Election Study</w:t>
@@ -1538,10 +2522,10 @@
           </w:p>
         </w:tc>
         <w:tc>
-          <w:p>
-            <w:pPr>
-              <w:pStyle w:val="Compact"/>
-              <w:jc w:val="left"/>
+          <w:tcPr/>
+          <w:p>
+            <w:pPr>
+              <w:pStyle w:val="Compact"/>
             </w:pPr>
             <w:r>
               <w:t xml:space="preserve">Harvard Dataverse</w:t>
@@ -1549,10 +2533,10 @@
           </w:p>
         </w:tc>
         <w:tc>
-          <w:p>
-            <w:pPr>
-              <w:pStyle w:val="Compact"/>
-              <w:jc w:val="left"/>
+          <w:tcPr/>
+          <w:p>
+            <w:pPr>
+              <w:pStyle w:val="Compact"/>
             </w:pPr>
             <w:r>
               <w:t xml:space="preserve">CC0 1.0 (public domain dedication)</w:t>
@@ -1560,10 +2544,10 @@
           </w:p>
         </w:tc>
         <w:tc>
-          <w:p>
-            <w:pPr>
-              <w:pStyle w:val="Compact"/>
-              <w:jc w:val="left"/>
+          <w:tcPr/>
+          <w:p>
+            <w:pPr>
+              <w:pStyle w:val="Compact"/>
             </w:pPr>
             <w:r>
               <w:t xml:space="preserve">The religion estimate</w:t>
@@ -1579,6 +2563,7 @@
       <w:r>
         <w:rPr>
           <w:b/>
+          <w:bCs/>
         </w:rPr>
         <w:t xml:space="preserve">Group 3 — read during the build, never published.</w:t>
       </w:r>
@@ -1586,55 +2571,66 @@
         <w:t xml:space="preserve"> </w:t>
       </w:r>
       <w:r>
-        <w:t xml:space="preserve">Both forbid redistribution; one states</w:t>
-      </w:r>
-      <w:r>
-        <w:t xml:space="preserve"> </w:t>
-      </w:r>
-      <w:r>
-        <w:t xml:space="preserve">it is not for marketing purposes. We are not seeking permission from either. Our plan is to</w:t>
-      </w:r>
-      <w:r>
-        <w:t xml:space="preserve"> </w:t>
-      </w:r>
-      <w:r>
-        <w:t xml:space="preserve">read them during the build, compare them against our own modelled religion estimates as a</w:t>
-      </w:r>
-      <w:r>
-        <w:t xml:space="preserve"> </w:t>
-      </w:r>
-      <w:r>
-        <w:t xml:space="preserve">quality check that can fail the build, and write no value derived from them into the</w:t>
-      </w:r>
-      <w:r>
-        <w:t xml:space="preserve"> </w:t>
-      </w:r>
-      <w:r>
-        <w:t xml:space="preserve">published file. Question 4 asks whether that satisfies their terms.</w:t>
+        <w:t xml:space="preserve">Three sources. The two religion</w:t>
+      </w:r>
+      <w:r>
+        <w:t xml:space="preserve"> </w:t>
+      </w:r>
+      <w:r>
+        <w:t xml:space="preserve">sources forbid redistribution, and one states it is not for marketing purposes; we are not</w:t>
+      </w:r>
+      <w:r>
+        <w:t xml:space="preserve"> </w:t>
+      </w:r>
+      <w:r>
+        <w:t xml:space="preserve">seeking permission from either, and neither is in the build yet. The third, a Pew Research</w:t>
+      </w:r>
+      <w:r>
+        <w:t xml:space="preserve"> </w:t>
+      </w:r>
+      <w:r>
+        <w:t xml:space="preserve">Center table, is in the build today. The arrangement is the same for all three: read them</w:t>
+      </w:r>
+      <w:r>
+        <w:t xml:space="preserve"> </w:t>
+      </w:r>
+      <w:r>
+        <w:t xml:space="preserve">during the build, compare them against our own estimates as a quality check that can fail</w:t>
+      </w:r>
+      <w:r>
+        <w:t xml:space="preserve"> </w:t>
+      </w:r>
+      <w:r>
+        <w:t xml:space="preserve">the build, and write no value derived from them into the published file. Question 4 asks</w:t>
+      </w:r>
+      <w:r>
+        <w:t xml:space="preserve"> </w:t>
+      </w:r>
+      <w:r>
+        <w:t xml:space="preserve">whether that satisfies their terms.</w:t>
       </w:r>
     </w:p>
     <w:tbl>
       <w:tblPr>
         <w:tblStyle w:val="Table"/>
-        <w:tblW w:type="pct" w:w="0.0"/>
-        <w:tblLook w:firstRow="1"/>
+        <w:tblW w:type="pct" w:w="5000"/>
+        <w:tblLayout w:type="fixed"/>
+        <w:tblLook w:firstRow="1" w:lastRow="0" w:firstColumn="0" w:lastColumn="0" w:noHBand="0" w:noVBand="0" w:val="0020"/>
       </w:tblPr>
-      <w:tblGrid/>
+      <w:tblGrid>
+        <w:gridCol w:w="2640"/>
+        <w:gridCol w:w="2640"/>
+        <w:gridCol w:w="2640"/>
+      </w:tblGrid>
       <w:tr>
         <w:trPr>
-          <w:cnfStyle w:firstRow="1"/>
+          <w:tblHeader w:val="on"/>
         </w:trPr>
         <w:tc>
-          <w:tcPr>
-            <w:tcBorders>
-              <w:bottom w:val="single"/>
-            </w:tcBorders>
-            <w:vAlign w:val="bottom"/>
-          </w:tcPr>
-          <w:p>
-            <w:pPr>
-              <w:pStyle w:val="Compact"/>
-              <w:jc w:val="left"/>
+          <w:tcPr/>
+          <w:p>
+            <w:pPr>
+              <w:pStyle w:val="Compact"/>
             </w:pPr>
             <w:r>
               <w:t xml:space="preserve">Source</w:t>
@@ -1642,29 +2638,34 @@
           </w:p>
         </w:tc>
         <w:tc>
-          <w:tcPr>
-            <w:tcBorders>
-              <w:bottom w:val="single"/>
-            </w:tcBorders>
-            <w:vAlign w:val="bottom"/>
-          </w:tcPr>
-          <w:p>
-            <w:pPr>
-              <w:pStyle w:val="Compact"/>
-              <w:jc w:val="left"/>
+          <w:tcPr/>
+          <w:p>
+            <w:pPr>
+              <w:pStyle w:val="Compact"/>
             </w:pPr>
             <w:r>
               <w:t xml:space="preserve">Publisher</w:t>
+            </w:r>
+          </w:p>
+        </w:tc>
+        <w:tc>
+          <w:tcPr/>
+          <w:p>
+            <w:pPr>
+              <w:pStyle w:val="Compact"/>
+            </w:pPr>
+            <w:r>
+              <w:t xml:space="preserve">Status</w:t>
             </w:r>
           </w:p>
         </w:tc>
       </w:tr>
       <w:tr>
         <w:tc>
-          <w:p>
-            <w:pPr>
-              <w:pStyle w:val="Compact"/>
-              <w:jc w:val="left"/>
+          <w:tcPr/>
+          <w:p>
+            <w:pPr>
+              <w:pStyle w:val="Compact"/>
             </w:pPr>
             <w:r>
               <w:t xml:space="preserve">2020 US Religion Census</w:t>
@@ -1672,23 +2673,34 @@
           </w:p>
         </w:tc>
         <w:tc>
-          <w:p>
-            <w:pPr>
-              <w:pStyle w:val="Compact"/>
-              <w:jc w:val="left"/>
+          <w:tcPr/>
+          <w:p>
+            <w:pPr>
+              <w:pStyle w:val="Compact"/>
             </w:pPr>
             <w:r>
               <w:t xml:space="preserve">ASARB</w:t>
+            </w:r>
+          </w:p>
+        </w:tc>
+        <w:tc>
+          <w:tcPr/>
+          <w:p>
+            <w:pPr>
+              <w:pStyle w:val="Compact"/>
+            </w:pPr>
+            <w:r>
+              <w:t xml:space="preserve">Planned</w:t>
             </w:r>
           </w:p>
         </w:tc>
       </w:tr>
       <w:tr>
         <w:tc>
-          <w:p>
-            <w:pPr>
-              <w:pStyle w:val="Compact"/>
-              <w:jc w:val="left"/>
+          <w:tcPr/>
+          <w:p>
+            <w:pPr>
+              <w:pStyle w:val="Compact"/>
             </w:pPr>
             <w:r>
               <w:t xml:space="preserve">American Values Atlas county estimates</w:t>
@@ -1696,13 +2708,65 @@
           </w:p>
         </w:tc>
         <w:tc>
-          <w:p>
-            <w:pPr>
-              <w:pStyle w:val="Compact"/>
-              <w:jc w:val="left"/>
+          <w:tcPr/>
+          <w:p>
+            <w:pPr>
+              <w:pStyle w:val="Compact"/>
             </w:pPr>
             <w:r>
               <w:t xml:space="preserve">PRRI</w:t>
+            </w:r>
+          </w:p>
+        </w:tc>
+        <w:tc>
+          <w:tcPr/>
+          <w:p>
+            <w:pPr>
+              <w:pStyle w:val="Compact"/>
+            </w:pPr>
+            <w:r>
+              <w:t xml:space="preserve">Planned</w:t>
+            </w:r>
+          </w:p>
+        </w:tc>
+      </w:tr>
+      <w:tr>
+        <w:tc>
+          <w:tcPr/>
+          <w:p>
+            <w:pPr>
+              <w:pStyle w:val="Compact"/>
+            </w:pPr>
+            <w:r>
+              <w:t xml:space="preserve">“Intermarriage across the U.S. by metro area”</w:t>
+            </w:r>
+            <w:r>
+              <w:t xml:space="preserve"> </w:t>
+            </w:r>
+            <w:r>
+              <w:t xml:space="preserve">— the share of newlyweds married to someone of a different race or ethnicity, 2011–2015, for the nation and the 124 largest metro areas</w:t>
+            </w:r>
+          </w:p>
+        </w:tc>
+        <w:tc>
+          <w:tcPr/>
+          <w:p>
+            <w:pPr>
+              <w:pStyle w:val="Compact"/>
+            </w:pPr>
+            <w:r>
+              <w:t xml:space="preserve">Pew Research Center</w:t>
+            </w:r>
+          </w:p>
+        </w:tc>
+        <w:tc>
+          <w:tcPr/>
+          <w:p>
+            <w:pPr>
+              <w:pStyle w:val="Compact"/>
+            </w:pPr>
+            <w:r>
+              <w:t xml:space="preserve">In the build now</w:t>
             </w:r>
           </w:p>
         </w:tc>
@@ -1714,7 +2778,185 @@
       </w:pPr>
       <w:r>
         <w:rPr>
+          <w:i/>
+          <w:iCs/>
+        </w:rPr>
+        <w:t xml:space="preserve">The Pew table, in detail.</w:t>
+      </w:r>
+      <w:r>
+        <w:t xml:space="preserve"> </w:t>
+      </w:r>
+      <w:r>
+        <w:t xml:space="preserve">Obtained on 16 September 2026 from the data endpoint behind</w:t>
+      </w:r>
+      <w:r>
+        <w:t xml:space="preserve"> </w:t>
+      </w:r>
+      <w:r>
+        <w:t xml:space="preserve">Pew’s published interactive feature of 18 May 2017</w:t>
+      </w:r>
+      <w:r>
+        <w:t xml:space="preserve"> </w:t>
+      </w:r>
+      <w:r>
+        <w:t xml:space="preserve">(</w:t>
+      </w:r>
+      <w:r>
+        <w:rPr>
+          <w:rStyle w:val="VerbatimChar"/>
+        </w:rPr>
+        <w:t xml:space="preserve">https://www.pewresearch.org/wp-json/prc-api/v2/interactive?slug=intermarriage-map</w:t>
+      </w:r>
+      <w:r>
+        <w:t xml:space="preserve">) and</w:t>
+      </w:r>
+      <w:r>
+        <w:t xml:space="preserve"> </w:t>
+      </w:r>
+      <w:r>
+        <w:t xml:space="preserve">saved as a small text file (</w:t>
+      </w:r>
+      <w:r>
+        <w:rPr>
+          <w:rStyle w:val="VerbatimChar"/>
+        </w:rPr>
+        <w:t xml:space="preserve">results/reference/pew_intermarriage_2015.csv</w:t>
+      </w:r>
+      <w:r>
+        <w:t xml:space="preserve">, 124 metros plus</w:t>
+      </w:r>
+      <w:r>
+        <w:t xml:space="preserve"> </w:t>
+      </w:r>
+      <w:r>
+        <w:t xml:space="preserve">a national row) whose header records the source, the date and Pew’s copyright. It is used</w:t>
+      </w:r>
+      <w:r>
+        <w:t xml:space="preserve"> </w:t>
+      </w:r>
+      <w:r>
+        <w:t xml:space="preserve">in two ways, both at build time. First, when the pairing pattern behind the</w:t>
+      </w:r>
+      <w:r>
+        <w:t xml:space="preserve"> </w:t>
+      </w:r>
+      <w:r>
+        <w:t xml:space="preserve">chances-of-matching figure is fitted, each metro is left out in turn, its intermarriage</w:t>
+      </w:r>
+      <w:r>
+        <w:t xml:space="preserve"> </w:t>
+      </w:r>
+      <w:r>
+        <w:t xml:space="preserve">rate is predicted from the pattern plus its own population mix, and the predictions are</w:t>
+      </w:r>
+      <w:r>
+        <w:t xml:space="preserve"> </w:t>
+      </w:r>
+      <w:r>
+        <w:t xml:space="preserve">compared with Pew’s published rates — a check that the pattern captures something local</w:t>
+      </w:r>
+      <w:r>
+        <w:t xml:space="preserve"> </w:t>
+      </w:r>
+      <w:r>
+        <w:t xml:space="preserve">rather than restating national averages. Second, the build’s validation step re-reads that</w:t>
+      </w:r>
+      <w:r>
+        <w:t xml:space="preserve"> </w:t>
+      </w:r>
+      <w:r>
+        <w:t xml:space="preserve">recorded comparison and reports it. It is not used to choose between versions of the</w:t>
+      </w:r>
+      <w:r>
+        <w:t xml:space="preserve"> </w:t>
+      </w:r>
+      <w:r>
+        <w:t xml:space="preserve">pattern (a recorded decision), it is never scored, and no value derived from it enters the</w:t>
+      </w:r>
+      <w:r>
+        <w:t xml:space="preserve"> </w:t>
+      </w:r>
+      <w:r>
+        <w:t xml:space="preserve">published file: we verified this on the current build (</w:t>
+      </w:r>
+      <w:r>
+        <w:rPr>
+          <w:rStyle w:val="VerbatimChar"/>
+        </w:rPr>
+        <w:t xml:space="preserve">f20cb02c3af8</w:t>
+      </w:r>
+      <w:r>
+        <w:t xml:space="preserve">) by inspecting the</w:t>
+      </w:r>
+      <w:r>
+        <w:t xml:space="preserve"> </w:t>
+      </w:r>
+      <w:r>
+        <w:t xml:space="preserve">published data file, its manifest and the pairing-pattern file, none of which carries any</w:t>
+      </w:r>
+      <w:r>
+        <w:t xml:space="preserve"> </w:t>
+      </w:r>
+      <w:r>
+        <w:t xml:space="preserve">field traced to the table. On licence machinery, one honest qualification. The assertion</w:t>
+      </w:r>
+      <w:r>
+        <w:t xml:space="preserve"> </w:t>
+      </w:r>
+      <w:r>
+        <w:t xml:space="preserve">that enforces build-only use works by tracing each published field to the data source that</w:t>
+      </w:r>
+      <w:r>
+        <w:t xml:space="preserve"> </w:t>
+      </w:r>
+      <w:r>
+        <w:t xml:space="preserve">fed it, and it can only see sources that flow through our data adapters. The Pew table is</w:t>
+      </w:r>
+      <w:r>
+        <w:t xml:space="preserve"> </w:t>
+      </w:r>
+      <w:r>
+        <w:t xml:space="preserve">read directly by the fitting and validation scripts, outside any adapter, so that assertion</w:t>
+      </w:r>
+      <w:r>
+        <w:t xml:space="preserve"> </w:t>
+      </w:r>
+      <w:r>
+        <w:t xml:space="preserve">could not by itself have caught a leak. Two things now cover it: the typed licence field</w:t>
+      </w:r>
+      <w:r>
+        <w:t xml:space="preserve"> </w:t>
+      </w:r>
+      <w:r>
+        <w:t xml:space="preserve">carries the table marked non-shippable, so any published field ever traced to it fails the</w:t>
+      </w:r>
+      <w:r>
+        <w:t xml:space="preserve"> </w:t>
+      </w:r>
+      <w:r>
+        <w:t xml:space="preserve">build; and a second, specific check inspects the published files for anything derived from</w:t>
+      </w:r>
+      <w:r>
+        <w:t xml:space="preserve"> </w:t>
+      </w:r>
+      <w:r>
+        <w:t xml:space="preserve">the table and fails validation if it finds any. Our reading is that this is a factual</w:t>
+      </w:r>
+      <w:r>
+        <w:t xml:space="preserve"> </w:t>
+      </w:r>
+      <w:r>
+        <w:t xml:space="preserve">reference used with attribution; Pew’s terms page is attached for your read.</w:t>
+      </w:r>
+    </w:p>
+    <w:p>
+      <w:pPr>
+        <w:pStyle w:val="BodyText"/>
+      </w:pPr>
+      <w:r>
+        <w:rPr>
           <w:b/>
+          <w:bCs/>
         </w:rPr>
         <w:t xml:space="preserve">Group 4 — considered and excluded</w:t>
       </w:r>
@@ -1759,6 +3001,7 @@
       <w:r>
         <w:rPr>
           <w:b/>
+          <w:bCs/>
         </w:rPr>
         <w:t xml:space="preserve">Group 5 — wanted, but not used pending your advice</w:t>
       </w:r>
@@ -1787,15 +3030,15 @@
         <w:t xml:space="preserve">find. We have built without them.</w:t>
       </w:r>
     </w:p>
+    <w:bookmarkEnd w:id="11"/>
+    <w:bookmarkStart w:id="12" w:name="part-c-questions"/>
     <w:p>
       <w:pPr>
         <w:pStyle w:val="Heading2"/>
       </w:pPr>
-      <w:bookmarkStart w:id="24" w:name="part-c-questions"/>
       <w:r>
         <w:t xml:space="preserve">Part C — Questions</w:t>
       </w:r>
-      <w:bookmarkEnd w:id="24"/>
     </w:p>
     <w:p>
       <w:pPr>
@@ -1807,6 +3050,7 @@
       <w:r>
         <w:rPr>
           <w:b/>
+          <w:bCs/>
         </w:rPr>
         <w:t xml:space="preserve">Federal sources.</w:t>
       </w:r>
@@ -1832,13 +3076,7 @@
         <w:t xml:space="preserve"> </w:t>
       </w:r>
       <w:r>
-        <w:t xml:space="preserve">“</w:t>
-      </w:r>
-      <w:r>
-        <w:t xml:space="preserve">not endorsed or certified by HUD User</w:t>
-      </w:r>
-      <w:r>
-        <w:t xml:space="preserve">”</w:t>
+        <w:t xml:space="preserve">“not endorsed or certified by HUD User”</w:t>
       </w:r>
       <w:r>
         <w:t xml:space="preserve"> </w:t>
@@ -1869,8 +3107,9 @@
       <w:r>
         <w:rPr>
           <w:b/>
+          <w:bCs/>
         </w:rPr>
-        <w:t xml:space="preserve">Personalised rankings with a race or ethnicity filter.</w:t>
+        <w:t xml:space="preserve">Personalised rankings that use race or ethnicity.</w:t>
       </w:r>
       <w:r>
         <w:t xml:space="preserve"> </w:t>
@@ -1882,31 +3121,131 @@
         <w:t xml:space="preserve"> </w:t>
       </w:r>
       <w:r>
-        <w:t xml:space="preserve">question. A visitor can filter by race and ethnicity, and the site then ranks metro areas</w:t>
-      </w:r>
-      <w:r>
-        <w:t xml:space="preserve"> </w:t>
-      </w:r>
-      <w:r>
-        <w:t xml:space="preserve">for them personally, using public Census data. What is our exposure — fair-housing</w:t>
-      </w:r>
-      <w:r>
-        <w:t xml:space="preserve"> </w:t>
-      </w:r>
-      <w:r>
-        <w:t xml:space="preserve">advertising rules, state consumer-protection law, or anything else we have not thought</w:t>
-      </w:r>
-      <w:r>
-        <w:t xml:space="preserve"> </w:t>
-      </w:r>
-      <w:r>
-        <w:t xml:space="preserve">of? Are the guardrails described in Part A adequate, and what would you add or require?</w:t>
-      </w:r>
-      <w:r>
-        <w:t xml:space="preserve"> </w:t>
-      </w:r>
-      <w:r>
-        <w:t xml:space="preserve">We would rather change the design now than add a disclaimer later.</w:t>
+        <w:t xml:space="preserve">question, and the feature has grown since we first drafted it. Race and ethnicity now</w:t>
+      </w:r>
+      <w:r>
+        <w:t xml:space="preserve"> </w:t>
+      </w:r>
+      <w:r>
+        <w:t xml:space="preserve">enter the ranking in two distinct ways. (a)</w:t>
+      </w:r>
+      <w:r>
+        <w:t xml:space="preserve"> </w:t>
+      </w:r>
+      <w:r>
+        <w:rPr>
+          <w:i/>
+          <w:iCs/>
+        </w:rPr>
+        <w:t xml:space="preserve">As a filter</w:t>
+      </w:r>
+      <w:r>
+        <w:t xml:space="preserve">: a visitor can tick any of the</w:t>
+      </w:r>
+      <w:r>
+        <w:t xml:space="preserve"> </w:t>
+      </w:r>
+      <w:r>
+        <w:t xml:space="preserve">eight groups, and the site counts only those groups in the pool, as before. (b)</w:t>
+      </w:r>
+      <w:r>
+        <w:t xml:space="preserve"> </w:t>
+      </w:r>
+      <w:r>
+        <w:rPr>
+          <w:i/>
+          <w:iCs/>
+        </w:rPr>
+        <w:t xml:space="preserve">Inside</w:t>
+      </w:r>
+      <w:r>
+        <w:rPr>
+          <w:i/>
+          <w:iCs/>
+        </w:rPr>
+        <w:t xml:space="preserve"> </w:t>
+      </w:r>
+      <w:r>
+        <w:rPr>
+          <w:i/>
+          <w:iCs/>
+        </w:rPr>
+        <w:t xml:space="preserve">the chances-of-matching figure</w:t>
+      </w:r>
+      <w:r>
+        <w:t xml:space="preserve">: the figure is built from the observed rates at which</w:t>
+      </w:r>
+      <w:r>
+        <w:t xml:space="preserve"> </w:t>
+      </w:r>
+      <w:r>
+        <w:t xml:space="preserve">couples in the Census survey pair within and across racial and ethnic groups, by sex and,</w:t>
+      </w:r>
+      <w:r>
+        <w:t xml:space="preserve"> </w:t>
+      </w:r>
+      <w:r>
+        <w:t xml:space="preserve">since 24 September, varying with education. Two things follow. A visitor who gives their</w:t>
+      </w:r>
+      <w:r>
+        <w:t xml:space="preserve"> </w:t>
+      </w:r>
+      <w:r>
+        <w:t xml:space="preserve">own race or ethnicity (optional) is ranked by that group’s observed pairing pattern, so</w:t>
+      </w:r>
+      <w:r>
+        <w:t xml:space="preserve"> </w:t>
+      </w:r>
+      <w:r>
+        <w:t xml:space="preserve">two visitors identical in every other respect can see different figures and a different</w:t>
+      </w:r>
+      <w:r>
+        <w:t xml:space="preserve"> </w:t>
+      </w:r>
+      <w:r>
+        <w:t xml:space="preserve">order of cities for the same search. A visitor who gives nothing is ranked by the average</w:t>
+      </w:r>
+      <w:r>
+        <w:t xml:space="preserve"> </w:t>
+      </w:r>
+      <w:r>
+        <w:t xml:space="preserve">of those patterns across all groups, so the pairing rates between groups shape everyone’s</w:t>
+      </w:r>
+      <w:r>
+        <w:t xml:space="preserve"> </w:t>
+      </w:r>
+      <w:r>
+        <w:t xml:space="preserve">ranking to some degree. The page describes this in plain words beside the figure and on</w:t>
+      </w:r>
+      <w:r>
+        <w:t xml:space="preserve"> </w:t>
+      </w:r>
+      <w:r>
+        <w:t xml:space="preserve">the methodology page (Part A) and carries no separate caveat for race, by design. What is</w:t>
+      </w:r>
+      <w:r>
+        <w:t xml:space="preserve"> </w:t>
+      </w:r>
+      <w:r>
+        <w:t xml:space="preserve">our exposure on each use — fair-housing advertising rules, state consumer-protection law,</w:t>
+      </w:r>
+      <w:r>
+        <w:t xml:space="preserve"> </w:t>
+      </w:r>
+      <w:r>
+        <w:t xml:space="preserve">discrimination law as it applies to a statistical service, or anything else we have not</w:t>
+      </w:r>
+      <w:r>
+        <w:t xml:space="preserve"> </w:t>
+      </w:r>
+      <w:r>
+        <w:t xml:space="preserve">thought of? Are the guardrails described in Part A adequate for both, and what would you</w:t>
+      </w:r>
+      <w:r>
+        <w:t xml:space="preserve"> </w:t>
+      </w:r>
+      <w:r>
+        <w:t xml:space="preserve">add or require? We would rather change the design now than add a disclaimer later.</w:t>
       </w:r>
     </w:p>
     <w:p>
@@ -1919,6 +3258,7 @@
       <w:r>
         <w:rPr>
           <w:b/>
+          <w:bCs/>
         </w:rPr>
         <w:t xml:space="preserve">Rendered pages versus data distribution.</w:t>
       </w:r>
@@ -1940,6 +3280,7 @@
       <w:r>
         <w:rPr>
           <w:i/>
+          <w:iCs/>
         </w:rPr>
         <w:t xml:space="preserve">produced from</w:t>
       </w:r>
@@ -1955,6 +3296,7 @@
       <w:r>
         <w:rPr>
           <w:i/>
+          <w:iCs/>
         </w:rPr>
         <w:t xml:space="preserve">distributes</w:t>
       </w:r>
@@ -1993,6 +3335,7 @@
       <w:r>
         <w:rPr>
           <w:b/>
+          <w:bCs/>
         </w:rPr>
         <w:t xml:space="preserve">Build-time-only use.</w:t>
       </w:r>
@@ -2018,7 +3361,19 @@
         <w:t xml:space="preserve"> </w:t>
       </w:r>
       <w:r>
-        <w:t xml:space="preserve">for marketing purposes?</w:t>
+        <w:t xml:space="preserve">for marketing purposes? Does the same arrangement satisfy Pew’s terms for the</w:t>
+      </w:r>
+      <w:r>
+        <w:t xml:space="preserve"> </w:t>
+      </w:r>
+      <w:r>
+        <w:t xml:space="preserve">intermarriage table, which is in the build today and is the only source we read that is</w:t>
+      </w:r>
+      <w:r>
+        <w:t xml:space="preserve"> </w:t>
+      </w:r>
+      <w:r>
+        <w:t xml:space="preserve">neither a US government work nor a Commons image?</w:t>
       </w:r>
     </w:p>
     <w:p>
@@ -2031,6 +3386,7 @@
       <w:r>
         <w:rPr>
           <w:b/>
+          <w:bCs/>
         </w:rPr>
         <w:t xml:space="preserve">Group 5 sources.</w:t>
       </w:r>
@@ -2063,6 +3419,7 @@
       <w:r>
         <w:rPr>
           <w:b/>
+          <w:bCs/>
         </w:rPr>
         <w:t xml:space="preserve">Attribution mechanics for Group 2.</w:t>
       </w:r>
@@ -2089,6 +3446,7 @@
       <w:r>
         <w:rPr>
           <w:b/>
+          <w:bCs/>
         </w:rPr>
         <w:t xml:space="preserve">Name and domain.</w:t>
       </w:r>
@@ -2102,13 +3460,7 @@
         <w:t xml:space="preserve"> </w:t>
       </w:r>
       <w:r>
-        <w:t xml:space="preserve">“</w:t>
-      </w:r>
-      <w:r>
-        <w:t xml:space="preserve">Dating Stats Atlas</w:t>
-      </w:r>
-      <w:r>
-        <w:t xml:space="preserve">”</w:t>
+        <w:t xml:space="preserve">“Dating Stats Atlas”</w:t>
       </w:r>
       <w:r>
         <w:t xml:space="preserve"> </w:t>
@@ -2133,6 +3485,7 @@
       <w:r>
         <w:rPr>
           <w:b/>
+          <w:bCs/>
         </w:rPr>
         <w:t xml:space="preserve">Site policies.</w:t>
       </w:r>
@@ -2140,36 +3493,150 @@
         <w:t xml:space="preserve"> </w:t>
       </w:r>
       <w:r>
-        <w:t xml:space="preserve">Given no accounts and no personal information collected at launch,</w:t>
-      </w:r>
-      <w:r>
-        <w:t xml:space="preserve"> </w:t>
-      </w:r>
-      <w:r>
-        <w:t xml:space="preserve">what do we need by way of a privacy policy and terms of use? We would like to state</w:t>
-      </w:r>
-      <w:r>
-        <w:t xml:space="preserve"> </w:t>
-      </w:r>
-      <w:r>
-        <w:t xml:space="preserve">plainly that we do not store visitors’ search preferences, and want to be sure that</w:t>
-      </w:r>
-      <w:r>
-        <w:t xml:space="preserve"> </w:t>
-      </w:r>
-      <w:r>
-        <w:t xml:space="preserve">statement is accurate and safe to make.</w:t>
+        <w:t xml:space="preserve">Given no accounts, no server-side record of visitors, and the</w:t>
+      </w:r>
+      <w:r>
+        <w:t xml:space="preserve"> </w:t>
+      </w:r>
+      <w:r>
+        <w:t xml:space="preserve">browser-side storage described in Part A, what do we need by way of a privacy policy and</w:t>
+      </w:r>
+      <w:r>
+        <w:t xml:space="preserve"> </w:t>
+      </w:r>
+      <w:r>
+        <w:t xml:space="preserve">terms of use? We had wanted to state plainly that we do not store visitors’ search</w:t>
+      </w:r>
+      <w:r>
+        <w:t xml:space="preserve"> </w:t>
+      </w:r>
+      <w:r>
+        <w:t xml:space="preserve">preferences. That is true of our servers and not of the visitor’s browser, where the</w:t>
+      </w:r>
+      <w:r>
+        <w:t xml:space="preserve"> </w:t>
+      </w:r>
+      <w:r>
+        <w:t xml:space="preserve">search lives in the page address and in a cookie; we want wording that is accurate and</w:t>
+      </w:r>
+      <w:r>
+        <w:t xml:space="preserve"> </w:t>
+      </w:r>
+      <w:r>
+        <w:t xml:space="preserve">safe to make, and question 9 covers the cookie itself.</w:t>
       </w:r>
     </w:p>
     <w:p>
       <w:pPr>
+        <w:numPr>
+          <w:ilvl w:val="0"/>
+          <w:numId w:val="1001"/>
+        </w:numPr>
+      </w:pPr>
+      <w:r>
+        <w:rPr>
+          <w:b/>
+          <w:bCs/>
+        </w:rPr>
+        <w:t xml:space="preserve">A visitor’s own race or ethnicity in the URL and the cookie.</w:t>
+      </w:r>
+      <w:r>
+        <w:t xml:space="preserve"> </w:t>
+      </w:r>
+      <w:r>
+        <w:t xml:space="preserve">When a visitor chooses</w:t>
+      </w:r>
+      <w:r>
+        <w:t xml:space="preserve"> </w:t>
+      </w:r>
+      <w:r>
+        <w:t xml:space="preserve">to give their race or ethnicity (optional, with</w:t>
+      </w:r>
+      <w:r>
+        <w:t xml:space="preserve"> </w:t>
+      </w:r>
+      <w:r>
+        <w:t xml:space="preserve">“Prefer not to say”</w:t>
+      </w:r>
+      <w:r>
+        <w:t xml:space="preserve">), it is carried as a</w:t>
+      </w:r>
+      <w:r>
+        <w:t xml:space="preserve"> </w:t>
+      </w:r>
+      <w:r>
+        <w:t xml:space="preserve">parameter in the page address, in any link they copy or share, and in the first-party</w:t>
+      </w:r>
+      <w:r>
+        <w:t xml:space="preserve"> </w:t>
+      </w:r>
+      <w:r>
+        <w:t xml:space="preserve">preferences cookie described in Part A, which lives for about 180 days and is sent with</w:t>
+      </w:r>
+      <w:r>
+        <w:t xml:space="preserve"> </w:t>
+      </w:r>
+      <w:r>
+        <w:t xml:space="preserve">every request to our site. Several state privacy laws treat racial or ethnic origin as</w:t>
+      </w:r>
+      <w:r>
+        <w:t xml:space="preserve"> </w:t>
+      </w:r>
+      <w:r>
+        <w:t xml:space="preserve">sensitive personal data with consent, notice or opt-out requirements, and some treat</w:t>
+      </w:r>
+      <w:r>
+        <w:t xml:space="preserve"> </w:t>
+      </w:r>
+      <w:r>
+        <w:t xml:space="preserve">cookies as tracking. Does any of that reach a site with no accounts, no server-side</w:t>
+      </w:r>
+      <w:r>
+        <w:t xml:space="preserve"> </w:t>
+      </w:r>
+      <w:r>
+        <w:t xml:space="preserve">storage and a single first-party convenience cookie? Does the cookie need consent or a</w:t>
+      </w:r>
+      <w:r>
+        <w:t xml:space="preserve"> </w:t>
+      </w:r>
+      <w:r>
+        <w:t xml:space="preserve">banner? Would we be better placed if the cookie never carried the two optional</w:t>
+      </w:r>
+      <w:r>
+        <w:t xml:space="preserve"> </w:t>
+      </w:r>
+      <w:r>
+        <w:t xml:space="preserve">“about</w:t>
+      </w:r>
+      <w:r>
+        <w:t xml:space="preserve"> </w:t>
+      </w:r>
+      <w:r>
+        <w:t xml:space="preserve">you”</w:t>
+      </w:r>
+      <w:r>
+        <w:t xml:space="preserve"> </w:t>
+      </w:r>
+      <w:r>
+        <w:t xml:space="preserve">items, holding those only in the URL, or if it were dropped altogether? We can</w:t>
+      </w:r>
+      <w:r>
+        <w:t xml:space="preserve"> </w:t>
+      </w:r>
+      <w:r>
+        <w:t xml:space="preserve">change this design cheaply before launch.</w:t>
+      </w:r>
+    </w:p>
+    <w:bookmarkEnd w:id="12"/>
+    <w:bookmarkStart w:id="13" w:name="part-d-attachments"/>
+    <w:p>
+      <w:pPr>
         <w:pStyle w:val="Heading2"/>
       </w:pPr>
-      <w:bookmarkStart w:id="25" w:name="part-d-attachments"/>
       <w:r>
         <w:t xml:space="preserve">Part D — Attachments</w:t>
       </w:r>
-      <w:bookmarkEnd w:id="25"/>
     </w:p>
     <w:p>
       <w:pPr>
@@ -2194,10 +3661,25 @@
         <w:t xml:space="preserve">attachments/</w:t>
       </w:r>
       <w:r>
-        <w:t xml:space="preserve">.</w:t>
+        <w:t xml:space="preserve"> </w:t>
+      </w:r>
+      <w:r>
+        <w:t xml:space="preserve">— including Pew Research Center’s terms and conditions page for</w:t>
+      </w:r>
+      <w:r>
+        <w:t xml:space="preserve"> </w:t>
+      </w:r>
+      <w:r>
+        <w:t xml:space="preserve">the Group 3 table.</w:t>
       </w:r>
     </w:p>
-    <w:sectPr/>
+    <w:bookmarkEnd w:id="13"/>
+    <w:bookmarkEnd w:id="14"/>
+    <w:sectPr>
+      <w:footnotePr>
+        <w:numRestart w:val="eachSect"/>
+      </w:footnotePr>
+    </w:sectPr>
   </w:body>
 </w:document>
 </file>
@@ -2228,17 +3710,14 @@
 <file path=word/numbering.xml><?xml version="1.0" encoding="utf-8"?>
 <w:numbering xmlns:w="http://schemas.openxmlformats.org/wordprocessingml/2006/main">
   <w:abstractNum w:abstractNumId="990">
-    <w:nsid w:val="2c1ae401"/>
+    <w:nsid w:val="0000A990"/>
     <w:multiLevelType w:val="multilevel"/>
     <w:lvl w:ilvl="0">
       <w:numFmt w:val="bullet"/>
       <w:lvlText w:val=" "/>
       <w:lvlJc w:val="left"/>
       <w:pPr>
-        <w:tabs>
-          <w:tab w:val="num" w:pos="0"/>
-        </w:tabs>
-        <w:ind w:left="480" w:hanging="480"/>
+        <w:ind w:left="720" w:hanging="360"/>
       </w:pPr>
     </w:lvl>
     <w:lvl w:ilvl="1">
@@ -2246,10 +3725,7 @@
       <w:lvlText w:val=" "/>
       <w:lvlJc w:val="left"/>
       <w:pPr>
-        <w:tabs>
-          <w:tab w:val="num" w:pos="720"/>
-        </w:tabs>
-        <w:ind w:left="1200" w:hanging="480"/>
+        <w:ind w:left="1440" w:hanging="360"/>
       </w:pPr>
     </w:lvl>
     <w:lvl w:ilvl="2">
@@ -2257,10 +3733,7 @@
       <w:lvlText w:val=" "/>
       <w:lvlJc w:val="left"/>
       <w:pPr>
-        <w:tabs>
-          <w:tab w:val="num" w:pos="1440"/>
-        </w:tabs>
-        <w:ind w:left="1920" w:hanging="480"/>
+        <w:ind w:left="2160" w:hanging="360"/>
       </w:pPr>
     </w:lvl>
     <w:lvl w:ilvl="3">
@@ -2268,10 +3741,7 @@
       <w:lvlText w:val=" "/>
       <w:lvlJc w:val="left"/>
       <w:pPr>
-        <w:tabs>
-          <w:tab w:val="num" w:pos="2160"/>
-        </w:tabs>
-        <w:ind w:left="2640" w:hanging="480"/>
+        <w:ind w:left="2880" w:hanging="360"/>
       </w:pPr>
     </w:lvl>
     <w:lvl w:ilvl="4">
@@ -2279,10 +3749,7 @@
       <w:lvlText w:val=" "/>
       <w:lvlJc w:val="left"/>
       <w:pPr>
-        <w:tabs>
-          <w:tab w:val="num" w:pos="2880"/>
-        </w:tabs>
-        <w:ind w:left="3360" w:hanging="480"/>
+        <w:ind w:left="3600" w:hanging="360"/>
       </w:pPr>
     </w:lvl>
     <w:lvl w:ilvl="5">
@@ -2290,10 +3757,7 @@
       <w:lvlText w:val=" "/>
       <w:lvlJc w:val="left"/>
       <w:pPr>
-        <w:tabs>
-          <w:tab w:val="num" w:pos="3600"/>
-        </w:tabs>
-        <w:ind w:left="4080" w:hanging="480"/>
+        <w:ind w:left="4320" w:hanging="360"/>
       </w:pPr>
     </w:lvl>
     <w:lvl w:ilvl="6">
@@ -2301,10 +3765,7 @@
       <w:lvlText w:val=" "/>
       <w:lvlJc w:val="left"/>
       <w:pPr>
-        <w:tabs>
-          <w:tab w:val="num" w:pos="4320"/>
-        </w:tabs>
-        <w:ind w:left="4800" w:hanging="480"/>
+        <w:ind w:left="5040" w:hanging="360"/>
       </w:pPr>
     </w:lvl>
     <w:lvl w:ilvl="7">
@@ -2312,10 +3773,7 @@
       <w:lvlText w:val=" "/>
       <w:lvlJc w:val="left"/>
       <w:pPr>
-        <w:tabs>
-          <w:tab w:val="num" w:pos="5040"/>
-        </w:tabs>
-        <w:ind w:left="5520" w:hanging="480"/>
+        <w:ind w:left="5760" w:hanging="360"/>
       </w:pPr>
     </w:lvl>
     <w:lvl w:ilvl="8">
@@ -2323,15 +3781,12 @@
       <w:lvlText w:val=" "/>
       <w:lvlJc w:val="left"/>
       <w:pPr>
-        <w:tabs>
-          <w:tab w:val="num" w:pos="5760"/>
-        </w:tabs>
-        <w:ind w:left="6240" w:hanging="480"/>
+        <w:ind w:left="6480" w:hanging="360"/>
       </w:pPr>
     </w:lvl>
   </w:abstractNum>
   <w:abstractNum w:abstractNumId="99411">
-    <w:nsid w:val="ea454b4c"/>
+    <w:nsid w:val="00A99411"/>
     <w:multiLevelType w:val="multilevel"/>
     <w:lvl w:ilvl="0">
       <w:start w:val="1"/>
@@ -2339,10 +3794,7 @@
       <w:lvlText w:val="%1."/>
       <w:lvlJc w:val="left"/>
       <w:pPr>
-        <w:tabs>
-          <w:tab w:val="num" w:pos="0"/>
-        </w:tabs>
-        <w:ind w:left="480" w:hanging="480"/>
+        <w:ind w:left="720" w:hanging="360"/>
       </w:pPr>
     </w:lvl>
     <w:lvl w:ilvl="1">
@@ -2351,10 +3803,7 @@
       <w:lvlText w:val="%2."/>
       <w:lvlJc w:val="left"/>
       <w:pPr>
-        <w:tabs>
-          <w:tab w:val="num" w:pos="720"/>
-        </w:tabs>
-        <w:ind w:left="1200" w:hanging="480"/>
+        <w:ind w:left="1440" w:hanging="360"/>
       </w:pPr>
     </w:lvl>
     <w:lvl w:ilvl="2">
@@ -2363,10 +3812,7 @@
       <w:lvlText w:val="%3."/>
       <w:lvlJc w:val="left"/>
       <w:pPr>
-        <w:tabs>
-          <w:tab w:val="num" w:pos="1440"/>
-        </w:tabs>
-        <w:ind w:left="1920" w:hanging="480"/>
+        <w:ind w:left="2160" w:hanging="360"/>
       </w:pPr>
     </w:lvl>
     <w:lvl w:ilvl="3">
@@ -2375,10 +3821,7 @@
       <w:lvlText w:val="%4."/>
       <w:lvlJc w:val="left"/>
       <w:pPr>
-        <w:tabs>
-          <w:tab w:val="num" w:pos="2160"/>
-        </w:tabs>
-        <w:ind w:left="2640" w:hanging="480"/>
+        <w:ind w:left="2880" w:hanging="360"/>
       </w:pPr>
     </w:lvl>
     <w:lvl w:ilvl="4">
@@ -2387,10 +3830,7 @@
       <w:lvlText w:val="%5."/>
       <w:lvlJc w:val="left"/>
       <w:pPr>
-        <w:tabs>
-          <w:tab w:val="num" w:pos="2880"/>
-        </w:tabs>
-        <w:ind w:left="3360" w:hanging="480"/>
+        <w:ind w:left="3600" w:hanging="360"/>
       </w:pPr>
     </w:lvl>
     <w:lvl w:ilvl="5">
@@ -2399,10 +3839,7 @@
       <w:lvlText w:val="%6."/>
       <w:lvlJc w:val="left"/>
       <w:pPr>
-        <w:tabs>
-          <w:tab w:val="num" w:pos="3600"/>
-        </w:tabs>
-        <w:ind w:left="4080" w:hanging="480"/>
+        <w:ind w:left="4320" w:hanging="360"/>
       </w:pPr>
     </w:lvl>
     <w:lvl w:ilvl="6">
@@ -2411,10 +3848,7 @@
       <w:lvlText w:val="%7."/>
       <w:lvlJc w:val="left"/>
       <w:pPr>
-        <w:tabs>
-          <w:tab w:val="num" w:pos="4320"/>
-        </w:tabs>
-        <w:ind w:left="4800" w:hanging="480"/>
+        <w:ind w:left="5040" w:hanging="360"/>
       </w:pPr>
     </w:lvl>
     <w:lvl w:ilvl="7">
@@ -2423,10 +3857,7 @@
       <w:lvlText w:val="%8."/>
       <w:lvlJc w:val="left"/>
       <w:pPr>
-        <w:tabs>
-          <w:tab w:val="num" w:pos="5040"/>
-        </w:tabs>
-        <w:ind w:left="5520" w:hanging="480"/>
+        <w:ind w:left="5760" w:hanging="360"/>
       </w:pPr>
     </w:lvl>
     <w:lvl w:ilvl="8">
@@ -2435,10 +3866,7 @@
       <w:lvlText w:val="%9."/>
       <w:lvlJc w:val="left"/>
       <w:pPr>
-        <w:tabs>
-          <w:tab w:val="num" w:pos="5760"/>
-        </w:tabs>
-        <w:ind w:left="6240" w:hanging="480"/>
+        <w:ind w:left="6480" w:hanging="360"/>
       </w:pPr>
     </w:lvl>
   </w:abstractNum>
@@ -2483,10 +3911,10 @@
   <w:docDefaults>
     <w:rPrDefault>
       <w:rPr>
-        <w:rFonts w:asciiTheme="minorHAnsi" w:eastAsiaTheme="minorHAnsi" w:hAnsiTheme="minorHAnsi" w:cstheme="minorBidi"/>
+        <w:rFonts w:asciiTheme="minorHAnsi" w:cstheme="minorBidi" w:eastAsiaTheme="minorEastAsia" w:hAnsiTheme="minorHAnsi"/>
         <w:sz w:val="24"/>
         <w:szCs w:val="24"/>
-        <w:lang w:val="en-US" w:eastAsia="en-US" w:bidi="ar-SA"/>
+        <w:lang w:bidi="ar-SA" w:eastAsia="zh-CN" w:val="en-US"/>
       </w:rPr>
     </w:rPrDefault>
     <w:pPrDefault>
@@ -2495,91 +3923,145 @@
       </w:pPr>
     </w:pPrDefault>
   </w:docDefaults>
-  <w:latentStyles w:defLockedState="0" w:defUIPriority="0" w:defSemiHidden="0" w:defUnhideWhenUsed="0" w:defQFormat="0" w:count="276"/>
-  <w:style w:type="paragraph" w:default="1" w:styleId="Normal">
+  <w:latentStyles w:count="276" w:defLockedState="0" w:defQFormat="0" w:defSemiHidden="0" w:defUIPriority="0" w:defUnhideWhenUsed="0"/>
+  <w:style w:default="1" w:styleId="Normal" w:type="paragraph">
     <w:name w:val="Normal"/>
     <w:qFormat/>
   </w:style>
-  <w:style w:type="paragraph" w:styleId="BodyText">
+  <w:style w:styleId="BodyText" w:type="paragraph">
     <w:name w:val="Body Text"/>
     <w:basedOn w:val="Normal"/>
     <w:link w:val="BodyTextChar"/>
+    <w:qFormat/>
     <w:pPr>
-      <w:spacing w:before="180" w:after="180"/>
+      <w:spacing w:after="180" w:before="180"/>
     </w:pPr>
-    <w:qFormat/>
-  </w:style>
-  <w:style w:type="paragraph" w:customStyle="1" w:styleId="FirstParagraph">
+  </w:style>
+  <w:style w:customStyle="1" w:styleId="FirstParagraph" w:type="paragraph">
     <w:name w:val="First Paragraph"/>
     <w:basedOn w:val="BodyText"/>
     <w:next w:val="BodyText"/>
     <w:qFormat/>
   </w:style>
-  <w:style w:type="paragraph" w:customStyle="1" w:styleId="Compact">
+  <w:style w:customStyle="1" w:styleId="Compact" w:type="paragraph">
     <w:name w:val="Compact"/>
     <w:basedOn w:val="BodyText"/>
     <w:qFormat/>
     <w:pPr>
-      <w:spacing w:before="36" w:after="36"/>
+      <w:spacing w:after="36" w:before="36"/>
     </w:pPr>
   </w:style>
-  <w:style w:type="paragraph" w:styleId="Title">
+  <w:style w:styleId="Title" w:type="paragraph">
     <w:name w:val="Title"/>
     <w:basedOn w:val="Normal"/>
     <w:next w:val="BodyText"/>
+    <w:link w:val="TitleChar"/>
+    <w:uiPriority w:val="10"/>
     <w:qFormat/>
+    <w:rsid w:val="00A10FD9"/>
     <w:pPr>
-      <w:keepNext/>
-      <w:keepLines/>
-      <w:spacing w:before="480" w:after="240"/>
+      <w:spacing w:after="80" w:line="240" w:lineRule="auto"/>
+      <w:contextualSpacing/>
       <w:jc w:val="center"/>
     </w:pPr>
     <w:rPr>
-      <w:rFonts w:asciiTheme="majorHAnsi" w:eastAsiaTheme="majorEastAsia" w:hAnsiTheme="majorHAnsi" w:cstheme="majorBidi"/>
-      <w:b/>
-      <w:bCs/>
-      <w:color w:val="345A8A" w:themeColor="accent1" w:themeShade="B5"/>
-      <w:sz w:val="36"/>
-      <w:szCs w:val="36"/>
-    </w:rPr>
-  </w:style>
-  <w:style w:type="paragraph" w:styleId="Subtitle">
+      <w:rFonts w:asciiTheme="majorHAnsi" w:cstheme="majorBidi" w:eastAsiaTheme="majorEastAsia" w:hAnsiTheme="majorHAnsi"/>
+      <w:sz w:val="56"/>
+      <w:szCs w:val="56"/>
+    </w:rPr>
+  </w:style>
+  <w:style w:customStyle="1" w:styleId="TitleChar" w:type="character">
+    <w:name w:val="Title Char"/>
+    <w:basedOn w:val="DefaultParagraphFont"/>
+    <w:link w:val="Title"/>
+    <w:uiPriority w:val="10"/>
+    <w:rsid w:val="00A10FD9"/>
+    <w:rPr>
+      <w:rFonts w:asciiTheme="majorHAnsi" w:cstheme="majorBidi" w:eastAsiaTheme="majorEastAsia" w:hAnsiTheme="majorHAnsi"/>
+      <w:sz w:val="56"/>
+      <w:szCs w:val="56"/>
+    </w:rPr>
+  </w:style>
+  <w:style w:styleId="Subtitle" w:type="paragraph">
     <w:name w:val="Subtitle"/>
+    <w:basedOn w:val="Title"/>
+    <w:next w:val="BodyText"/>
+    <w:link w:val="SubtitleChar"/>
+    <w:uiPriority w:val="11"/>
+    <w:qFormat/>
+    <w:rsid w:val="00A10FD9"/>
+    <w:pPr>
+      <w:numPr>
+        <w:ilvl w:val="1"/>
+      </w:numPr>
+    </w:pPr>
+    <w:rPr>
+      <w:rFonts w:cstheme="majorBidi" w:eastAsiaTheme="majorEastAsia"/>
+      <w:spacing w:val="15"/>
+      <w:sz w:val="28"/>
+      <w:szCs w:val="28"/>
+    </w:rPr>
+  </w:style>
+  <w:style w:customStyle="1" w:styleId="SubtitleChar" w:type="character">
+    <w:name w:val="Subtitle Char"/>
+    <w:basedOn w:val="DefaultParagraphFont"/>
+    <w:link w:val="Subtitle"/>
+    <w:uiPriority w:val="11"/>
+    <w:rsid w:val="00A10FD9"/>
+    <w:rPr>
+      <w:rFonts w:cstheme="majorBidi" w:eastAsiaTheme="majorEastAsia"/>
+      <w:color w:themeColor="text1" w:themeTint="A6" w:val="595959"/>
+      <w:spacing w:val="15"/>
+      <w:sz w:val="28"/>
+      <w:szCs w:val="28"/>
+    </w:rPr>
+  </w:style>
+  <w:style w:customStyle="1" w:styleId="Author" w:type="paragraph">
+    <w:name w:val="Author"/>
     <w:basedOn w:val="Title"/>
     <w:next w:val="BodyText"/>
     <w:qFormat/>
     <w:pPr>
       <w:keepNext/>
       <w:keepLines/>
-      <w:spacing w:before="240" w:after="240"/>
-      <w:jc w:val="center"/>
     </w:pPr>
     <w:rPr>
-      <w:sz w:val="30"/>
-      <w:szCs w:val="30"/>
-    </w:rPr>
-  </w:style>
-  <w:style w:type="paragraph" w:customStyle="1" w:styleId="Author">
-    <w:name w:val="Author"/>
+      <w:sz w:val="24"/>
+      <w:szCs w:val="24"/>
+    </w:rPr>
+  </w:style>
+  <w:style w:styleId="Date" w:type="paragraph">
+    <w:name w:val="Date"/>
+    <w:basedOn w:val="Title"/>
     <w:next w:val="BodyText"/>
     <w:qFormat/>
     <w:pPr>
       <w:keepNext/>
       <w:keepLines/>
-      <w:jc w:val="center"/>
     </w:pPr>
-  </w:style>
-  <w:style w:type="paragraph" w:styleId="Date">
-    <w:name w:val="Date"/>
-    <w:next w:val="BodyText"/>
+    <w:rPr>
+      <w:sz w:val="24"/>
+      <w:szCs w:val="24"/>
+    </w:rPr>
+  </w:style>
+  <w:style w:customStyle="1" w:styleId="AbstractTitle" w:type="paragraph">
+    <w:name w:val="Abstract Title"/>
+    <w:basedOn w:val="Normal"/>
+    <w:next w:val="Abstract"/>
     <w:qFormat/>
     <w:pPr>
       <w:keepNext/>
       <w:keepLines/>
+      <w:spacing w:after="0" w:before="300"/>
       <w:jc w:val="center"/>
     </w:pPr>
-  </w:style>
-  <w:style w:type="paragraph" w:customStyle="1" w:styleId="Abstract">
+    <w:rPr>
+      <w:b/>
+      <w:sz w:val="20"/>
+      <w:szCs w:val="20"/>
+    </w:rPr>
+  </w:style>
+  <w:style w:customStyle="1" w:styleId="Abstract" w:type="paragraph">
     <w:name w:val="Abstract"/>
     <w:basedOn w:val="Normal"/>
     <w:next w:val="BodyText"/>
@@ -2587,14 +4069,14 @@
     <w:pPr>
       <w:keepNext/>
       <w:keepLines/>
-      <w:spacing w:before="300" w:after="300"/>
+      <w:spacing w:after="300" w:before="100"/>
     </w:pPr>
     <w:rPr>
       <w:sz w:val="20"/>
       <w:szCs w:val="20"/>
     </w:rPr>
   </w:style>
-  <w:style w:type="paragraph" w:styleId="Bibliography">
+  <w:style w:styleId="Bibliography" w:type="paragraph">
     <w:name w:val="Bibliography"/>
     <w:basedOn w:val="Normal"/>
     <w:next w:val="Bibliography"/>
@@ -2602,195 +4084,325 @@
     <w:pPr/>
     <w:rPr/>
   </w:style>
-  <w:style w:type="paragraph" w:styleId="Heading1">
-    <w:name w:val="Heading 1"/>
+  <w:style w:styleId="Heading1" w:type="paragraph">
+    <w:name w:val="heading 1"/>
     <w:basedOn w:val="Normal"/>
     <w:next w:val="BodyText"/>
+    <w:link w:val="Heading1Char"/>
     <w:uiPriority w:val="9"/>
     <w:qFormat/>
+    <w:rsid w:val="00A10FD9"/>
     <w:pPr>
       <w:keepNext/>
       <w:keepLines/>
-      <w:spacing w:before="480" w:after="0"/>
+      <w:spacing w:after="80" w:before="360"/>
       <w:outlineLvl w:val="0"/>
     </w:pPr>
     <w:rPr>
-      <w:rFonts w:asciiTheme="majorHAnsi" w:eastAsiaTheme="majorEastAsia" w:hAnsiTheme="majorHAnsi" w:cstheme="majorBidi"/>
-      <w:b/>
-      <w:bCs/>
-      <w:color w:val="4F81BD" w:themeColor="accent1"/>
-      <w:sz w:val="32"/>
-      <w:szCs w:val="32"/>
-    </w:rPr>
-  </w:style>
-  <w:style w:type="paragraph" w:styleId="Heading2">
-    <w:name w:val="Heading 2"/>
+      <w:rFonts w:asciiTheme="majorHAnsi" w:cstheme="majorBidi" w:eastAsiaTheme="majorEastAsia" w:hAnsiTheme="majorHAnsi"/>
+      <w:color w:themeColor="accent1" w:themeShade="BF" w:val="0F4761"/>
+      <w:sz w:val="40"/>
+      <w:szCs w:val="40"/>
+    </w:rPr>
+  </w:style>
+  <w:style w:styleId="Heading2" w:type="paragraph">
+    <w:name w:val="heading 2"/>
     <w:basedOn w:val="Normal"/>
     <w:next w:val="BodyText"/>
+    <w:link w:val="Heading2Char"/>
     <w:uiPriority w:val="9"/>
+    <w:semiHidden/>
     <w:unhideWhenUsed/>
     <w:qFormat/>
+    <w:rsid w:val="00A10FD9"/>
     <w:pPr>
       <w:keepNext/>
       <w:keepLines/>
-      <w:spacing w:before="200" w:after="0"/>
+      <w:spacing w:after="80" w:before="160"/>
       <w:outlineLvl w:val="1"/>
     </w:pPr>
     <w:rPr>
-      <w:rFonts w:asciiTheme="majorHAnsi" w:eastAsiaTheme="majorEastAsia" w:hAnsiTheme="majorHAnsi" w:cstheme="majorBidi"/>
-      <w:b/>
-      <w:bCs/>
-      <w:color w:val="4F81BD" w:themeColor="accent1"/>
-      <w:sz w:val="28"/>
-      <w:szCs w:val="28"/>
-    </w:rPr>
-  </w:style>
-  <w:style w:type="paragraph" w:styleId="Heading3">
-    <w:name w:val="Heading 3"/>
+      <w:rFonts w:asciiTheme="majorHAnsi" w:cstheme="majorBidi" w:eastAsiaTheme="majorEastAsia" w:hAnsiTheme="majorHAnsi"/>
+      <w:color w:themeColor="accent1" w:themeShade="BF" w:val="0F4761"/>
+      <w:sz w:val="32"/>
+      <w:szCs w:val="32"/>
+    </w:rPr>
+  </w:style>
+  <w:style w:styleId="Heading3" w:type="paragraph">
+    <w:name w:val="heading 3"/>
     <w:basedOn w:val="Normal"/>
     <w:next w:val="BodyText"/>
+    <w:link w:val="Heading3Char"/>
     <w:uiPriority w:val="9"/>
+    <w:semiHidden/>
     <w:unhideWhenUsed/>
     <w:qFormat/>
+    <w:rsid w:val="00A10FD9"/>
     <w:pPr>
       <w:keepNext/>
       <w:keepLines/>
-      <w:spacing w:before="200" w:after="0"/>
+      <w:spacing w:after="80" w:before="160"/>
       <w:outlineLvl w:val="2"/>
     </w:pPr>
     <w:rPr>
-      <w:rFonts w:asciiTheme="majorHAnsi" w:eastAsiaTheme="majorEastAsia" w:hAnsiTheme="majorHAnsi" w:cstheme="majorBidi"/>
-      <w:b/>
-      <w:bCs/>
-      <w:color w:val="4F81BD" w:themeColor="accent1"/>
-      <w:sz w:val="24"/>
-      <w:szCs w:val="24"/>
-    </w:rPr>
-  </w:style>
-  <w:style w:type="paragraph" w:styleId="Heading4">
-    <w:name w:val="Heading 4"/>
+      <w:rFonts w:cstheme="majorBidi" w:eastAsiaTheme="majorEastAsia"/>
+      <w:color w:themeColor="accent1" w:themeShade="BF" w:val="0F4761"/>
+      <w:sz w:val="28"/>
+      <w:szCs w:val="28"/>
+    </w:rPr>
+  </w:style>
+  <w:style w:styleId="Heading4" w:type="paragraph">
+    <w:name w:val="heading 4"/>
     <w:basedOn w:val="Normal"/>
     <w:next w:val="BodyText"/>
+    <w:link w:val="Heading4Char"/>
     <w:uiPriority w:val="9"/>
+    <w:semiHidden/>
     <w:unhideWhenUsed/>
     <w:qFormat/>
+    <w:rsid w:val="00A10FD9"/>
     <w:pPr>
       <w:keepNext/>
       <w:keepLines/>
-      <w:spacing w:before="200" w:after="0"/>
+      <w:spacing w:after="40" w:before="80"/>
       <w:outlineLvl w:val="3"/>
     </w:pPr>
     <w:rPr>
-      <w:rFonts w:asciiTheme="majorHAnsi" w:eastAsiaTheme="majorEastAsia" w:hAnsiTheme="majorHAnsi" w:cstheme="majorBidi"/>
+      <w:rFonts w:cstheme="majorBidi" w:eastAsiaTheme="majorEastAsia"/>
       <w:i/>
-      <w:bCs/>
-      <w:color w:val="4F81BD" w:themeColor="accent1"/>
-      <w:sz w:val="24"/>
-      <w:szCs w:val="24"/>
-    </w:rPr>
-  </w:style>
-  <w:style w:type="paragraph" w:styleId="Heading5">
-    <w:name w:val="Heading 5"/>
+      <w:iCs/>
+      <w:color w:themeColor="accent1" w:themeShade="BF" w:val="0F4761"/>
+    </w:rPr>
+  </w:style>
+  <w:style w:styleId="Heading5" w:type="paragraph">
+    <w:name w:val="heading 5"/>
     <w:basedOn w:val="Normal"/>
     <w:next w:val="BodyText"/>
+    <w:link w:val="Heading5Char"/>
     <w:uiPriority w:val="9"/>
+    <w:semiHidden/>
     <w:unhideWhenUsed/>
     <w:qFormat/>
+    <w:rsid w:val="00A10FD9"/>
     <w:pPr>
       <w:keepNext/>
       <w:keepLines/>
-      <w:spacing w:before="200" w:after="0"/>
+      <w:spacing w:after="40" w:before="80"/>
       <w:outlineLvl w:val="4"/>
     </w:pPr>
     <w:rPr>
-      <w:rFonts w:asciiTheme="majorHAnsi" w:eastAsiaTheme="majorEastAsia" w:hAnsiTheme="majorHAnsi" w:cstheme="majorBidi"/>
-      <w:iCs/>
-      <w:color w:val="4F81BD" w:themeColor="accent1"/>
-      <w:sz w:val="24"/>
-      <w:szCs w:val="24"/>
-    </w:rPr>
-  </w:style>
-  <w:style w:type="paragraph" w:styleId="Heading6">
-    <w:name w:val="Heading 6"/>
+      <w:rFonts w:cstheme="majorBidi" w:eastAsiaTheme="majorEastAsia"/>
+      <w:color w:themeColor="accent1" w:themeShade="BF" w:val="0F4761"/>
+    </w:rPr>
+  </w:style>
+  <w:style w:styleId="Heading6" w:type="paragraph">
+    <w:name w:val="heading 6"/>
     <w:basedOn w:val="Normal"/>
     <w:next w:val="BodyText"/>
+    <w:link w:val="Heading6Char"/>
     <w:uiPriority w:val="9"/>
+    <w:semiHidden/>
     <w:unhideWhenUsed/>
     <w:qFormat/>
+    <w:rsid w:val="00A10FD9"/>
     <w:pPr>
       <w:keepNext/>
       <w:keepLines/>
-      <w:spacing w:before="200" w:after="0"/>
+      <w:spacing w:after="0" w:before="40"/>
       <w:outlineLvl w:val="5"/>
     </w:pPr>
     <w:rPr>
-      <w:rFonts w:asciiTheme="majorHAnsi" w:eastAsiaTheme="majorEastAsia" w:hAnsiTheme="majorHAnsi" w:cstheme="majorBidi"/>
-      <w:color w:val="4F81BD" w:themeColor="accent1"/>
-      <w:sz w:val="24"/>
-      <w:szCs w:val="24"/>
-    </w:rPr>
-  </w:style>
-  <w:style w:type="paragraph" w:styleId="Heading7">
-    <w:name w:val="Heading 7"/>
+      <w:rFonts w:cstheme="majorBidi" w:eastAsiaTheme="majorEastAsia"/>
+      <w:i/>
+      <w:iCs/>
+      <w:color w:themeColor="text1" w:themeTint="A6" w:val="595959"/>
+    </w:rPr>
+  </w:style>
+  <w:style w:styleId="Heading7" w:type="paragraph">
+    <w:name w:val="heading 7"/>
     <w:basedOn w:val="Normal"/>
     <w:next w:val="BodyText"/>
+    <w:link w:val="Heading7Char"/>
     <w:uiPriority w:val="9"/>
+    <w:semiHidden/>
     <w:unhideWhenUsed/>
     <w:qFormat/>
+    <w:rsid w:val="00A10FD9"/>
     <w:pPr>
       <w:keepNext/>
       <w:keepLines/>
-      <w:spacing w:before="200" w:after="0"/>
+      <w:spacing w:after="0" w:before="40"/>
       <w:outlineLvl w:val="6"/>
     </w:pPr>
     <w:rPr>
-      <w:rFonts w:asciiTheme="majorHAnsi" w:eastAsiaTheme="majorEastAsia" w:hAnsiTheme="majorHAnsi" w:cstheme="majorBidi"/>
-      <w:color w:val="4F81BD" w:themeColor="accent1"/>
-      <w:sz w:val="24"/>
-      <w:szCs w:val="24"/>
-    </w:rPr>
-  </w:style>
-  <w:style w:type="paragraph" w:styleId="Heading8">
-    <w:name w:val="Heading 8"/>
+      <w:rFonts w:cstheme="majorBidi" w:eastAsiaTheme="majorEastAsia"/>
+      <w:color w:themeColor="text1" w:themeTint="A6" w:val="595959"/>
+    </w:rPr>
+  </w:style>
+  <w:style w:styleId="Heading8" w:type="paragraph">
+    <w:name w:val="heading 8"/>
     <w:basedOn w:val="Normal"/>
     <w:next w:val="BodyText"/>
+    <w:link w:val="Heading8Char"/>
     <w:uiPriority w:val="9"/>
+    <w:semiHidden/>
     <w:unhideWhenUsed/>
     <w:qFormat/>
+    <w:rsid w:val="00A10FD9"/>
     <w:pPr>
       <w:keepNext/>
       <w:keepLines/>
-      <w:spacing w:before="200" w:after="0"/>
+      <w:spacing w:after="0"/>
       <w:outlineLvl w:val="7"/>
     </w:pPr>
     <w:rPr>
-      <w:rFonts w:asciiTheme="majorHAnsi" w:eastAsiaTheme="majorEastAsia" w:hAnsiTheme="majorHAnsi" w:cstheme="majorBidi"/>
-      <w:color w:val="4F81BD" w:themeColor="accent1"/>
-      <w:sz w:val="24"/>
-      <w:szCs w:val="24"/>
-    </w:rPr>
-  </w:style>
-  <w:style w:type="paragraph" w:styleId="Heading9">
-    <w:name w:val="Heading 9"/>
+      <w:rFonts w:cstheme="majorBidi" w:eastAsiaTheme="majorEastAsia"/>
+      <w:i/>
+      <w:iCs/>
+      <w:color w:themeColor="text1" w:themeTint="D8" w:val="272727"/>
+    </w:rPr>
+  </w:style>
+  <w:style w:styleId="Heading9" w:type="paragraph">
+    <w:name w:val="heading 9"/>
     <w:basedOn w:val="Normal"/>
     <w:next w:val="BodyText"/>
+    <w:link w:val="Heading9Char"/>
     <w:uiPriority w:val="9"/>
+    <w:semiHidden/>
     <w:unhideWhenUsed/>
     <w:qFormat/>
+    <w:rsid w:val="00A10FD9"/>
     <w:pPr>
       <w:keepNext/>
       <w:keepLines/>
-      <w:spacing w:before="200" w:after="0"/>
+      <w:spacing w:after="0"/>
       <w:outlineLvl w:val="8"/>
     </w:pPr>
     <w:rPr>
-      <w:rFonts w:asciiTheme="majorHAnsi" w:eastAsiaTheme="majorEastAsia" w:hAnsiTheme="majorHAnsi" w:cstheme="majorBidi"/>
-      <w:color w:val="4F81BD" w:themeColor="accent1"/>
-      <w:sz w:val="24"/>
-      <w:szCs w:val="24"/>
-    </w:rPr>
-  </w:style>
-  <w:style w:type="paragraph" w:styleId="BlockText">
+      <w:rFonts w:cstheme="majorBidi" w:eastAsiaTheme="majorEastAsia"/>
+      <w:color w:themeColor="text1" w:themeTint="D8" w:val="272727"/>
+    </w:rPr>
+  </w:style>
+  <w:style w:customStyle="1" w:styleId="Heading1Char" w:type="character">
+    <w:name w:val="Heading 1 Char"/>
+    <w:basedOn w:val="DefaultParagraphFont"/>
+    <w:link w:val="Heading1"/>
+    <w:uiPriority w:val="9"/>
+    <w:rsid w:val="00A10FD9"/>
+    <w:rPr>
+      <w:rFonts w:asciiTheme="majorHAnsi" w:cstheme="majorBidi" w:eastAsiaTheme="majorEastAsia" w:hAnsiTheme="majorHAnsi"/>
+      <w:color w:themeColor="accent1" w:themeShade="BF" w:val="0F4761"/>
+      <w:sz w:val="40"/>
+      <w:szCs w:val="40"/>
+    </w:rPr>
+  </w:style>
+  <w:style w:customStyle="1" w:styleId="Heading2Char" w:type="character">
+    <w:name w:val="Heading 2 Char"/>
+    <w:basedOn w:val="DefaultParagraphFont"/>
+    <w:link w:val="Heading2"/>
+    <w:uiPriority w:val="9"/>
+    <w:semiHidden/>
+    <w:rsid w:val="00A10FD9"/>
+    <w:rPr>
+      <w:rFonts w:asciiTheme="majorHAnsi" w:cstheme="majorBidi" w:eastAsiaTheme="majorEastAsia" w:hAnsiTheme="majorHAnsi"/>
+      <w:color w:themeColor="accent1" w:themeShade="BF" w:val="0F4761"/>
+      <w:sz w:val="32"/>
+      <w:szCs w:val="32"/>
+    </w:rPr>
+  </w:style>
+  <w:style w:customStyle="1" w:styleId="Heading3Char" w:type="character">
+    <w:name w:val="Heading 3 Char"/>
+    <w:basedOn w:val="DefaultParagraphFont"/>
+    <w:link w:val="Heading3"/>
+    <w:uiPriority w:val="9"/>
+    <w:semiHidden/>
+    <w:rsid w:val="00A10FD9"/>
+    <w:rPr>
+      <w:rFonts w:cstheme="majorBidi" w:eastAsiaTheme="majorEastAsia"/>
+      <w:color w:themeColor="accent1" w:themeShade="BF" w:val="0F4761"/>
+      <w:sz w:val="28"/>
+      <w:szCs w:val="28"/>
+    </w:rPr>
+  </w:style>
+  <w:style w:customStyle="1" w:styleId="Heading4Char" w:type="character">
+    <w:name w:val="Heading 4 Char"/>
+    <w:basedOn w:val="DefaultParagraphFont"/>
+    <w:link w:val="Heading4"/>
+    <w:uiPriority w:val="9"/>
+    <w:semiHidden/>
+    <w:rsid w:val="00A10FD9"/>
+    <w:rPr>
+      <w:rFonts w:cstheme="majorBidi" w:eastAsiaTheme="majorEastAsia"/>
+      <w:i/>
+      <w:iCs/>
+      <w:color w:themeColor="accent1" w:themeShade="BF" w:val="0F4761"/>
+    </w:rPr>
+  </w:style>
+  <w:style w:customStyle="1" w:styleId="Heading5Char" w:type="character">
+    <w:name w:val="Heading 5 Char"/>
+    <w:basedOn w:val="DefaultParagraphFont"/>
+    <w:link w:val="Heading5"/>
+    <w:uiPriority w:val="9"/>
+    <w:semiHidden/>
+    <w:rsid w:val="00A10FD9"/>
+    <w:rPr>
+      <w:rFonts w:cstheme="majorBidi" w:eastAsiaTheme="majorEastAsia"/>
+      <w:color w:themeColor="accent1" w:themeShade="BF" w:val="0F4761"/>
+    </w:rPr>
+  </w:style>
+  <w:style w:customStyle="1" w:styleId="Heading6Char" w:type="character">
+    <w:name w:val="Heading 6 Char"/>
+    <w:basedOn w:val="DefaultParagraphFont"/>
+    <w:link w:val="Heading6"/>
+    <w:uiPriority w:val="9"/>
+    <w:semiHidden/>
+    <w:rsid w:val="00A10FD9"/>
+    <w:rPr>
+      <w:rFonts w:cstheme="majorBidi" w:eastAsiaTheme="majorEastAsia"/>
+      <w:i/>
+      <w:iCs/>
+      <w:color w:themeColor="text1" w:themeTint="A6" w:val="595959"/>
+    </w:rPr>
+  </w:style>
+  <w:style w:customStyle="1" w:styleId="Heading7Char" w:type="character">
+    <w:name w:val="Heading 7 Char"/>
+    <w:basedOn w:val="DefaultParagraphFont"/>
+    <w:link w:val="Heading7"/>
+    <w:uiPriority w:val="9"/>
+    <w:semiHidden/>
+    <w:rsid w:val="00A10FD9"/>
+    <w:rPr>
+      <w:rFonts w:cstheme="majorBidi" w:eastAsiaTheme="majorEastAsia"/>
+      <w:color w:themeColor="text1" w:themeTint="A6" w:val="595959"/>
+    </w:rPr>
+  </w:style>
+  <w:style w:customStyle="1" w:styleId="Heading8Char" w:type="character">
+    <w:name w:val="Heading 8 Char"/>
+    <w:basedOn w:val="DefaultParagraphFont"/>
+    <w:link w:val="Heading8"/>
+    <w:uiPriority w:val="9"/>
+    <w:semiHidden/>
+    <w:rsid w:val="00A10FD9"/>
+    <w:rPr>
+      <w:rFonts w:cstheme="majorBidi" w:eastAsiaTheme="majorEastAsia"/>
+      <w:i/>
+      <w:iCs/>
+      <w:color w:themeColor="text1" w:themeTint="D8" w:val="272727"/>
+    </w:rPr>
+  </w:style>
+  <w:style w:customStyle="1" w:styleId="Heading9Char" w:type="character">
+    <w:name w:val="Heading 9 Char"/>
+    <w:basedOn w:val="DefaultParagraphFont"/>
+    <w:link w:val="Heading9"/>
+    <w:uiPriority w:val="9"/>
+    <w:semiHidden/>
+    <w:rsid w:val="00A10FD9"/>
+    <w:rPr>
+      <w:rFonts w:cstheme="majorBidi" w:eastAsiaTheme="majorEastAsia"/>
+      <w:color w:themeColor="text1" w:themeTint="D8" w:val="272727"/>
+    </w:rPr>
+  </w:style>
+  <w:style w:styleId="BlockText" w:type="paragraph">
     <w:name w:val="Block Text"/>
     <w:basedOn w:val="BodyText"/>
     <w:next w:val="BodyText"/>
@@ -2798,11 +4410,11 @@
     <w:unhideWhenUsed/>
     <w:qFormat/>
     <w:pPr>
-      <w:spacing w:before="100" w:after="100"/>
+      <w:spacing w:after="100" w:before="100"/>
       <w:ind w:firstLine="0" w:left="480" w:right="480"/>
     </w:pPr>
   </w:style>
-  <w:style w:type="paragraph" w:styleId="FootnoteText">
+  <w:style w:styleId="FootnoteText" w:type="paragraph">
     <w:name w:val="Footnote Text"/>
     <w:basedOn w:val="Normal"/>
     <w:next w:val="FootnoteText"/>
@@ -2810,28 +4422,48 @@
     <w:unhideWhenUsed/>
     <w:qFormat/>
   </w:style>
-  <w:style w:type="character" w:default="1" w:styleId="DefaultParagraphFont">
+  <w:style w:styleId="FootnoteBlockText" w:type="paragraph">
+    <w:name w:val="Footnote Block Text"/>
+    <w:basedOn w:val="FootnoteText"/>
+    <w:next w:val="FootnoteText"/>
+    <w:uiPriority w:val="9"/>
+    <w:unhideWhenUsed/>
+    <w:qFormat/>
+    <w:pPr>
+      <w:spacing w:after="100" w:before="100"/>
+      <w:ind w:firstLine="0" w:left="480" w:right="480"/>
+    </w:pPr>
+  </w:style>
+  <w:style w:default="1" w:styleId="DefaultParagraphFont" w:type="character">
     <w:name w:val="Default Paragraph Font"/>
     <w:semiHidden/>
     <w:unhideWhenUsed/>
   </w:style>
-  <w:style w:type="table" w:default="1" w:styleId="Table">
+  <w:style w:default="1" w:styleId="Table" w:type="table">
     <w:name w:val="Table"/>
     <w:basedOn w:val="TableNormal"/>
     <w:semiHidden/>
     <w:unhideWhenUsed/>
     <w:qFormat/>
     <w:tblPr>
-      <w:tblInd w:w="0" w:type="dxa"/>
+      <w:tblInd w:type="dxa" w:w="0"/>
       <w:tblCellMar>
-        <w:top w:w="0" w:type="dxa"/>
-        <w:left w:w="108" w:type="dxa"/>
-        <w:bottom w:w="0" w:type="dxa"/>
-        <w:right w:w="108" w:type="dxa"/>
+        <w:top w:type="dxa" w:w="0"/>
+        <w:left w:type="dxa" w:w="108"/>
+        <w:bottom w:type="dxa" w:w="0"/>
+        <w:right w:type="dxa" w:w="108"/>
       </w:tblCellMar>
     </w:tblPr>
-  </w:style>
-  <w:style w:type="paragraph" w:customStyle="1" w:styleId="DefinitionTerm">
+    <w:tblStylePr w:type="firstRow">
+      <w:tcPr>
+        <w:tcBorders>
+          <w:bottom w:val="single"/>
+        </w:tcBorders>
+        <w:vAlign w:val="bottom"/>
+      </w:tcPr>
+    </w:tblStylePr>
+  </w:style>
+  <w:style w:customStyle="1" w:styleId="DefinitionTerm" w:type="paragraph">
     <w:name w:val="Definition Term"/>
     <w:basedOn w:val="Normal"/>
     <w:next w:val="Definition"/>
@@ -2844,49 +4476,49 @@
       <w:b/>
     </w:rPr>
   </w:style>
-  <w:style w:type="paragraph" w:customStyle="1" w:styleId="Definition">
+  <w:style w:customStyle="1" w:styleId="Definition" w:type="paragraph">
     <w:name w:val="Definition"/>
     <w:basedOn w:val="Normal"/>
   </w:style>
-  <w:style w:type="paragraph" w:styleId="Caption">
+  <w:style w:styleId="Caption" w:type="paragraph">
     <w:name w:val="Caption"/>
     <w:basedOn w:val="Normal"/>
     <w:link w:val="BodyTextChar"/>
     <w:pPr>
-      <w:spacing w:before="0" w:after="120"/>
+      <w:spacing w:after="120" w:before="0"/>
     </w:pPr>
     <w:rPr>
       <w:i/>
     </w:rPr>
   </w:style>
-  <w:style w:type="paragraph" w:customStyle="1" w:styleId="TableCaption">
+  <w:style w:customStyle="1" w:styleId="TableCaption" w:type="paragraph">
     <w:name w:val="Table Caption"/>
     <w:basedOn w:val="Caption"/>
     <w:pPr>
       <w:keepNext/>
     </w:pPr>
   </w:style>
-  <w:style w:type="paragraph" w:customStyle="1" w:styleId="ImageCaption">
+  <w:style w:customStyle="1" w:styleId="ImageCaption" w:type="paragraph">
     <w:name w:val="Image Caption"/>
     <w:basedOn w:val="Caption"/>
   </w:style>
-  <w:style w:type="paragraph" w:customStyle="1" w:styleId="Figure">
+  <w:style w:customStyle="1" w:styleId="Figure" w:type="paragraph">
     <w:name w:val="Figure"/>
     <w:basedOn w:val="Normal"/>
   </w:style>
-  <w:style w:type="paragraph" w:customStyle="1" w:styleId="CaptionedFigure">
+  <w:style w:customStyle="1" w:styleId="CaptionedFigure" w:type="paragraph">
     <w:name w:val="Captioned Figure"/>
     <w:basedOn w:val="Figure"/>
     <w:pPr>
       <w:keepNext/>
     </w:pPr>
   </w:style>
-  <w:style w:type="character" w:customStyle="1" w:styleId="BodyTextChar">
+  <w:style w:customStyle="1" w:styleId="BodyTextChar" w:type="character">
     <w:name w:val="Body Text Char"/>
     <w:basedOn w:val="DefaultParagraphFont"/>
     <w:link w:val="BodyText"/>
   </w:style>
-  <w:style w:type="character" w:customStyle="1" w:styleId="VerbatimChar">
+  <w:style w:customStyle="1" w:styleId="VerbatimChar" w:type="character">
     <w:name w:val="Verbatim Char"/>
     <w:basedOn w:val="BodyTextChar"/>
     <w:rPr>
@@ -2894,21 +4526,25 @@
       <w:sz w:val="22"/>
     </w:rPr>
   </w:style>
-  <w:style w:type="character" w:styleId="FootnoteReference">
+  <w:style w:customStyle="1" w:styleId="SectionNumber" w:type="character">
+    <w:name w:val="Section Number"/>
+    <w:basedOn w:val="BodyTextChar"/>
+  </w:style>
+  <w:style w:styleId="FootnoteReference" w:type="character">
     <w:name w:val="Footnote Reference"/>
     <w:basedOn w:val="BodyTextChar"/>
     <w:rPr>
       <w:vertAlign w:val="superscript"/>
     </w:rPr>
   </w:style>
-  <w:style w:type="character" w:styleId="Hyperlink">
+  <w:style w:styleId="Hyperlink" w:type="character">
     <w:name w:val="Hyperlink"/>
     <w:basedOn w:val="BodyTextChar"/>
     <w:rPr>
-      <w:color w:val="4F81BD" w:themeColor="accent1"/>
-    </w:rPr>
-  </w:style>
-  <w:style w:type="paragraph" w:styleId="TOCHeading">
+      <w:color w:themeColor="accent1" w:val="4F81BD"/>
+    </w:rPr>
+  </w:style>
+  <w:style w:styleId="TOCHeading" w:type="paragraph">
     <w:name w:val="TOC Heading"/>
     <w:basedOn w:val="Heading1"/>
     <w:next w:val="BodyText"/>
@@ -2920,10 +4556,10 @@
       <w:outlineLvl w:val="9"/>
     </w:pPr>
     <w:rPr>
-      <w:rFonts w:asciiTheme="majorHAnsi" w:eastAsiaTheme="majorEastAsia" w:hAnsiTheme="majorHAnsi" w:cstheme="majorBidi"/>
+      <w:rFonts w:asciiTheme="majorHAnsi" w:cstheme="majorBidi" w:eastAsiaTheme="majorEastAsia" w:hAnsiTheme="majorHAnsi"/>
       <w:b w:val="0"/>
       <w:bCs w:val="0"/>
-      <w:color w:val="365F91" w:themeColor="accent1" w:themeShade="BF"/>
+      <w:color w:themeColor="accent1" w:themeShade="BF" w:val="365F91"/>
     </w:rPr>
   </w:style>
   <w:style w:type="paragraph" w:customStyle="1" w:styleId="SourceCode">
@@ -2938,8 +4574,8 @@
     <w:name w:val="KeywordTok"/>
     <w:basedOn w:val="VerbatimChar"/>
     <w:rPr>
+      <w:b/>
       <w:color w:val="007020"/>
-      <w:b/>
     </w:rPr>
   </w:style>
   <w:style w:type="character" w:customStyle="1" w:styleId="DataTypeTok">
@@ -3015,40 +4651,43 @@
   <w:style w:type="character" w:customStyle="1" w:styleId="ImportTok">
     <w:name w:val="ImportTok"/>
     <w:basedOn w:val="VerbatimChar"/>
-    <w:rPr/>
+    <w:rPr>
+      <w:b/>
+      <w:color w:val="008000"/>
+    </w:rPr>
   </w:style>
   <w:style w:type="character" w:customStyle="1" w:styleId="CommentTok">
     <w:name w:val="CommentTok"/>
     <w:basedOn w:val="VerbatimChar"/>
     <w:rPr>
+      <w:i/>
       <w:color w:val="60a0b0"/>
-      <w:i/>
     </w:rPr>
   </w:style>
   <w:style w:type="character" w:customStyle="1" w:styleId="DocumentationTok">
     <w:name w:val="DocumentationTok"/>
     <w:basedOn w:val="VerbatimChar"/>
     <w:rPr>
+      <w:i/>
       <w:color w:val="ba2121"/>
-      <w:i/>
     </w:rPr>
   </w:style>
   <w:style w:type="character" w:customStyle="1" w:styleId="AnnotationTok">
     <w:name w:val="AnnotationTok"/>
     <w:basedOn w:val="VerbatimChar"/>
     <w:rPr>
-      <w:color w:val="60a0b0"/>
       <w:b/>
       <w:i/>
+      <w:color w:val="60a0b0"/>
     </w:rPr>
   </w:style>
   <w:style w:type="character" w:customStyle="1" w:styleId="CommentVarTok">
     <w:name w:val="CommentVarTok"/>
     <w:basedOn w:val="VerbatimChar"/>
     <w:rPr>
-      <w:color w:val="60a0b0"/>
       <w:b/>
       <w:i/>
+      <w:color w:val="60a0b0"/>
     </w:rPr>
   </w:style>
   <w:style w:type="character" w:customStyle="1" w:styleId="OtherTok">
@@ -3076,8 +4715,8 @@
     <w:name w:val="ControlFlowTok"/>
     <w:basedOn w:val="VerbatimChar"/>
     <w:rPr>
+      <w:b/>
       <w:color w:val="007020"/>
-      <w:b/>
     </w:rPr>
   </w:style>
   <w:style w:type="character" w:customStyle="1" w:styleId="OperatorTok">
@@ -3090,7 +4729,9 @@
   <w:style w:type="character" w:customStyle="1" w:styleId="BuiltInTok">
     <w:name w:val="BuiltInTok"/>
     <w:basedOn w:val="VerbatimChar"/>
-    <w:rPr/>
+    <w:rPr>
+      <w:color w:val="008000"/>
+    </w:rPr>
   </w:style>
   <w:style w:type="character" w:customStyle="1" w:styleId="ExtensionTok">
     <w:name w:val="ExtensionTok"/>
@@ -3120,34 +4761,34 @@
     <w:name w:val="InformationTok"/>
     <w:basedOn w:val="VerbatimChar"/>
     <w:rPr>
-      <w:color w:val="60a0b0"/>
       <w:b/>
       <w:i/>
+      <w:color w:val="60a0b0"/>
     </w:rPr>
   </w:style>
   <w:style w:type="character" w:customStyle="1" w:styleId="WarningTok">
     <w:name w:val="WarningTok"/>
     <w:basedOn w:val="VerbatimChar"/>
     <w:rPr>
-      <w:color w:val="60a0b0"/>
       <w:b/>
       <w:i/>
+      <w:color w:val="60a0b0"/>
     </w:rPr>
   </w:style>
   <w:style w:type="character" w:customStyle="1" w:styleId="AlertTok">
     <w:name w:val="AlertTok"/>
     <w:basedOn w:val="VerbatimChar"/>
     <w:rPr>
+      <w:b/>
       <w:color w:val="ff0000"/>
-      <w:b/>
     </w:rPr>
   </w:style>
   <w:style w:type="character" w:customStyle="1" w:styleId="ErrorTok">
     <w:name w:val="ErrorTok"/>
     <w:basedOn w:val="VerbatimChar"/>
     <w:rPr>
+      <w:b/>
       <w:color w:val="ff0000"/>
-      <w:b/>
     </w:rPr>
   </w:style>
   <w:style w:type="character" w:customStyle="1" w:styleId="NormalTok">
@@ -3169,44 +4810,44 @@
         <a:sysClr val="window" lastClr="FFFFFF"/>
       </a:lt1>
       <a:dk2>
-        <a:srgbClr val="1F497D"/>
+        <a:srgbClr val="0E2841"/>
       </a:dk2>
       <a:lt2>
-        <a:srgbClr val="EEECE1"/>
+        <a:srgbClr val="E8E8E8"/>
       </a:lt2>
       <a:accent1>
-        <a:srgbClr val="4F81BD"/>
+        <a:srgbClr val="156082"/>
       </a:accent1>
       <a:accent2>
-        <a:srgbClr val="C0504D"/>
+        <a:srgbClr val="E97132"/>
       </a:accent2>
       <a:accent3>
-        <a:srgbClr val="9BBB59"/>
+        <a:srgbClr val="196B24"/>
       </a:accent3>
       <a:accent4>
-        <a:srgbClr val="8064A2"/>
+        <a:srgbClr val="0F9ED5"/>
       </a:accent4>
       <a:accent5>
-        <a:srgbClr val="4BACC6"/>
+        <a:srgbClr val="A02B93"/>
       </a:accent5>
       <a:accent6>
-        <a:srgbClr val="F79646"/>
+        <a:srgbClr val="4EA72E"/>
       </a:accent6>
       <a:hlink>
-        <a:srgbClr val="0000FF"/>
+        <a:srgbClr val="467886"/>
       </a:hlink>
       <a:folHlink>
-        <a:srgbClr val="800080"/>
+        <a:srgbClr val="96607D"/>
       </a:folHlink>
     </a:clrScheme>
     <a:fontScheme name="Office">
       <a:majorFont>
-        <a:latin typeface="Calibri"/>
+        <a:latin typeface="Aptos Display" panose="02110004020202020204"/>
         <a:ea typeface=""/>
         <a:cs typeface=""/>
-        <a:font script="Jpan" typeface="ＭＳ ゴシック"/>
+        <a:font script="Jpan" typeface="游ゴシック Light"/>
         <a:font script="Hang" typeface="맑은 고딕"/>
-        <a:font script="Hans" typeface="宋体"/>
+        <a:font script="Hans" typeface="等线 Light"/>
         <a:font script="Hant" typeface="新細明體"/>
         <a:font script="Arab" typeface="Times New Roman"/>
         <a:font script="Hebr" typeface="Times New Roman"/>
@@ -3233,14 +4874,32 @@
         <a:font script="Mong" typeface="Mongolian Baiti"/>
         <a:font script="Viet" typeface="Times New Roman"/>
         <a:font script="Uigh" typeface="Microsoft Uighur"/>
+        <a:font script="Geor" typeface="Sylfaen"/>
+        <a:font script="Armn" typeface="Arial"/>
+        <a:font script="Bugi" typeface="Leelawadee UI"/>
+        <a:font script="Bopo" typeface="Microsoft JhengHei"/>
+        <a:font script="Java" typeface="Javanese Text"/>
+        <a:font script="Lisu" typeface="Segoe UI"/>
+        <a:font script="Mymr" typeface="Myanmar Text"/>
+        <a:font script="Nkoo" typeface="Ebrima"/>
+        <a:font script="Olck" typeface="Nirmala UI"/>
+        <a:font script="Osma" typeface="Ebrima"/>
+        <a:font script="Phag" typeface="Phagspa"/>
+        <a:font script="Syrn" typeface="Estrangelo Edessa"/>
+        <a:font script="Syrj" typeface="Estrangelo Edessa"/>
+        <a:font script="Syre" typeface="Estrangelo Edessa"/>
+        <a:font script="Sora" typeface="Nirmala UI"/>
+        <a:font script="Tale" typeface="Microsoft Tai Le"/>
+        <a:font script="Talu" typeface="Microsoft New Tai Lue"/>
+        <a:font script="Tfng" typeface="Ebrima"/>
       </a:majorFont>
       <a:minorFont>
-        <a:latin typeface="Cambria"/>
+        <a:latin typeface="Aptos" panose="02110004020202020204"/>
         <a:ea typeface=""/>
         <a:cs typeface=""/>
-        <a:font script="Jpan" typeface="ＭＳ 明朝"/>
+        <a:font script="Jpan" typeface="游明朝"/>
         <a:font script="Hang" typeface="맑은 고딕"/>
-        <a:font script="Hans" typeface="宋体"/>
+        <a:font script="Hans" typeface="等线"/>
         <a:font script="Hant" typeface="新細明體"/>
         <a:font script="Arab" typeface="Arial"/>
         <a:font script="Hebr" typeface="Arial"/>
@@ -3267,6 +4926,24 @@
         <a:font script="Mong" typeface="Mongolian Baiti"/>
         <a:font script="Viet" typeface="Arial"/>
         <a:font script="Uigh" typeface="Microsoft Uighur"/>
+        <a:font script="Geor" typeface="Sylfaen"/>
+        <a:font script="Armn" typeface="Arial"/>
+        <a:font script="Bugi" typeface="Leelawadee UI"/>
+        <a:font script="Bopo" typeface="Microsoft JhengHei"/>
+        <a:font script="Java" typeface="Javanese Text"/>
+        <a:font script="Lisu" typeface="Segoe UI"/>
+        <a:font script="Mymr" typeface="Myanmar Text"/>
+        <a:font script="Nkoo" typeface="Ebrima"/>
+        <a:font script="Olck" typeface="Nirmala UI"/>
+        <a:font script="Osma" typeface="Ebrima"/>
+        <a:font script="Phag" typeface="Phagspa"/>
+        <a:font script="Syrn" typeface="Estrangelo Edessa"/>
+        <a:font script="Syrj" typeface="Estrangelo Edessa"/>
+        <a:font script="Syre" typeface="Estrangelo Edessa"/>
+        <a:font script="Sora" typeface="Nirmala UI"/>
+        <a:font script="Tale" typeface="Microsoft Tai Le"/>
+        <a:font script="Talu" typeface="Microsoft New Tai Lue"/>
+        <a:font script="Tfng" typeface="Ebrima"/>
       </a:minorFont>
     </a:fontScheme>
     <a:fmtScheme name="Office">
@@ -3278,200 +4955,141 @@
           <a:gsLst>
             <a:gs pos="0">
               <a:schemeClr val="phClr">
-                <a:tint val="50000"/>
-                <a:satMod val="300000"/>
+                <a:lumMod val="110000"/>
+                <a:satMod val="105000"/>
+                <a:tint val="67000"/>
               </a:schemeClr>
             </a:gs>
-            <a:gs pos="35000">
+            <a:gs pos="50000">
               <a:schemeClr val="phClr">
-                <a:tint val="37000"/>
-                <a:satMod val="300000"/>
+                <a:lumMod val="105000"/>
+                <a:satMod val="103000"/>
+                <a:tint val="73000"/>
               </a:schemeClr>
             </a:gs>
             <a:gs pos="100000">
               <a:schemeClr val="phClr">
-                <a:tint val="15000"/>
-                <a:satMod val="350000"/>
+                <a:lumMod val="105000"/>
+                <a:satMod val="109000"/>
+                <a:tint val="81000"/>
               </a:schemeClr>
             </a:gs>
           </a:gsLst>
-          <a:lin ang="16200000" scaled="1"/>
+          <a:lin ang="5400000" scaled="0"/>
         </a:gradFill>
         <a:gradFill rotWithShape="1">
           <a:gsLst>
             <a:gs pos="0">
               <a:schemeClr val="phClr">
-                <a:tint val="100000"/>
+                <a:satMod val="103000"/>
+                <a:lumMod val="102000"/>
+                <a:tint val="94000"/>
+              </a:schemeClr>
+            </a:gs>
+            <a:gs pos="50000">
+              <a:schemeClr val="phClr">
+                <a:satMod val="110000"/>
+                <a:lumMod val="100000"/>
                 <a:shade val="100000"/>
-                <a:satMod val="130000"/>
               </a:schemeClr>
             </a:gs>
             <a:gs pos="100000">
               <a:schemeClr val="phClr">
-                <a:tint val="50000"/>
-                <a:shade val="100000"/>
-                <a:satMod val="350000"/>
+                <a:lumMod val="99000"/>
+                <a:satMod val="120000"/>
+                <a:shade val="78000"/>
               </a:schemeClr>
             </a:gs>
           </a:gsLst>
-          <a:lin ang="16200000" scaled="0"/>
+          <a:lin ang="5400000" scaled="0"/>
         </a:gradFill>
       </a:fillStyleLst>
       <a:lnStyleLst>
-        <a:ln w="9525" cap="flat" cmpd="sng" algn="ctr">
-          <a:solidFill>
-            <a:schemeClr val="phClr">
-              <a:shade val="95000"/>
-              <a:satMod val="105000"/>
-            </a:schemeClr>
-          </a:solidFill>
-          <a:prstDash val="solid"/>
-        </a:ln>
-        <a:ln w="25400" cap="flat" cmpd="sng" algn="ctr">
+        <a:ln w="6350" cap="flat" cmpd="sng" algn="ctr">
           <a:solidFill>
             <a:schemeClr val="phClr"/>
           </a:solidFill>
           <a:prstDash val="solid"/>
+          <a:miter lim="800000"/>
         </a:ln>
-        <a:ln w="38100" cap="flat" cmpd="sng" algn="ctr">
+        <a:ln w="12700" cap="flat" cmpd="sng" algn="ctr">
           <a:solidFill>
             <a:schemeClr val="phClr"/>
           </a:solidFill>
           <a:prstDash val="solid"/>
+          <a:miter lim="800000"/>
+        </a:ln>
+        <a:ln w="19050" cap="flat" cmpd="sng" algn="ctr">
+          <a:solidFill>
+            <a:schemeClr val="phClr"/>
+          </a:solidFill>
+          <a:prstDash val="solid"/>
+          <a:miter lim="800000"/>
         </a:ln>
       </a:lnStyleLst>
       <a:effectStyleLst>
         <a:effectStyle>
+          <a:effectLst/>
+        </a:effectStyle>
+        <a:effectStyle>
+          <a:effectLst/>
+        </a:effectStyle>
+        <a:effectStyle>
           <a:effectLst>
-            <a:outerShdw blurRad="40000" dist="20000" dir="5400000" rotWithShape="0">
+            <a:outerShdw blurRad="57150" dist="19050" dir="5400000" algn="ctr" rotWithShape="0">
               <a:srgbClr val="000000">
-                <a:alpha val="38000"/>
+                <a:alpha val="63000"/>
               </a:srgbClr>
             </a:outerShdw>
           </a:effectLst>
-        </a:effectStyle>
-        <a:effectStyle>
-          <a:effectLst>
-            <a:outerShdw blurRad="40000" dist="23000" dir="5400000" rotWithShape="0">
-              <a:srgbClr val="000000">
-                <a:alpha val="35000"/>
-              </a:srgbClr>
-            </a:outerShdw>
-          </a:effectLst>
-        </a:effectStyle>
-        <a:effectStyle>
-          <a:effectLst>
-            <a:outerShdw blurRad="40000" dist="23000" dir="5400000" rotWithShape="0">
-              <a:srgbClr val="000000">
-                <a:alpha val="35000"/>
-              </a:srgbClr>
-            </a:outerShdw>
-          </a:effectLst>
-          <a:scene3d>
-            <a:camera prst="orthographicFront">
-              <a:rot lat="0" lon="0" rev="0"/>
-            </a:camera>
-            <a:lightRig rig="threePt" dir="t">
-              <a:rot lat="0" lon="0" rev="1200000"/>
-            </a:lightRig>
-          </a:scene3d>
-          <a:sp3d>
-            <a:bevelT w="63500" h="25400"/>
-          </a:sp3d>
         </a:effectStyle>
       </a:effectStyleLst>
       <a:bgFillStyleLst>
         <a:solidFill>
           <a:schemeClr val="phClr"/>
         </a:solidFill>
+        <a:solidFill>
+          <a:schemeClr val="phClr">
+            <a:tint val="95000"/>
+            <a:satMod val="170000"/>
+          </a:schemeClr>
+        </a:solidFill>
         <a:gradFill rotWithShape="1">
           <a:gsLst>
             <a:gs pos="0">
               <a:schemeClr val="phClr">
-                <a:tint val="40000"/>
-                <a:satMod val="350000"/>
+                <a:tint val="93000"/>
+                <a:satMod val="150000"/>
+                <a:shade val="98000"/>
+                <a:lumMod val="102000"/>
               </a:schemeClr>
             </a:gs>
-            <a:gs pos="40000">
+            <a:gs pos="50000">
               <a:schemeClr val="phClr">
-                <a:tint val="45000"/>
-                <a:shade val="99000"/>
-                <a:satMod val="350000"/>
+                <a:tint val="98000"/>
+                <a:satMod val="130000"/>
+                <a:shade val="90000"/>
+                <a:lumMod val="103000"/>
               </a:schemeClr>
             </a:gs>
             <a:gs pos="100000">
               <a:schemeClr val="phClr">
-                <a:shade val="20000"/>
-                <a:satMod val="255000"/>
+                <a:shade val="63000"/>
+                <a:satMod val="120000"/>
               </a:schemeClr>
             </a:gs>
           </a:gsLst>
-          <a:path path="circle">
-            <a:fillToRect l="50000" t="-80000" r="50000" b="180000"/>
-          </a:path>
-        </a:gradFill>
-        <a:gradFill rotWithShape="1">
-          <a:gsLst>
-            <a:gs pos="0">
-              <a:schemeClr val="phClr">
-                <a:tint val="80000"/>
-                <a:satMod val="300000"/>
-              </a:schemeClr>
-            </a:gs>
-            <a:gs pos="100000">
-              <a:schemeClr val="phClr">
-                <a:shade val="30000"/>
-                <a:satMod val="200000"/>
-              </a:schemeClr>
-            </a:gs>
-          </a:gsLst>
-          <a:path path="circle">
-            <a:fillToRect l="50000" t="50000" r="50000" b="50000"/>
-          </a:path>
+          <a:lin ang="5400000" scaled="0"/>
         </a:gradFill>
       </a:bgFillStyleLst>
     </a:fmtScheme>
   </a:themeElements>
-  <a:objectDefaults>
-    <a:spDef>
-      <a:spPr/>
-      <a:bodyPr/>
-      <a:lstStyle/>
-      <a:style>
-        <a:lnRef idx="1">
-          <a:schemeClr val="accent1"/>
-        </a:lnRef>
-        <a:fillRef idx="3">
-          <a:schemeClr val="accent1"/>
-        </a:fillRef>
-        <a:effectRef idx="2">
-          <a:schemeClr val="accent1"/>
-        </a:effectRef>
-        <a:fontRef idx="minor">
-          <a:schemeClr val="lt1"/>
-        </a:fontRef>
-      </a:style>
-    </a:spDef>
-    <a:lnDef>
-      <a:spPr/>
-      <a:bodyPr/>
-      <a:lstStyle/>
-      <a:style>
-        <a:lnRef idx="2">
-          <a:schemeClr val="accent1"/>
-        </a:lnRef>
-        <a:fillRef idx="0">
-          <a:schemeClr val="accent1"/>
-        </a:fillRef>
-        <a:effectRef idx="1">
-          <a:schemeClr val="accent1"/>
-        </a:effectRef>
-        <a:fontRef idx="minor">
-          <a:schemeClr val="tx1"/>
-        </a:fontRef>
-      </a:style>
-    </a:lnDef>
-  </a:objectDefaults>
+  <a:objectDefaults/>
   <a:extraClrSchemeLst/>
+  <a:extLst>
+    <a:ext uri="{05A4C25C-085E-4340-85A3-A5531E510DB2}">
+      <thm15:themeFamily xmlns:thm15="http://schemas.microsoft.com/office/thememl/2012/main" name="Office Theme" id="{2E142A2C-CD16-42D6-873A-C26D2A0506FA}" vid="{1BDDFF52-6CD6-40A5-AB3C-68EB2F1E4D0A}"/>
+    </a:ext>
+  </a:extLst>
 </a:theme>
 </file>